--- a/resources/calcul.docx
+++ b/resources/calcul.docx
@@ -1,6 +1,6 @@
 
 <file path=word/document.xml><?xml version="1.0" encoding="utf-8"?>
-<w:document xmlns:wpc="http://schemas.microsoft.com/office/word/2010/wordprocessingCanvas" xmlns:cx="http://schemas.microsoft.com/office/drawing/2014/chartex" xmlns:cx1="http://schemas.microsoft.com/office/drawing/2015/9/8/chartex" xmlns:cx2="http://schemas.microsoft.com/office/drawing/2015/10/21/chartex" xmlns:cx3="http://schemas.microsoft.com/office/drawing/2016/5/9/chartex" xmlns:cx4="http://schemas.microsoft.com/office/drawing/2016/5/10/chartex" xmlns:cx5="http://schemas.microsoft.com/office/drawing/2016/5/11/chartex" xmlns:cx6="http://schemas.microsoft.com/office/drawing/2016/5/12/chartex" xmlns:cx7="http://schemas.microsoft.com/office/drawing/2016/5/13/chartex" xmlns:cx8="http://schemas.microsoft.com/office/drawing/2016/5/14/chartex" xmlns:mc="http://schemas.openxmlformats.org/markup-compatibility/2006" xmlns:aink="http://schemas.microsoft.com/office/drawing/2016/ink" xmlns:am3d="http://schemas.microsoft.com/office/drawing/2017/model3d" xmlns:o="urn:schemas-microsoft-com:office:office" xmlns:r="http://schemas.openxmlformats.org/officeDocument/2006/relationships" xmlns:m="http://schemas.openxmlformats.org/officeDocument/2006/math" xmlns:v="urn:schemas-microsoft-com:vml" xmlns:wp14="http://schemas.microsoft.com/office/word/2010/wordprocessingDrawing" xmlns:wp="http://schemas.openxmlformats.org/drawingml/2006/wordprocessingDrawing" xmlns:w10="urn:schemas-microsoft-com:office:word" xmlns:w="http://schemas.openxmlformats.org/wordprocessingml/2006/main" xmlns:w14="http://schemas.microsoft.com/office/word/2010/wordml" xmlns:w15="http://schemas.microsoft.com/office/word/2012/wordml" xmlns:w16cex="http://schemas.microsoft.com/office/word/2018/wordml/cex" xmlns:w16cid="http://schemas.microsoft.com/office/word/2016/wordml/cid" xmlns:w16="http://schemas.microsoft.com/office/word/2018/wordml" xmlns:w16sdtdh="http://schemas.microsoft.com/office/word/2020/wordml/sdtdatahash" xmlns:w16se="http://schemas.microsoft.com/office/word/2015/wordml/symex" xmlns:wpg="http://schemas.microsoft.com/office/word/2010/wordprocessingGroup" xmlns:wpi="http://schemas.microsoft.com/office/word/2010/wordprocessingInk" xmlns:wne="http://schemas.microsoft.com/office/word/2006/wordml" xmlns:wps="http://schemas.microsoft.com/office/word/2010/wordprocessingShape" xmlns:a="http://schemas.openxmlformats.org/drawingml/2006/main" xmlns:pic="http://schemas.openxmlformats.org/drawingml/2006/picture" xmlns:a14="http://schemas.microsoft.com/office/drawing/2010/main" mc:Ignorable="w14 w15 w16se w16cid w16 w16cex w16sdtdh wp14">
+<w:document xmlns:wpc="http://schemas.microsoft.com/office/word/2010/wordprocessingCanvas" xmlns:cx="http://schemas.microsoft.com/office/drawing/2014/chartex" xmlns:cx1="http://schemas.microsoft.com/office/drawing/2015/9/8/chartex" xmlns:cx2="http://schemas.microsoft.com/office/drawing/2015/10/21/chartex" xmlns:cx3="http://schemas.microsoft.com/office/drawing/2016/5/9/chartex" xmlns:cx4="http://schemas.microsoft.com/office/drawing/2016/5/10/chartex" xmlns:cx5="http://schemas.microsoft.com/office/drawing/2016/5/11/chartex" xmlns:cx6="http://schemas.microsoft.com/office/drawing/2016/5/12/chartex" xmlns:cx7="http://schemas.microsoft.com/office/drawing/2016/5/13/chartex" xmlns:cx8="http://schemas.microsoft.com/office/drawing/2016/5/14/chartex" xmlns:mc="http://schemas.openxmlformats.org/markup-compatibility/2006" xmlns:aink="http://schemas.microsoft.com/office/drawing/2016/ink" xmlns:am3d="http://schemas.microsoft.com/office/drawing/2017/model3d" xmlns:o="urn:schemas-microsoft-com:office:office" xmlns:r="http://schemas.openxmlformats.org/officeDocument/2006/relationships" xmlns:m="http://schemas.openxmlformats.org/officeDocument/2006/math" xmlns:v="urn:schemas-microsoft-com:vml" xmlns:wp14="http://schemas.microsoft.com/office/word/2010/wordprocessingDrawing" xmlns:wp="http://schemas.openxmlformats.org/drawingml/2006/wordprocessingDrawing" xmlns:w10="urn:schemas-microsoft-com:office:word" xmlns:w="http://schemas.openxmlformats.org/wordprocessingml/2006/main" xmlns:w14="http://schemas.microsoft.com/office/word/2010/wordml" xmlns:w15="http://schemas.microsoft.com/office/word/2012/wordml" xmlns:w16cex="http://schemas.microsoft.com/office/word/2018/wordml/cex" xmlns:w16cid="http://schemas.microsoft.com/office/word/2016/wordml/cid" xmlns:w16="http://schemas.microsoft.com/office/word/2018/wordml" xmlns:w16sdtdh="http://schemas.microsoft.com/office/word/2020/wordml/sdtdatahash" xmlns:w16se="http://schemas.microsoft.com/office/word/2015/wordml/symex" xmlns:wpg="http://schemas.microsoft.com/office/word/2010/wordprocessingGroup" xmlns:wpi="http://schemas.microsoft.com/office/word/2010/wordprocessingInk" xmlns:wne="http://schemas.microsoft.com/office/word/2006/wordml" xmlns:wps="http://schemas.microsoft.com/office/word/2010/wordprocessingShape" mc:Ignorable="w14 w15 w16se w16cid w16 w16cex w16sdtdh wp14">
   <w:body>
     <w:p>
       <w:pPr>
@@ -64,6 +64,17 @@
       <w:pPr>
         <w:pStyle w:val="Sparation"/>
         <w:jc w:val="center"/>
+        <w:rPr>
+          <w:noProof/>
+          <w:sz w:val="16"/>
+          <w:szCs w:val="20"/>
+        </w:rPr>
+      </w:pPr>
+    </w:p>
+    <w:p>
+      <w:pPr>
+        <w:pStyle w:val="Sparation"/>
+        <w:jc w:val="center"/>
       </w:pPr>
       <w:r>
         <w:rPr>
@@ -123,20 +134,21 @@
         <w:tblLook w:val="04A0" w:firstRow="1" w:lastRow="0" w:firstColumn="1" w:lastColumn="0" w:noHBand="0" w:noVBand="1"/>
       </w:tblPr>
       <w:tblGrid>
-        <w:gridCol w:w="9199"/>
+        <w:gridCol w:w="263"/>
+        <w:gridCol w:w="8936"/>
         <w:gridCol w:w="263"/>
       </w:tblGrid>
       <w:tr>
         <w:tc>
           <w:tcPr>
-            <w:tcW w:w="9198" w:type="dxa"/>
+            <w:tcW w:w="9199" w:type="dxa"/>
+            <w:gridSpan w:val="2"/>
             <w:tcBorders>
               <w:top w:val="nil"/>
               <w:left w:val="nil"/>
               <w:bottom w:val="nil"/>
               <w:right w:val="nil"/>
             </w:tcBorders>
-            <w:tcMar/>
           </w:tcPr>
           <w:p>
             <w:pPr>
@@ -401,7 +413,7 @@
             </w:pPr>
             <w:r>
               <w:rPr>
-                <w:rFonts w:ascii="Open Sans" w:hAnsi="Open Sans" w:eastAsia="Calibri" w:cs="Open Sans"/>
+                <w:rFonts w:ascii="Open Sans" w:eastAsia="Calibri" w:hAnsi="Open Sans" w:cs="Open Sans"/>
                 <w:b/>
                 <w:bCs/>
                 <w:sz w:val="20"/>
@@ -411,7 +423,7 @@
             </w:r>
             <w:r>
               <w:rPr>
-                <w:rFonts w:ascii="Open Sans" w:hAnsi="Open Sans" w:eastAsia="Calibri" w:cs="Open Sans"/>
+                <w:rFonts w:ascii="Open Sans" w:eastAsia="Calibri" w:hAnsi="Open Sans" w:cs="Open Sans"/>
                 <w:b/>
                 <w:bCs/>
                 <w:sz w:val="20"/>
@@ -421,7 +433,7 @@
             </w:r>
             <w:r>
               <w:rPr>
-                <w:rFonts w:ascii="Open Sans" w:hAnsi="Open Sans" w:eastAsia="Calibri" w:cs="Open Sans"/>
+                <w:rFonts w:ascii="Open Sans" w:eastAsia="Calibri" w:hAnsi="Open Sans" w:cs="Open Sans"/>
                 <w:b/>
                 <w:bCs/>
                 <w:sz w:val="20"/>
@@ -455,11 +467,59 @@
             </w:pPr>
             <w:r>
               <w:rPr>
-                <w:rFonts w:ascii="Open Sans" w:hAnsi="Open Sans" w:eastAsia="Calibri" w:cs="Open Sans"/>
-                <w:sz w:val="20"/>
-                <w:szCs w:val="20"/>
-              </w:rPr>
-              <w:t>Un propriétaire met en vente son bien. Le prix de vente est divisé en trois parties :</w:t>
+                <w:rFonts w:ascii="Open Sans" w:eastAsia="Calibri" w:hAnsi="Open Sans" w:cs="Open Sans"/>
+                <w:sz w:val="20"/>
+                <w:szCs w:val="20"/>
+              </w:rPr>
+              <w:t xml:space="preserve">Un propriétaire </w:t>
+            </w:r>
+            <w:r>
+              <w:rPr>
+                <w:rFonts w:ascii="Open Sans" w:eastAsia="Calibri" w:hAnsi="Open Sans" w:cs="Open Sans"/>
+                <w:sz w:val="20"/>
+                <w:szCs w:val="20"/>
+              </w:rPr>
+              <w:t>(ci-après « </w:t>
+            </w:r>
+            <w:r>
+              <w:rPr>
+                <w:rFonts w:ascii="Open Sans" w:eastAsia="Calibri" w:hAnsi="Open Sans" w:cs="Open Sans"/>
+                <w:sz w:val="20"/>
+                <w:szCs w:val="20"/>
+              </w:rPr>
+              <w:t>l’usufruitier</w:t>
+            </w:r>
+            <w:r>
+              <w:rPr>
+                <w:rFonts w:ascii="Open Sans" w:eastAsia="Calibri" w:hAnsi="Open Sans" w:cs="Open Sans"/>
+                <w:sz w:val="20"/>
+                <w:szCs w:val="20"/>
+              </w:rPr>
+              <w:t xml:space="preserve"> ») </w:t>
+            </w:r>
+            <w:r>
+              <w:rPr>
+                <w:rFonts w:ascii="Open Sans" w:eastAsia="Calibri" w:hAnsi="Open Sans" w:cs="Open Sans"/>
+                <w:sz w:val="20"/>
+                <w:szCs w:val="20"/>
+              </w:rPr>
+              <w:t>met en vente son bien</w:t>
+            </w:r>
+            <w:r>
+              <w:rPr>
+                <w:rFonts w:ascii="Open Sans" w:eastAsia="Calibri" w:hAnsi="Open Sans" w:cs="Open Sans"/>
+                <w:sz w:val="20"/>
+                <w:szCs w:val="20"/>
+              </w:rPr>
+              <w:t xml:space="preserve"> en viager</w:t>
+            </w:r>
+            <w:r>
+              <w:rPr>
+                <w:rFonts w:ascii="Open Sans" w:eastAsia="Calibri" w:hAnsi="Open Sans" w:cs="Open Sans"/>
+                <w:sz w:val="20"/>
+                <w:szCs w:val="20"/>
+              </w:rPr>
+              <w:t>. Le prix de vente est divisé en trois parties :</w:t>
             </w:r>
           </w:p>
           <w:p>
@@ -478,19 +538,11 @@
             </w:pPr>
             <w:r>
               <w:rPr>
-                <w:rFonts w:ascii="Open Sans" w:hAnsi="Open Sans" w:eastAsia="Calibri" w:cs="Open Sans"/>
+                <w:rFonts w:ascii="Open Sans" w:eastAsia="Calibri" w:hAnsi="Open Sans" w:cs="Open Sans"/>
                 <w:sz w:val="20"/>
                 <w:szCs w:val="20"/>
               </w:rPr>
               <w:t>Le paiement d’un bouquet (montant)</w:t>
-            </w:r>
-            <w:r>
-              <w:rPr>
-                <w:rFonts w:ascii="Open Sans" w:hAnsi="Open Sans" w:eastAsia="Calibri" w:cs="Open Sans"/>
-                <w:sz w:val="20"/>
-                <w:szCs w:val="20"/>
-              </w:rPr>
-              <w:t>.</w:t>
             </w:r>
           </w:p>
           <w:p>
@@ -509,19 +561,11 @@
             </w:pPr>
             <w:r>
               <w:rPr>
-                <w:rFonts w:ascii="Open Sans" w:hAnsi="Open Sans" w:eastAsia="Calibri" w:cs="Open Sans"/>
+                <w:rFonts w:ascii="Open Sans" w:eastAsia="Calibri" w:hAnsi="Open Sans" w:cs="Open Sans"/>
                 <w:sz w:val="20"/>
                 <w:szCs w:val="20"/>
               </w:rPr>
               <w:t>Le paiement d’une rente viagère</w:t>
-            </w:r>
-            <w:r>
-              <w:rPr>
-                <w:rFonts w:ascii="Open Sans" w:hAnsi="Open Sans" w:eastAsia="Calibri" w:cs="Open Sans"/>
-                <w:sz w:val="20"/>
-                <w:szCs w:val="20"/>
-              </w:rPr>
-              <w:t>.</w:t>
             </w:r>
           </w:p>
           <w:p>
@@ -540,7 +584,7 @@
             </w:pPr>
             <w:r>
               <w:rPr>
-                <w:rFonts w:ascii="Open Sans" w:hAnsi="Open Sans" w:eastAsia="Calibri" w:cs="Open Sans"/>
+                <w:rFonts w:ascii="Open Sans" w:eastAsia="Calibri" w:hAnsi="Open Sans" w:cs="Open Sans"/>
                 <w:sz w:val="20"/>
                 <w:szCs w:val="20"/>
               </w:rPr>
@@ -548,61 +592,54 @@
             </w:r>
             <w:r>
               <w:rPr>
-                <w:rFonts w:ascii="Open Sans" w:hAnsi="Open Sans" w:eastAsia="Calibri" w:cs="Open Sans"/>
+                <w:rFonts w:ascii="Open Sans" w:eastAsia="Calibri" w:hAnsi="Open Sans" w:cs="Open Sans"/>
                 <w:sz w:val="20"/>
                 <w:szCs w:val="20"/>
               </w:rPr>
               <w:t>*</w:t>
             </w:r>
-            <w:r>
-              <w:rPr>
-                <w:rFonts w:ascii="Open Sans" w:hAnsi="Open Sans" w:eastAsia="Calibri" w:cs="Open Sans"/>
-                <w:sz w:val="20"/>
-                <w:szCs w:val="20"/>
-              </w:rPr>
-              <w:t xml:space="preserve">. </w:t>
-            </w:r>
-          </w:p>
-          <w:p>
-            <w:pPr>
-              <w:widowControl w:val="0"/>
-              <w:spacing w:after="0" w:line="240" w:lineRule="auto"/>
-              <w:rPr>
-                <w:rFonts w:ascii="Open Sans" w:hAnsi="Open Sans" w:cs="Open Sans"/>
-                <w:sz w:val="20"/>
-                <w:szCs w:val="20"/>
-              </w:rPr>
-            </w:pPr>
-            <w:r>
-              <w:rPr>
-                <w:rFonts w:ascii="Open Sans" w:hAnsi="Open Sans" w:eastAsia="Calibri" w:cs="Open Sans"/>
+          </w:p>
+          <w:p>
+            <w:pPr>
+              <w:widowControl w:val="0"/>
+              <w:spacing w:after="0" w:line="240" w:lineRule="auto"/>
+              <w:rPr>
+                <w:rFonts w:ascii="Open Sans" w:hAnsi="Open Sans" w:cs="Open Sans"/>
+                <w:sz w:val="20"/>
+                <w:szCs w:val="20"/>
+              </w:rPr>
+            </w:pPr>
+            <w:r>
+              <w:rPr>
+                <w:rFonts w:ascii="Open Sans" w:eastAsia="Calibri" w:hAnsi="Open Sans" w:cs="Open Sans"/>
                 <w:sz w:val="20"/>
                 <w:szCs w:val="20"/>
               </w:rPr>
               <w:br/>
-            </w:r>
-            <w:r>
-              <w:rPr>
-                <w:rFonts w:ascii="Open Sans" w:hAnsi="Open Sans" w:eastAsia="Calibri" w:cs="Open Sans"/>
-                <w:sz w:val="20"/>
-                <w:szCs w:val="20"/>
-              </w:rPr>
               <w:t>Estimation du bien par un expert immobilier agréé FINMA</w:t>
             </w:r>
-          </w:p>
-          <w:p>
-            <w:pPr>
-              <w:widowControl w:val="0"/>
-              <w:spacing w:after="0" w:line="240" w:lineRule="auto"/>
-              <w:rPr>
-                <w:rFonts w:ascii="Open Sans" w:hAnsi="Open Sans" w:cs="Open Sans"/>
-                <w:sz w:val="20"/>
-                <w:szCs w:val="20"/>
-              </w:rPr>
-            </w:pPr>
-            <w:r>
-              <w:rPr>
-                <w:rFonts w:ascii="Open Sans" w:hAnsi="Open Sans" w:eastAsia="Calibri" w:cs="Open Sans"/>
+            <w:r>
+              <w:rPr>
+                <w:rFonts w:ascii="Open Sans" w:eastAsia="Calibri" w:hAnsi="Open Sans" w:cs="Open Sans"/>
+                <w:sz w:val="20"/>
+                <w:szCs w:val="20"/>
+              </w:rPr>
+              <w:t>.</w:t>
+            </w:r>
+          </w:p>
+          <w:p>
+            <w:pPr>
+              <w:widowControl w:val="0"/>
+              <w:spacing w:after="0" w:line="240" w:lineRule="auto"/>
+              <w:rPr>
+                <w:rFonts w:ascii="Open Sans" w:hAnsi="Open Sans" w:cs="Open Sans"/>
+                <w:sz w:val="20"/>
+                <w:szCs w:val="20"/>
+              </w:rPr>
+            </w:pPr>
+            <w:r>
+              <w:rPr>
+                <w:rFonts w:ascii="Open Sans" w:eastAsia="Calibri" w:hAnsi="Open Sans" w:cs="Open Sans"/>
                 <w:sz w:val="20"/>
                 <w:szCs w:val="20"/>
               </w:rPr>
@@ -610,7 +647,7 @@
             </w:r>
             <w:r>
               <w:rPr>
-                <w:rFonts w:ascii="Open Sans" w:hAnsi="Open Sans" w:eastAsia="Calibri" w:cs="Open Sans"/>
+                <w:rFonts w:ascii="Open Sans" w:eastAsia="Calibri" w:hAnsi="Open Sans" w:cs="Open Sans"/>
                 <w:sz w:val="20"/>
                 <w:szCs w:val="20"/>
               </w:rPr>
@@ -618,7 +655,7 @@
             </w:r>
             <w:r>
               <w:rPr>
-                <w:rFonts w:ascii="Open Sans" w:hAnsi="Open Sans" w:eastAsia="Calibri" w:cs="Open Sans"/>
+                <w:rFonts w:ascii="Open Sans" w:eastAsia="Calibri" w:hAnsi="Open Sans" w:cs="Open Sans"/>
                 <w:sz w:val="20"/>
                 <w:szCs w:val="20"/>
               </w:rPr>
@@ -657,7 +694,7 @@
             </w:pPr>
             <w:r>
               <w:rPr>
-                <w:rFonts w:ascii="Open Sans" w:hAnsi="Open Sans" w:eastAsia="Calibri" w:cs="Open Sans"/>
+                <w:rFonts w:ascii="Open Sans" w:eastAsia="Calibri" w:hAnsi="Open Sans" w:cs="Open Sans"/>
                 <w:b/>
                 <w:bCs/>
                 <w:sz w:val="20"/>
@@ -690,7 +727,7 @@
             </w:pPr>
             <w:r>
               <w:rPr>
-                <w:rFonts w:ascii="Open Sans" w:hAnsi="Open Sans" w:eastAsia="Calibri" w:cs="Open Sans"/>
+                <w:rFonts w:ascii="Open Sans" w:eastAsia="Calibri" w:hAnsi="Open Sans" w:cs="Open Sans"/>
                 <w:sz w:val="20"/>
                 <w:szCs w:val="20"/>
               </w:rPr>
@@ -698,7 +735,7 @@
             </w:r>
             <w:r>
               <w:rPr>
-                <w:rFonts w:ascii="Open Sans" w:hAnsi="Open Sans" w:eastAsia="Calibri" w:cs="Open Sans"/>
+                <w:rFonts w:ascii="Open Sans" w:eastAsia="Calibri" w:hAnsi="Open Sans" w:cs="Open Sans"/>
                 <w:sz w:val="20"/>
                 <w:szCs w:val="20"/>
               </w:rPr>
@@ -717,7 +754,7 @@
             </w:pPr>
             <w:r>
               <w:rPr>
-                <w:rFonts w:ascii="Open Sans" w:hAnsi="Open Sans" w:eastAsia="Calibri" w:cs="Open Sans"/>
+                <w:rFonts w:ascii="Open Sans" w:eastAsia="Calibri" w:hAnsi="Open Sans" w:cs="Open Sans"/>
                 <w:sz w:val="20"/>
                 <w:szCs w:val="20"/>
               </w:rPr>
@@ -725,7 +762,7 @@
             </w:r>
             <w:r>
               <w:rPr>
-                <w:rFonts w:ascii="Open Sans" w:hAnsi="Open Sans" w:eastAsia="Calibri" w:cs="Open Sans"/>
+                <w:rFonts w:ascii="Open Sans" w:eastAsia="Calibri" w:hAnsi="Open Sans" w:cs="Open Sans"/>
                 <w:sz w:val="20"/>
                 <w:szCs w:val="20"/>
               </w:rPr>
@@ -744,7 +781,7 @@
             </w:pPr>
             <w:r>
               <w:rPr>
-                <w:rFonts w:ascii="Open Sans" w:hAnsi="Open Sans" w:eastAsia="Calibri" w:cs="Open Sans"/>
+                <w:rFonts w:ascii="Open Sans" w:eastAsia="Calibri" w:hAnsi="Open Sans" w:cs="Open Sans"/>
                 <w:sz w:val="20"/>
                 <w:szCs w:val="20"/>
               </w:rPr>
@@ -752,7 +789,7 @@
             </w:r>
             <w:r>
               <w:rPr>
-                <w:rFonts w:ascii="Open Sans" w:hAnsi="Open Sans" w:eastAsia="Calibri" w:cs="Open Sans"/>
+                <w:rFonts w:ascii="Open Sans" w:eastAsia="Calibri" w:hAnsi="Open Sans" w:cs="Open Sans"/>
                 <w:sz w:val="20"/>
                 <w:szCs w:val="20"/>
               </w:rPr>
@@ -760,7 +797,7 @@
             </w:r>
             <w:r>
               <w:rPr>
-                <w:rFonts w:ascii="Open Sans" w:hAnsi="Open Sans" w:eastAsia="Calibri" w:cs="Open Sans"/>
+                <w:rFonts w:ascii="Open Sans" w:eastAsia="Calibri" w:hAnsi="Open Sans" w:cs="Open Sans"/>
                 <w:sz w:val="20"/>
                 <w:szCs w:val="20"/>
               </w:rPr>
@@ -768,7 +805,7 @@
             </w:r>
             <w:r>
               <w:rPr>
-                <w:rFonts w:ascii="Open Sans" w:hAnsi="Open Sans" w:eastAsia="Calibri" w:cs="Open Sans"/>
+                <w:rFonts w:ascii="Open Sans" w:eastAsia="Calibri" w:hAnsi="Open Sans" w:cs="Open Sans"/>
                 <w:sz w:val="20"/>
                 <w:szCs w:val="20"/>
               </w:rPr>
@@ -787,7 +824,7 @@
             </w:pPr>
             <w:r>
               <w:rPr>
-                <w:rFonts w:ascii="Open Sans" w:hAnsi="Open Sans" w:eastAsia="Calibri" w:cs="Open Sans"/>
+                <w:rFonts w:ascii="Open Sans" w:eastAsia="Calibri" w:hAnsi="Open Sans" w:cs="Open Sans"/>
                 <w:sz w:val="20"/>
                 <w:szCs w:val="20"/>
               </w:rPr>
@@ -795,7 +832,7 @@
             </w:r>
             <w:r>
               <w:rPr>
-                <w:rFonts w:ascii="Open Sans" w:hAnsi="Open Sans" w:eastAsia="Calibri" w:cs="Open Sans"/>
+                <w:rFonts w:ascii="Open Sans" w:eastAsia="Calibri" w:hAnsi="Open Sans" w:cs="Open Sans"/>
                 <w:sz w:val="20"/>
                 <w:szCs w:val="20"/>
               </w:rPr>
@@ -834,7 +871,7 @@
             </w:pPr>
             <w:r>
               <w:rPr>
-                <w:rFonts w:ascii="Open Sans" w:hAnsi="Open Sans" w:eastAsia="Calibri" w:cs="Open Sans"/>
+                <w:rFonts w:ascii="Open Sans" w:eastAsia="Calibri" w:hAnsi="Open Sans" w:cs="Open Sans"/>
                 <w:b/>
                 <w:bCs/>
                 <w:sz w:val="20"/>
@@ -867,7 +904,7 @@
             </w:pPr>
             <w:r>
               <w:rPr>
-                <w:rFonts w:ascii="Open Sans" w:hAnsi="Open Sans" w:eastAsia="Calibri" w:cs="Open Sans"/>
+                <w:rFonts w:ascii="Open Sans" w:eastAsia="Calibri" w:hAnsi="Open Sans" w:cs="Open Sans"/>
                 <w:sz w:val="20"/>
                 <w:szCs w:val="20"/>
               </w:rPr>
@@ -875,7 +912,7 @@
             </w:r>
             <w:r>
               <w:rPr>
-                <w:rFonts w:ascii="Open Sans" w:hAnsi="Open Sans" w:eastAsia="Calibri" w:cs="Open Sans"/>
+                <w:rFonts w:ascii="Open Sans" w:eastAsia="Calibri" w:hAnsi="Open Sans" w:cs="Open Sans"/>
                 <w:sz w:val="20"/>
                 <w:szCs w:val="20"/>
               </w:rPr>
@@ -887,49 +924,173 @@
               <w:widowControl w:val="0"/>
               <w:spacing w:after="0" w:line="240" w:lineRule="auto"/>
               <w:rPr>
-                <w:rFonts w:ascii="Open Sans" w:hAnsi="Open Sans" w:cs="Open Sans"/>
-                <w:sz w:val="20"/>
-                <w:szCs w:val="20"/>
-              </w:rPr>
-            </w:pPr>
-            <w:r>
-              <w:rPr>
-                <w:rFonts w:ascii="Open Sans" w:hAnsi="Open Sans" w:eastAsia="Calibri" w:cs="Open Sans"/>
-                <w:sz w:val="20"/>
-                <w:szCs w:val="20"/>
-              </w:rPr>
-              <w:t>Mode de paiement : un bouquet (versement cash, env. 1/3 du prix de vente + une rente annuelle jusqu’au décès).</w:t>
-            </w:r>
-          </w:p>
-          <w:p>
-            <w:pPr>
-              <w:widowControl w:val="0"/>
-              <w:spacing w:after="0" w:line="240" w:lineRule="auto"/>
-              <w:rPr>
-                <w:rFonts w:ascii="Open Sans" w:hAnsi="Open Sans" w:cs="Open Sans"/>
-                <w:sz w:val="20"/>
-                <w:szCs w:val="20"/>
-              </w:rPr>
-            </w:pPr>
-            <w:r>
-              <w:rPr>
-                <w:rFonts w:ascii="Open Sans" w:hAnsi="Open Sans" w:eastAsia="Calibri" w:cs="Open Sans"/>
-                <w:sz w:val="20"/>
-                <w:szCs w:val="20"/>
-              </w:rPr>
-              <w:t xml:space="preserve">Droit </w:t>
-            </w:r>
-            <w:r>
-              <w:rPr>
-                <w:rFonts w:ascii="Open Sans" w:hAnsi="Open Sans" w:eastAsia="Calibri" w:cs="Open Sans"/>
-                <w:sz w:val="20"/>
-                <w:szCs w:val="20"/>
-              </w:rPr>
-              <w:t>d’usufruit (pas le droit de louer le bien)</w:t>
-            </w:r>
-            <w:r>
-              <w:rPr>
-                <w:rFonts w:ascii="Open Sans" w:hAnsi="Open Sans" w:eastAsia="Calibri" w:cs="Open Sans"/>
+                <w:rFonts w:ascii="Open Sans" w:eastAsia="Calibri" w:hAnsi="Open Sans" w:cs="Open Sans"/>
+                <w:sz w:val="20"/>
+                <w:szCs w:val="20"/>
+              </w:rPr>
+            </w:pPr>
+          </w:p>
+          <w:p>
+            <w:pPr>
+              <w:widowControl w:val="0"/>
+              <w:spacing w:after="0" w:line="240" w:lineRule="auto"/>
+              <w:rPr>
+                <w:rFonts w:ascii="Open Sans" w:eastAsia="Calibri" w:hAnsi="Open Sans" w:cs="Open Sans"/>
+                <w:sz w:val="20"/>
+                <w:szCs w:val="20"/>
+              </w:rPr>
+            </w:pPr>
+            <w:r>
+              <w:rPr>
+                <w:rFonts w:ascii="Open Sans" w:eastAsia="Calibri" w:hAnsi="Open Sans" w:cs="Open Sans"/>
+                <w:sz w:val="20"/>
+                <w:szCs w:val="20"/>
+              </w:rPr>
+              <w:t xml:space="preserve">Mode de paiement : </w:t>
+            </w:r>
+          </w:p>
+          <w:p>
+            <w:pPr>
+              <w:widowControl w:val="0"/>
+              <w:numPr>
+                <w:ilvl w:val="0"/>
+                <w:numId w:val="2"/>
+              </w:numPr>
+              <w:spacing w:after="0" w:line="240" w:lineRule="auto"/>
+              <w:rPr>
+                <w:rFonts w:ascii="Open Sans" w:eastAsia="Calibri" w:hAnsi="Open Sans" w:cs="Open Sans"/>
+                <w:sz w:val="20"/>
+                <w:szCs w:val="20"/>
+              </w:rPr>
+            </w:pPr>
+            <w:r>
+              <w:rPr>
+                <w:rFonts w:ascii="Open Sans" w:eastAsia="Calibri" w:hAnsi="Open Sans" w:cs="Open Sans"/>
+                <w:sz w:val="20"/>
+                <w:szCs w:val="20"/>
+              </w:rPr>
+              <w:t>un bouquet (versement cash</w:t>
+            </w:r>
+            <w:r>
+              <w:rPr>
+                <w:rFonts w:ascii="Open Sans" w:eastAsia="Calibri" w:hAnsi="Open Sans" w:cs="Open Sans"/>
+                <w:sz w:val="20"/>
+                <w:szCs w:val="20"/>
+              </w:rPr>
+              <w:t>)</w:t>
+            </w:r>
+          </w:p>
+          <w:p>
+            <w:pPr>
+              <w:widowControl w:val="0"/>
+              <w:numPr>
+                <w:ilvl w:val="0"/>
+                <w:numId w:val="2"/>
+              </w:numPr>
+              <w:spacing w:after="0" w:line="240" w:lineRule="auto"/>
+              <w:rPr>
+                <w:rFonts w:ascii="Open Sans" w:eastAsia="Calibri" w:hAnsi="Open Sans" w:cs="Open Sans"/>
+                <w:sz w:val="20"/>
+                <w:szCs w:val="20"/>
+              </w:rPr>
+            </w:pPr>
+            <w:r>
+              <w:rPr>
+                <w:rFonts w:ascii="Open Sans" w:eastAsia="Calibri" w:hAnsi="Open Sans" w:cs="Open Sans"/>
+                <w:sz w:val="20"/>
+                <w:szCs w:val="20"/>
+              </w:rPr>
+              <w:t>une rente annuelle jusqu’au décès</w:t>
+            </w:r>
+            <w:r>
+              <w:rPr>
+                <w:rFonts w:ascii="Open Sans" w:eastAsia="Calibri" w:hAnsi="Open Sans" w:cs="Open Sans"/>
+                <w:sz w:val="20"/>
+                <w:szCs w:val="20"/>
+              </w:rPr>
+              <w:t xml:space="preserve"> (sauf exceptions)</w:t>
+            </w:r>
+          </w:p>
+          <w:p>
+            <w:pPr>
+              <w:widowControl w:val="0"/>
+              <w:numPr>
+                <w:ilvl w:val="0"/>
+                <w:numId w:val="2"/>
+              </w:numPr>
+              <w:spacing w:after="0" w:line="240" w:lineRule="auto"/>
+              <w:rPr>
+                <w:rFonts w:ascii="Open Sans" w:eastAsia="Calibri" w:hAnsi="Open Sans" w:cs="Open Sans"/>
+                <w:sz w:val="20"/>
+                <w:szCs w:val="20"/>
+              </w:rPr>
+            </w:pPr>
+            <w:r>
+              <w:rPr>
+                <w:rFonts w:ascii="Open Sans" w:eastAsia="Calibri" w:hAnsi="Open Sans" w:cs="Open Sans"/>
+                <w:sz w:val="20"/>
+                <w:szCs w:val="20"/>
+              </w:rPr>
+              <w:t>un droit d’usufruit inscrit au registre foncier</w:t>
+            </w:r>
+          </w:p>
+          <w:p>
+            <w:pPr>
+              <w:pStyle w:val="Paragraphedeliste"/>
+              <w:widowControl w:val="0"/>
+              <w:spacing w:after="0" w:line="240" w:lineRule="auto"/>
+              <w:rPr>
+                <w:rFonts w:ascii="Open Sans" w:hAnsi="Open Sans" w:cs="Open Sans"/>
+                <w:sz w:val="20"/>
+                <w:szCs w:val="20"/>
+              </w:rPr>
+            </w:pPr>
+          </w:p>
+          <w:p>
+            <w:pPr>
+              <w:widowControl w:val="0"/>
+              <w:spacing w:after="0" w:line="240" w:lineRule="auto"/>
+              <w:rPr>
+                <w:rFonts w:ascii="Open Sans" w:hAnsi="Open Sans" w:cs="Open Sans"/>
+                <w:sz w:val="20"/>
+                <w:szCs w:val="20"/>
+              </w:rPr>
+            </w:pPr>
+            <w:r>
+              <w:rPr>
+                <w:rFonts w:ascii="Open Sans" w:eastAsia="Calibri" w:hAnsi="Open Sans" w:cs="Open Sans"/>
+                <w:sz w:val="20"/>
+                <w:szCs w:val="20"/>
+              </w:rPr>
+              <w:t xml:space="preserve">Le droit </w:t>
+            </w:r>
+            <w:r>
+              <w:rPr>
+                <w:rFonts w:ascii="Open Sans" w:eastAsia="Calibri" w:hAnsi="Open Sans" w:cs="Open Sans"/>
+                <w:sz w:val="20"/>
+                <w:szCs w:val="20"/>
+              </w:rPr>
+              <w:t>d’usufruit</w:t>
+            </w:r>
+            <w:r>
+              <w:rPr>
+                <w:rFonts w:ascii="Open Sans" w:eastAsia="Calibri" w:hAnsi="Open Sans" w:cs="Open Sans"/>
+                <w:sz w:val="20"/>
+                <w:szCs w:val="20"/>
+              </w:rPr>
+              <w:t xml:space="preserve"> est éminemment personnel</w:t>
+            </w:r>
+            <w:r>
+              <w:rPr>
+                <w:rFonts w:ascii="Open Sans" w:eastAsia="Calibri" w:hAnsi="Open Sans" w:cs="Open Sans"/>
+                <w:sz w:val="20"/>
+                <w:szCs w:val="20"/>
+              </w:rPr>
+              <w:t xml:space="preserve"> (pas le droit de louer le bien)</w:t>
+            </w:r>
+            <w:r>
+              <w:rPr>
+                <w:rFonts w:ascii="Open Sans" w:eastAsia="Calibri" w:hAnsi="Open Sans" w:cs="Open Sans"/>
                 <w:sz w:val="20"/>
                 <w:szCs w:val="20"/>
               </w:rPr>
@@ -937,7 +1098,7 @@
             </w:r>
             <w:r>
               <w:rPr>
-                <w:rFonts w:ascii="Open Sans" w:hAnsi="Open Sans" w:eastAsia="Calibri" w:cs="Open Sans"/>
+                <w:rFonts w:ascii="Open Sans" w:eastAsia="Calibri" w:hAnsi="Open Sans" w:cs="Open Sans"/>
                 <w:sz w:val="20"/>
                 <w:szCs w:val="20"/>
               </w:rPr>
@@ -949,22 +1110,41 @@
               <w:widowControl w:val="0"/>
               <w:spacing w:after="0" w:line="240" w:lineRule="auto"/>
               <w:rPr>
-                <w:rFonts w:ascii="Open Sans" w:hAnsi="Open Sans" w:cs="Open Sans"/>
-                <w:sz w:val="20"/>
-                <w:szCs w:val="20"/>
-              </w:rPr>
-            </w:pPr>
-            <w:r>
-              <w:rPr>
-                <w:rFonts w:ascii="Open Sans" w:hAnsi="Open Sans" w:eastAsia="Calibri" w:cs="Open Sans"/>
-                <w:sz w:val="20"/>
-                <w:szCs w:val="20"/>
-              </w:rPr>
-              <w:t xml:space="preserve">Droit </w:t>
-            </w:r>
-            <w:r>
-              <w:rPr>
-                <w:rFonts w:ascii="Open Sans" w:hAnsi="Open Sans" w:eastAsia="Calibri" w:cs="Open Sans"/>
+                <w:rFonts w:ascii="Open Sans" w:eastAsia="Calibri" w:hAnsi="Open Sans" w:cs="Open Sans"/>
+                <w:sz w:val="20"/>
+                <w:szCs w:val="20"/>
+              </w:rPr>
+            </w:pPr>
+          </w:p>
+          <w:p>
+            <w:pPr>
+              <w:widowControl w:val="0"/>
+              <w:spacing w:after="0" w:line="240" w:lineRule="auto"/>
+              <w:rPr>
+                <w:rFonts w:ascii="Open Sans" w:hAnsi="Open Sans" w:cs="Open Sans"/>
+                <w:sz w:val="20"/>
+                <w:szCs w:val="20"/>
+              </w:rPr>
+            </w:pPr>
+            <w:r>
+              <w:rPr>
+                <w:rFonts w:ascii="Open Sans" w:eastAsia="Calibri" w:hAnsi="Open Sans" w:cs="Open Sans"/>
+                <w:sz w:val="20"/>
+                <w:szCs w:val="20"/>
+              </w:rPr>
+              <w:t>Le d</w:t>
+            </w:r>
+            <w:r>
+              <w:rPr>
+                <w:rFonts w:ascii="Open Sans" w:eastAsia="Calibri" w:hAnsi="Open Sans" w:cs="Open Sans"/>
+                <w:sz w:val="20"/>
+                <w:szCs w:val="20"/>
+              </w:rPr>
+              <w:t xml:space="preserve">roit </w:t>
+            </w:r>
+            <w:r>
+              <w:rPr>
+                <w:rFonts w:ascii="Open Sans" w:eastAsia="Calibri" w:hAnsi="Open Sans" w:cs="Open Sans"/>
                 <w:sz w:val="20"/>
                 <w:szCs w:val="20"/>
               </w:rPr>
@@ -972,69 +1152,47 @@
             </w:r>
             <w:r>
               <w:rPr>
-                <w:rFonts w:ascii="Open Sans" w:hAnsi="Open Sans" w:eastAsia="Calibri" w:cs="Open Sans"/>
-                <w:sz w:val="20"/>
-                <w:szCs w:val="20"/>
-              </w:rPr>
-              <w:t xml:space="preserve"> non transmissible aux héritiers</w:t>
-            </w:r>
-            <w:r>
-              <w:rPr>
-                <w:rFonts w:ascii="Open Sans" w:hAnsi="Open Sans" w:eastAsia="Calibri" w:cs="Open Sans"/>
-                <w:sz w:val="20"/>
-                <w:szCs w:val="20"/>
-              </w:rPr>
-              <w:t>.</w:t>
-            </w:r>
-          </w:p>
-          <w:p>
-            <w:pPr>
-              <w:widowControl w:val="0"/>
-              <w:spacing w:after="0" w:line="240" w:lineRule="auto"/>
-              <w:rPr>
-                <w:rFonts w:ascii="Open Sans" w:hAnsi="Open Sans" w:cs="Open Sans"/>
-                <w:sz w:val="20"/>
-                <w:szCs w:val="20"/>
-              </w:rPr>
-            </w:pPr>
-            <w:r>
-              <w:rPr>
-                <w:rFonts w:ascii="Open Sans" w:hAnsi="Open Sans" w:eastAsia="Calibri" w:cs="Open Sans"/>
-                <w:sz w:val="20"/>
-                <w:szCs w:val="20"/>
-              </w:rPr>
-              <w:t>Solde disponible après remboursement des prêts hypothécaires et impôts, peut être versé sous forme de capital (bouquet) et/ou sous forme de rente</w:t>
-            </w:r>
-            <w:r>
-              <w:rPr>
-                <w:rFonts w:ascii="Open Sans" w:hAnsi="Open Sans" w:eastAsia="Calibri" w:cs="Open Sans"/>
-                <w:sz w:val="20"/>
-                <w:szCs w:val="20"/>
-              </w:rPr>
-              <w:t>.</w:t>
-            </w:r>
-          </w:p>
-          <w:p>
-            <w:pPr>
-              <w:widowControl w:val="0"/>
-              <w:spacing w:after="0" w:line="240" w:lineRule="auto"/>
-              <w:rPr>
-                <w:rFonts w:ascii="Open Sans" w:hAnsi="Open Sans" w:cs="Open Sans"/>
-                <w:sz w:val="20"/>
-                <w:szCs w:val="20"/>
-              </w:rPr>
-            </w:pPr>
-            <w:r>
-              <w:rPr>
-                <w:rFonts w:ascii="Open Sans" w:hAnsi="Open Sans" w:eastAsia="Calibri" w:cs="Open Sans"/>
-                <w:sz w:val="20"/>
-                <w:szCs w:val="20"/>
-              </w:rPr>
-              <w:t>Rente : revenu complémentaire garanti à vie par une compagnie d’assurance</w:t>
-            </w:r>
-            <w:r>
-              <w:rPr>
-                <w:rFonts w:ascii="Open Sans" w:hAnsi="Open Sans" w:eastAsia="Calibri" w:cs="Open Sans"/>
+                <w:rFonts w:ascii="Open Sans" w:eastAsia="Calibri" w:hAnsi="Open Sans" w:cs="Open Sans"/>
+                <w:sz w:val="20"/>
+                <w:szCs w:val="20"/>
+              </w:rPr>
+              <w:t xml:space="preserve"> </w:t>
+            </w:r>
+            <w:r>
+              <w:rPr>
+                <w:rFonts w:ascii="Open Sans" w:eastAsia="Calibri" w:hAnsi="Open Sans" w:cs="Open Sans"/>
+                <w:sz w:val="20"/>
+                <w:szCs w:val="20"/>
+              </w:rPr>
+              <w:t>e</w:t>
+            </w:r>
+            <w:r>
+              <w:rPr>
+                <w:rFonts w:ascii="Open Sans" w:eastAsia="Calibri" w:hAnsi="Open Sans" w:cs="Open Sans"/>
+                <w:sz w:val="20"/>
+                <w:szCs w:val="20"/>
+              </w:rPr>
+              <w:t>s</w:t>
+            </w:r>
+            <w:r>
+              <w:rPr>
+                <w:rFonts w:ascii="Open Sans" w:eastAsia="Calibri" w:hAnsi="Open Sans" w:cs="Open Sans"/>
+                <w:sz w:val="20"/>
+                <w:szCs w:val="20"/>
+              </w:rPr>
+              <w:t xml:space="preserve">t </w:t>
+            </w:r>
+            <w:r>
+              <w:rPr>
+                <w:rFonts w:ascii="Open Sans" w:eastAsia="Calibri" w:hAnsi="Open Sans" w:cs="Open Sans"/>
+                <w:sz w:val="20"/>
+                <w:szCs w:val="20"/>
+              </w:rPr>
+              <w:t>non transmissible aux héritiers</w:t>
+            </w:r>
+            <w:r>
+              <w:rPr>
+                <w:rFonts w:ascii="Open Sans" w:eastAsia="Calibri" w:hAnsi="Open Sans" w:cs="Open Sans"/>
                 <w:sz w:val="20"/>
                 <w:szCs w:val="20"/>
               </w:rPr>
@@ -1072,26 +1230,46 @@
             </w:pPr>
             <w:r>
               <w:rPr>
-                <w:rFonts w:ascii="Open Sans" w:hAnsi="Open Sans" w:eastAsia="Calibri" w:cs="Open Sans"/>
+                <w:rFonts w:ascii="Open Sans" w:eastAsia="Calibri" w:hAnsi="Open Sans" w:cs="Open Sans"/>
                 <w:b/>
                 <w:bCs/>
                 <w:sz w:val="20"/>
                 <w:szCs w:val="20"/>
               </w:rPr>
-              <w:t>Avantages pour le crédirentier :</w:t>
-            </w:r>
-          </w:p>
-          <w:p>
-            <w:pPr>
-              <w:widowControl w:val="0"/>
-              <w:spacing w:after="0" w:line="240" w:lineRule="auto"/>
-              <w:rPr>
-                <w:rFonts w:ascii="Open Sans" w:hAnsi="Open Sans" w:cs="Open Sans"/>
+              <w:t xml:space="preserve">Avantages pour </w:t>
+            </w:r>
+            <w:r>
+              <w:rPr>
+                <w:rFonts w:ascii="Open Sans" w:eastAsia="Calibri" w:hAnsi="Open Sans" w:cs="Open Sans"/>
                 <w:b/>
                 <w:bCs/>
                 <w:sz w:val="20"/>
                 <w:szCs w:val="20"/>
               </w:rPr>
+              <w:t>l’usufruitier</w:t>
+            </w:r>
+            <w:r>
+              <w:rPr>
+                <w:rFonts w:ascii="Open Sans" w:eastAsia="Calibri" w:hAnsi="Open Sans" w:cs="Open Sans"/>
+                <w:b/>
+                <w:bCs/>
+                <w:sz w:val="20"/>
+                <w:szCs w:val="20"/>
+              </w:rPr>
+              <w:t> :</w:t>
+            </w:r>
+          </w:p>
+          <w:p>
+            <w:pPr>
+              <w:widowControl w:val="0"/>
+              <w:spacing w:after="0" w:line="240" w:lineRule="auto"/>
+              <w:rPr>
+                <w:rFonts w:ascii="Open Sans" w:hAnsi="Open Sans" w:cs="Open Sans"/>
+                <w:b/>
+                <w:bCs/>
+                <w:sz w:val="20"/>
+                <w:szCs w:val="20"/>
+              </w:rPr>
             </w:pPr>
           </w:p>
           <w:p>
@@ -1111,7 +1289,7 @@
             </w:pPr>
             <w:r>
               <w:rPr>
-                <w:rFonts w:ascii="Open Sans" w:hAnsi="Open Sans" w:eastAsia="Calibri" w:cs="Open Sans"/>
+                <w:rFonts w:ascii="Open Sans" w:eastAsia="Calibri" w:hAnsi="Open Sans" w:cs="Open Sans"/>
                 <w:sz w:val="20"/>
                 <w:szCs w:val="20"/>
                 <w:lang w:val="fr-FR"/>
@@ -1120,7 +1298,7 @@
             </w:r>
             <w:r>
               <w:rPr>
-                <w:rFonts w:ascii="Open Sans" w:hAnsi="Open Sans" w:eastAsia="Calibri" w:cs="Open Sans"/>
+                <w:rFonts w:ascii="Open Sans" w:eastAsia="Calibri" w:hAnsi="Open Sans" w:cs="Open Sans"/>
                 <w:b/>
                 <w:bCs/>
                 <w:sz w:val="20"/>
@@ -1131,12 +1309,84 @@
             </w:r>
             <w:r>
               <w:rPr>
-                <w:rFonts w:ascii="Open Sans" w:hAnsi="Open Sans" w:eastAsia="Calibri" w:cs="Open Sans"/>
+                <w:rFonts w:ascii="Open Sans" w:eastAsia="Calibri" w:hAnsi="Open Sans" w:cs="Open Sans"/>
                 <w:sz w:val="20"/>
                 <w:szCs w:val="20"/>
                 <w:lang w:val="fr-FR"/>
               </w:rPr>
-              <w:t xml:space="preserve"> doit permettre le remboursement des prêts hypothécaires, améliorant son pouvoir d’achat. Le solde représente un capital ou rentes supplémentaires à disposition du vendeur.</w:t>
+              <w:t xml:space="preserve"> doit permettre le remboursement des prêts hypothécaires</w:t>
+            </w:r>
+            <w:r>
+              <w:rPr>
+                <w:rFonts w:ascii="Open Sans" w:eastAsia="Calibri" w:hAnsi="Open Sans" w:cs="Open Sans"/>
+                <w:sz w:val="20"/>
+                <w:szCs w:val="20"/>
+                <w:lang w:val="fr-FR"/>
+              </w:rPr>
+              <w:t xml:space="preserve"> et d’</w:t>
+            </w:r>
+            <w:r>
+              <w:rPr>
+                <w:rFonts w:ascii="Open Sans" w:eastAsia="Calibri" w:hAnsi="Open Sans" w:cs="Open Sans"/>
+                <w:sz w:val="20"/>
+                <w:szCs w:val="20"/>
+                <w:lang w:val="fr-FR"/>
+              </w:rPr>
+              <w:t>amélior</w:t>
+            </w:r>
+            <w:r>
+              <w:rPr>
+                <w:rFonts w:ascii="Open Sans" w:eastAsia="Calibri" w:hAnsi="Open Sans" w:cs="Open Sans"/>
+                <w:sz w:val="20"/>
+                <w:szCs w:val="20"/>
+                <w:lang w:val="fr-FR"/>
+              </w:rPr>
+              <w:t xml:space="preserve">er le </w:t>
+            </w:r>
+            <w:r>
+              <w:rPr>
+                <w:rFonts w:ascii="Open Sans" w:eastAsia="Calibri" w:hAnsi="Open Sans" w:cs="Open Sans"/>
+                <w:sz w:val="20"/>
+                <w:szCs w:val="20"/>
+                <w:lang w:val="fr-FR"/>
+              </w:rPr>
+              <w:t>pouvoir d’achat</w:t>
+            </w:r>
+            <w:r>
+              <w:rPr>
+                <w:rFonts w:ascii="Open Sans" w:eastAsia="Calibri" w:hAnsi="Open Sans" w:cs="Open Sans"/>
+                <w:sz w:val="20"/>
+                <w:szCs w:val="20"/>
+                <w:lang w:val="fr-FR"/>
+              </w:rPr>
+              <w:t xml:space="preserve"> de l’usufruitier</w:t>
+            </w:r>
+            <w:r>
+              <w:rPr>
+                <w:rFonts w:ascii="Open Sans" w:eastAsia="Calibri" w:hAnsi="Open Sans" w:cs="Open Sans"/>
+                <w:sz w:val="20"/>
+                <w:szCs w:val="20"/>
+                <w:lang w:val="fr-FR"/>
+              </w:rPr>
+              <w:t xml:space="preserve">. Le solde représente un capital ou rentes supplémentaires à disposition </w:t>
+            </w:r>
+            <w:r>
+              <w:rPr>
+                <w:rFonts w:ascii="Open Sans" w:eastAsia="Calibri" w:hAnsi="Open Sans" w:cs="Open Sans"/>
+                <w:sz w:val="20"/>
+                <w:szCs w:val="20"/>
+                <w:lang w:val="fr-FR"/>
+              </w:rPr>
+              <w:t>de l’usufruitier</w:t>
+            </w:r>
+            <w:r>
+              <w:rPr>
+                <w:rFonts w:ascii="Open Sans" w:eastAsia="Calibri" w:hAnsi="Open Sans" w:cs="Open Sans"/>
+                <w:sz w:val="20"/>
+                <w:szCs w:val="20"/>
+                <w:lang w:val="fr-FR"/>
+              </w:rPr>
+              <w:t>.</w:t>
             </w:r>
           </w:p>
           <w:p>
@@ -1156,7 +1406,7 @@
             </w:pPr>
             <w:r>
               <w:rPr>
-                <w:rFonts w:ascii="Open Sans" w:hAnsi="Open Sans" w:eastAsia="Calibri" w:cs="Open Sans"/>
+                <w:rFonts w:ascii="Open Sans" w:eastAsia="Calibri" w:hAnsi="Open Sans" w:cs="Open Sans"/>
                 <w:sz w:val="20"/>
                 <w:szCs w:val="20"/>
                 <w:lang w:val="fr-FR"/>
@@ -1165,7 +1415,7 @@
             </w:r>
             <w:r>
               <w:rPr>
-                <w:rFonts w:ascii="Open Sans" w:hAnsi="Open Sans" w:eastAsia="Calibri" w:cs="Open Sans"/>
+                <w:rFonts w:ascii="Open Sans" w:eastAsia="Calibri" w:hAnsi="Open Sans" w:cs="Open Sans"/>
                 <w:b/>
                 <w:bCs/>
                 <w:sz w:val="20"/>
@@ -1176,7 +1426,7 @@
             </w:r>
             <w:r>
               <w:rPr>
-                <w:rFonts w:ascii="Open Sans" w:hAnsi="Open Sans" w:eastAsia="Calibri" w:cs="Open Sans"/>
+                <w:rFonts w:ascii="Open Sans" w:eastAsia="Calibri" w:hAnsi="Open Sans" w:cs="Open Sans"/>
                 <w:sz w:val="20"/>
                 <w:szCs w:val="20"/>
                 <w:lang w:val="fr-FR"/>
@@ -1201,9 +1451,9 @@
             </w:pPr>
             <w:r>
               <w:rPr>
-                <w:rFonts w:ascii="Open Sans" w:hAnsi="Open Sans" w:eastAsia="Calibri" w:cs="Open Sans"/>
-                <w:b w:val="1"/>
-                <w:bCs w:val="1"/>
+                <w:rFonts w:ascii="Open Sans" w:eastAsia="Calibri" w:hAnsi="Open Sans" w:cs="Open Sans"/>
+                <w:b/>
+                <w:bCs/>
                 <w:sz w:val="20"/>
                 <w:szCs w:val="20"/>
                 <w:lang w:val="fr-FR"/>
@@ -1212,23 +1462,23 @@
             </w:r>
             <w:r>
               <w:rPr>
-                <w:rFonts w:ascii="Open Sans" w:hAnsi="Open Sans" w:eastAsia="Calibri" w:cs="Open Sans"/>
-                <w:b w:val="0"/>
-                <w:bCs w:val="0"/>
+                <w:rFonts w:ascii="Open Sans" w:eastAsia="Calibri" w:hAnsi="Open Sans" w:cs="Open Sans"/>
+                <w:b/>
+                <w:bCs/>
                 <w:sz w:val="20"/>
                 <w:szCs w:val="20"/>
                 <w:lang w:val="fr-FR"/>
               </w:rPr>
-              <w:t xml:space="preserve"> offre</w:t>
-            </w:r>
-            <w:r>
-              <w:rPr>
-                <w:rFonts w:ascii="Open Sans" w:hAnsi="Open Sans" w:eastAsia="Calibri" w:cs="Open Sans"/>
+              <w:t xml:space="preserve"> </w:t>
+            </w:r>
+            <w:r>
+              <w:rPr>
+                <w:rFonts w:ascii="Open Sans" w:eastAsia="Calibri" w:hAnsi="Open Sans" w:cs="Open Sans"/>
                 <w:sz w:val="20"/>
                 <w:szCs w:val="20"/>
                 <w:lang w:val="fr-FR"/>
               </w:rPr>
-              <w:t xml:space="preserve"> la garantie de pouvoir vivre dans le logement aussi longtemps que la santé du dernier conjoint le permet (inscription au registre foncier).</w:t>
+              <w:t>offre la garantie de pouvoir vivre dans le logement aussi longtemps que la santé du dernier conjoint le permet (inscription au registre foncier).</w:t>
             </w:r>
           </w:p>
           <w:p>
@@ -1248,7 +1498,7 @@
             </w:pPr>
             <w:r>
               <w:rPr>
-                <w:rFonts w:ascii="Open Sans" w:hAnsi="Open Sans" w:eastAsia="Calibri" w:cs="Open Sans"/>
+                <w:rFonts w:ascii="Open Sans" w:eastAsia="Calibri" w:hAnsi="Open Sans" w:cs="Open Sans"/>
                 <w:sz w:val="20"/>
                 <w:szCs w:val="20"/>
                 <w:lang w:val="fr-FR"/>
@@ -1273,7 +1523,7 @@
             </w:pPr>
             <w:r>
               <w:rPr>
-                <w:rFonts w:ascii="Open Sans" w:hAnsi="Open Sans" w:eastAsia="Calibri" w:cs="Open Sans"/>
+                <w:rFonts w:ascii="Open Sans" w:eastAsia="Calibri" w:hAnsi="Open Sans" w:cs="Open Sans"/>
                 <w:sz w:val="20"/>
                 <w:szCs w:val="20"/>
                 <w:lang w:val="fr-FR"/>
@@ -1282,7 +1532,7 @@
             </w:r>
             <w:r>
               <w:rPr>
-                <w:rFonts w:ascii="Open Sans" w:hAnsi="Open Sans" w:eastAsia="Calibri" w:cs="Open Sans"/>
+                <w:rFonts w:ascii="Open Sans" w:eastAsia="Calibri" w:hAnsi="Open Sans" w:cs="Open Sans"/>
                 <w:b/>
                 <w:bCs/>
                 <w:sz w:val="20"/>
@@ -1293,7 +1543,7 @@
             </w:r>
             <w:r>
               <w:rPr>
-                <w:rFonts w:ascii="Open Sans" w:hAnsi="Open Sans" w:eastAsia="Calibri" w:cs="Open Sans"/>
+                <w:rFonts w:ascii="Open Sans" w:eastAsia="Calibri" w:hAnsi="Open Sans" w:cs="Open Sans"/>
                 <w:sz w:val="20"/>
                 <w:szCs w:val="20"/>
                 <w:lang w:val="fr-FR"/>
@@ -1318,7 +1568,7 @@
             </w:pPr>
             <w:r>
               <w:rPr>
-                <w:rFonts w:ascii="Open Sans" w:hAnsi="Open Sans" w:eastAsia="Calibri" w:cs="Open Sans"/>
+                <w:rFonts w:ascii="Open Sans" w:eastAsia="Calibri" w:hAnsi="Open Sans" w:cs="Open Sans"/>
                 <w:sz w:val="20"/>
                 <w:szCs w:val="20"/>
                 <w:lang w:val="fr-FR"/>
@@ -1327,7 +1577,7 @@
             </w:r>
             <w:r>
               <w:rPr>
-                <w:rFonts w:ascii="Open Sans" w:hAnsi="Open Sans" w:eastAsia="Calibri" w:cs="Open Sans"/>
+                <w:rFonts w:ascii="Open Sans" w:eastAsia="Calibri" w:hAnsi="Open Sans" w:cs="Open Sans"/>
                 <w:b/>
                 <w:bCs/>
                 <w:sz w:val="20"/>
@@ -1338,7 +1588,7 @@
             </w:r>
             <w:r>
               <w:rPr>
-                <w:rFonts w:ascii="Open Sans" w:hAnsi="Open Sans" w:eastAsia="Calibri" w:cs="Open Sans"/>
+                <w:rFonts w:ascii="Open Sans" w:eastAsia="Calibri" w:hAnsi="Open Sans" w:cs="Open Sans"/>
                 <w:sz w:val="20"/>
                 <w:szCs w:val="20"/>
                 <w:lang w:val="fr-FR"/>
@@ -1378,17 +1628,6 @@
                 <w:szCs w:val="20"/>
               </w:rPr>
             </w:pPr>
-          </w:p>
-          <w:p>
-            <w:pPr>
-              <w:widowControl w:val="0"/>
-              <w:spacing w:after="0" w:line="240" w:lineRule="auto"/>
-              <w:rPr>
-                <w:rFonts w:ascii="Open Sans" w:hAnsi="Open Sans" w:cs="Open Sans"/>
-                <w:sz w:val="20"/>
-                <w:szCs w:val="20"/>
-              </w:rPr>
-            </w:pPr>
             <w:r>
               <w:rPr>
                 <w:rFonts w:ascii="Open Sans" w:hAnsi="Open Sans" w:cs="Open Sans"/>
@@ -1402,18 +1641,6 @@
             <w:pPr>
               <w:widowControl w:val="0"/>
               <w:spacing w:after="0" w:line="240" w:lineRule="auto"/>
-              <w:rPr>
-                <w:rFonts w:ascii="Open Sans" w:hAnsi="Open Sans" w:cs="Open Sans"/>
-                <w:sz w:val="20"/>
-                <w:szCs w:val="20"/>
-              </w:rPr>
-            </w:pPr>
-          </w:p>
-          <w:p>
-            <w:pPr>
-              <w:widowControl w:val="0"/>
-              <w:spacing w:after="0" w:line="240" w:lineRule="auto"/>
-              <w:ind w:left="360"/>
               <w:rPr>
                 <w:rFonts w:ascii="Open Sans" w:hAnsi="Open Sans" w:cs="Open Sans"/>
                 <w:sz w:val="20"/>
@@ -1478,11 +1705,6 @@
                 <w:rFonts w:ascii="Open Sans" w:hAnsi="Open Sans" w:cs="Open Sans"/>
               </w:rPr>
               <w:tab/>
-            </w:r>
-            <w:r>
-              <w:rPr>
-                <w:rFonts w:ascii="Open Sans" w:hAnsi="Open Sans" w:cs="Open Sans"/>
-              </w:rPr>
               <w:t>L’usufruitier est tenu de conserver la substance de la chose et de faire lui-même les réparations et réfections ordinaires d’entretien.</w:t>
             </w:r>
           </w:p>
@@ -1505,11 +1727,6 @@
                 <w:rFonts w:ascii="Open Sans" w:hAnsi="Open Sans" w:cs="Open Sans"/>
               </w:rPr>
               <w:tab/>
-            </w:r>
-            <w:r>
-              <w:rPr>
-                <w:rFonts w:ascii="Open Sans" w:hAnsi="Open Sans" w:cs="Open Sans"/>
-              </w:rPr>
               <w:t>Si des travaux plus importants ou d’autres mesures sont indispensables à la conservation de la chose, l’usufruitier est tenu d’en aviser le propriétaire.</w:t>
             </w:r>
           </w:p>
@@ -1547,11 +1764,6 @@
                 <w:rFonts w:ascii="Open Sans" w:hAnsi="Open Sans" w:cs="Open Sans"/>
               </w:rPr>
               <w:tab/>
-            </w:r>
-            <w:r>
-              <w:rPr>
-                <w:rFonts w:ascii="Open Sans" w:hAnsi="Open Sans" w:cs="Open Sans"/>
-              </w:rPr>
               <w:t>L’usufruitier ne doit apporter à la destination de l’immeuble aucun changement qui puisse causer un préjudice notable au propriétaire.</w:t>
             </w:r>
           </w:p>
@@ -1574,11 +1786,6 @@
                 <w:rFonts w:ascii="Open Sans" w:hAnsi="Open Sans" w:cs="Open Sans"/>
               </w:rPr>
               <w:tab/>
-            </w:r>
-            <w:r>
-              <w:rPr>
-                <w:rFonts w:ascii="Open Sans" w:hAnsi="Open Sans" w:cs="Open Sans"/>
-              </w:rPr>
               <w:t>Il ne peut, en particulier, ni transformer, ni essentiellement modi</w:t>
             </w:r>
             <w:r>
@@ -1602,7 +1809,7 @@
             </w:pPr>
             <w:r>
               <w:rPr>
-                <w:rFonts w:ascii="Open Sans" w:hAnsi="Open Sans" w:eastAsia="Calibri" w:cs="Open Sans"/>
+                <w:rFonts w:ascii="Open Sans" w:eastAsia="Calibri" w:hAnsi="Open Sans" w:cs="Open Sans"/>
                 <w:sz w:val="20"/>
                 <w:szCs w:val="20"/>
               </w:rPr>
@@ -1622,7 +1829,7 @@
             </w:pPr>
             <w:r>
               <w:rPr>
-                <w:rFonts w:ascii="Open Sans" w:hAnsi="Open Sans" w:eastAsia="Calibri" w:cs="Open Sans"/>
+                <w:rFonts w:ascii="Open Sans" w:eastAsia="Calibri" w:hAnsi="Open Sans" w:cs="Open Sans"/>
                 <w:sz w:val="20"/>
                 <w:szCs w:val="20"/>
               </w:rPr>
@@ -1642,7 +1849,7 @@
             </w:pPr>
             <w:r>
               <w:rPr>
-                <w:rFonts w:ascii="Open Sans" w:hAnsi="Open Sans" w:eastAsia="Calibri" w:cs="Open Sans"/>
+                <w:rFonts w:ascii="Open Sans" w:eastAsia="Calibri" w:hAnsi="Open Sans" w:cs="Open Sans"/>
                 <w:sz w:val="20"/>
                 <w:szCs w:val="20"/>
               </w:rPr>
@@ -1662,7 +1869,7 @@
             </w:pPr>
             <w:r>
               <w:rPr>
-                <w:rFonts w:ascii="Open Sans" w:hAnsi="Open Sans" w:eastAsia="Calibri" w:cs="Open Sans"/>
+                <w:rFonts w:ascii="Open Sans" w:eastAsia="Calibri" w:hAnsi="Open Sans" w:cs="Open Sans"/>
                 <w:sz w:val="20"/>
                 <w:szCs w:val="20"/>
               </w:rPr>
@@ -1682,7 +1889,7 @@
             </w:pPr>
             <w:r>
               <w:rPr>
-                <w:rFonts w:ascii="Open Sans" w:hAnsi="Open Sans" w:eastAsia="Calibri" w:cs="Open Sans"/>
+                <w:rFonts w:ascii="Open Sans" w:eastAsia="Calibri" w:hAnsi="Open Sans" w:cs="Open Sans"/>
                 <w:sz w:val="20"/>
                 <w:szCs w:val="20"/>
               </w:rPr>
@@ -1714,7 +1921,7 @@
             </w:pPr>
             <w:r>
               <w:rPr>
-                <w:rFonts w:ascii="Open Sans" w:hAnsi="Open Sans" w:eastAsia="Calibri" w:cs="Open Sans"/>
+                <w:rFonts w:ascii="Open Sans" w:eastAsia="Calibri" w:hAnsi="Open Sans" w:cs="Open Sans"/>
                 <w:sz w:val="20"/>
                 <w:szCs w:val="20"/>
               </w:rPr>
@@ -1732,11 +1939,11 @@
                 <w:szCs w:val="20"/>
               </w:rPr>
             </w:pPr>
-            <w:bookmarkStart w:name="_Hlk112924289" w:id="0"/>
+            <w:bookmarkStart w:id="0" w:name="_Hlk112924289"/>
             <w:bookmarkEnd w:id="0"/>
             <w:r>
               <w:rPr>
-                <w:rFonts w:ascii="Open Sans" w:hAnsi="Open Sans" w:eastAsia="Calibri" w:cs="Open Sans"/>
+                <w:rFonts w:ascii="Open Sans" w:eastAsia="Calibri" w:hAnsi="Open Sans" w:cs="Open Sans"/>
                 <w:sz w:val="20"/>
                 <w:szCs w:val="20"/>
               </w:rPr>
@@ -1772,18 +1979,18 @@
                 <w:szCs w:val="20"/>
               </w:rPr>
             </w:pPr>
-            <w:bookmarkStart w:name="_Toc112935478" w:id="1"/>
-            <w:bookmarkStart w:name="_Toc112925682" w:id="2"/>
-            <w:bookmarkStart w:name="_Toc112925566" w:id="3"/>
-            <w:bookmarkStart w:name="_Toc112925147" w:id="4"/>
-            <w:bookmarkStart w:name="_Toc112924892" w:id="5"/>
-            <w:bookmarkStart w:name="_Toc112924645" w:id="6"/>
-            <w:bookmarkStart w:name="_Toc112924596" w:id="7"/>
-            <w:bookmarkStart w:name="_Toc112924407" w:id="8"/>
-            <w:bookmarkStart w:name="_Toc112937768" w:id="9"/>
-            <w:r>
-              <w:rPr>
-                <w:rFonts w:ascii="Open Sans" w:hAnsi="Open Sans" w:eastAsia="Calibri" w:cs="Open Sans"/>
+            <w:bookmarkStart w:id="1" w:name="_Toc112935478"/>
+            <w:bookmarkStart w:id="2" w:name="_Toc112925682"/>
+            <w:bookmarkStart w:id="3" w:name="_Toc112925566"/>
+            <w:bookmarkStart w:id="4" w:name="_Toc112925147"/>
+            <w:bookmarkStart w:id="5" w:name="_Toc112924892"/>
+            <w:bookmarkStart w:id="6" w:name="_Toc112924645"/>
+            <w:bookmarkStart w:id="7" w:name="_Toc112924596"/>
+            <w:bookmarkStart w:id="8" w:name="_Toc112924407"/>
+            <w:bookmarkStart w:id="9" w:name="_Toc112937768"/>
+            <w:r>
+              <w:rPr>
+                <w:rFonts w:ascii="Open Sans" w:eastAsia="Calibri" w:hAnsi="Open Sans" w:cs="Open Sans"/>
                 <w:b/>
                 <w:bCs/>
                 <w:sz w:val="20"/>
@@ -1814,7 +2021,7 @@
                 <w:szCs w:val="20"/>
               </w:rPr>
             </w:pPr>
-            <w:bookmarkStart w:name="_Hlk1129242891" w:id="10"/>
+            <w:bookmarkStart w:id="10" w:name="_Hlk1129242891"/>
             <w:bookmarkEnd w:id="10"/>
           </w:p>
           <w:p>
@@ -2032,8 +2239,300 @@
               <w:widowControl w:val="0"/>
               <w:numPr>
                 <w:ilvl w:val="0"/>
+                <w:numId w:val="3"/>
+              </w:numPr>
+              <w:rPr>
+                <w:rFonts w:ascii="Open Sans" w:hAnsi="Open Sans" w:cs="Open Sans"/>
+                <w:b/>
+                <w:bCs/>
+              </w:rPr>
+            </w:pPr>
+            <w:r>
+              <w:rPr>
+                <w:rFonts w:ascii="Open Sans" w:hAnsi="Open Sans" w:cs="Open Sans"/>
+                <w:b/>
+                <w:bCs/>
+              </w:rPr>
+              <w:t xml:space="preserve">Obligations de l’usufruitier – conservation de la chose : </w:t>
+            </w:r>
+            <w:bookmarkStart w:id="11" w:name="_Hlk112924697"/>
+            <w:bookmarkEnd w:id="11"/>
+          </w:p>
+          <w:p>
+            <w:pPr>
+              <w:pStyle w:val="Titre2"/>
+              <w:widowControl w:val="0"/>
+              <w:numPr>
+                <w:ilvl w:val="1"/>
+                <w:numId w:val="3"/>
+              </w:numPr>
+              <w:rPr>
+                <w:rFonts w:ascii="Open Sans" w:hAnsi="Open Sans" w:cs="Open Sans"/>
+                <w:szCs w:val="20"/>
+              </w:rPr>
+            </w:pPr>
+            <w:r>
+              <w:rPr>
+                <w:rFonts w:ascii="Open Sans" w:hAnsi="Open Sans" w:cs="Open Sans"/>
+                <w:szCs w:val="20"/>
+              </w:rPr>
+              <w:t>L’usufruitier est tenu de conserver la substance de la chose et de faire lui-même les réparations et réfections ordinaires sous réserve de l'usure normale. Par conséquent, l’usufruitier ne doit supporter aucun changement dans la conception de l’appartement. Les obligations de l’usufruitier sont les suivantes :</w:t>
+            </w:r>
+          </w:p>
+          <w:p>
+            <w:pPr>
+              <w:pStyle w:val="Puces"/>
+              <w:widowControl w:val="0"/>
+              <w:numPr>
+                <w:ilvl w:val="0"/>
+                <w:numId w:val="5"/>
+              </w:numPr>
+              <w:ind w:hanging="589"/>
+              <w:rPr>
+                <w:rFonts w:ascii="Open Sans" w:hAnsi="Open Sans" w:cs="Open Sans"/>
+              </w:rPr>
+            </w:pPr>
+            <w:r>
+              <w:rPr>
+                <w:rFonts w:ascii="Open Sans" w:hAnsi="Open Sans" w:cs="Open Sans"/>
+              </w:rPr>
+              <w:t>Maintenir l’état du bien en réparations courantes et nettoyage habituel ;</w:t>
+            </w:r>
+          </w:p>
+          <w:p>
+            <w:pPr>
+              <w:pStyle w:val="Puces"/>
+              <w:widowControl w:val="0"/>
+              <w:rPr>
+                <w:rFonts w:ascii="Open Sans" w:hAnsi="Open Sans" w:cs="Open Sans"/>
+              </w:rPr>
+            </w:pPr>
+            <w:r>
+              <w:rPr>
+                <w:rFonts w:ascii="Open Sans" w:hAnsi="Open Sans" w:cs="Open Sans"/>
+              </w:rPr>
+              <w:t>Poser et enlever les fenêtres doubles ;</w:t>
+            </w:r>
+          </w:p>
+          <w:p>
+            <w:pPr>
+              <w:pStyle w:val="Puces"/>
+              <w:widowControl w:val="0"/>
+              <w:rPr>
+                <w:rFonts w:ascii="Open Sans" w:hAnsi="Open Sans" w:cs="Open Sans"/>
+              </w:rPr>
+            </w:pPr>
+            <w:r>
+              <w:rPr>
+                <w:rFonts w:ascii="Open Sans" w:hAnsi="Open Sans" w:cs="Open Sans"/>
+              </w:rPr>
+              <w:t>Remplacer les vitres brisées ou endommagées ;</w:t>
+            </w:r>
+          </w:p>
+          <w:p>
+            <w:pPr>
+              <w:pStyle w:val="Puces"/>
+              <w:widowControl w:val="0"/>
+              <w:rPr>
+                <w:rFonts w:ascii="Open Sans" w:hAnsi="Open Sans" w:cs="Open Sans"/>
+              </w:rPr>
+            </w:pPr>
+            <w:r>
+              <w:rPr>
+                <w:rFonts w:ascii="Open Sans" w:hAnsi="Open Sans" w:cs="Open Sans"/>
+              </w:rPr>
+              <w:t>Entretenir les sols et les boiseries ;</w:t>
+            </w:r>
+          </w:p>
+          <w:p>
+            <w:pPr>
+              <w:pStyle w:val="Puces"/>
+              <w:widowControl w:val="0"/>
+              <w:rPr>
+                <w:rFonts w:ascii="Open Sans" w:hAnsi="Open Sans" w:cs="Open Sans"/>
+              </w:rPr>
+            </w:pPr>
+            <w:r>
+              <w:rPr>
+                <w:rFonts w:ascii="Open Sans" w:hAnsi="Open Sans" w:cs="Open Sans"/>
+              </w:rPr>
+              <w:t>Remplacer les prises endommagées ;</w:t>
+            </w:r>
+          </w:p>
+          <w:p>
+            <w:pPr>
+              <w:pStyle w:val="Puces"/>
+              <w:widowControl w:val="0"/>
+              <w:rPr>
+                <w:rFonts w:ascii="Open Sans" w:hAnsi="Open Sans" w:cs="Open Sans"/>
+              </w:rPr>
+            </w:pPr>
+            <w:r>
+              <w:rPr>
+                <w:rFonts w:ascii="Open Sans" w:hAnsi="Open Sans" w:cs="Open Sans"/>
+              </w:rPr>
+              <w:t>Remplacer les sangles usées aux volets à rouleaux et aux stores ;</w:t>
+            </w:r>
+          </w:p>
+          <w:p>
+            <w:pPr>
+              <w:pStyle w:val="Puces"/>
+              <w:widowControl w:val="0"/>
+              <w:rPr>
+                <w:rFonts w:ascii="Open Sans" w:hAnsi="Open Sans" w:cs="Open Sans"/>
+              </w:rPr>
+            </w:pPr>
+            <w:r>
+              <w:rPr>
+                <w:rFonts w:ascii="Open Sans" w:hAnsi="Open Sans" w:cs="Open Sans"/>
+              </w:rPr>
+              <w:t>Graisser les serrures, gonds, fiches de portes, fenêtres, volets, armatures de tente et autres ;</w:t>
+            </w:r>
+          </w:p>
+          <w:p>
+            <w:pPr>
+              <w:pStyle w:val="Puces"/>
+              <w:widowControl w:val="0"/>
+              <w:rPr>
+                <w:rFonts w:ascii="Open Sans" w:hAnsi="Open Sans" w:cs="Open Sans"/>
+              </w:rPr>
+            </w:pPr>
+            <w:r>
+              <w:rPr>
+                <w:rFonts w:ascii="Open Sans" w:hAnsi="Open Sans" w:cs="Open Sans"/>
+              </w:rPr>
+              <w:t>Entretenir les installations sanitaires, appareils ménagers, fiches et cordons électriques et autres ;</w:t>
+            </w:r>
+          </w:p>
+          <w:p>
+            <w:pPr>
+              <w:pStyle w:val="Puces"/>
+              <w:widowControl w:val="0"/>
+              <w:rPr>
+                <w:rFonts w:ascii="Open Sans" w:hAnsi="Open Sans" w:cs="Open Sans"/>
+              </w:rPr>
+            </w:pPr>
+            <w:r>
+              <w:rPr>
+                <w:rFonts w:ascii="Open Sans" w:hAnsi="Open Sans" w:cs="Open Sans"/>
+              </w:rPr>
+              <w:t>Déboucher les écoulements jusqu'à la conduite principale, nettoyer et déboucher les écoulements de balcons et terrasses ;</w:t>
+            </w:r>
+          </w:p>
+          <w:p>
+            <w:pPr>
+              <w:pStyle w:val="Puces"/>
+              <w:widowControl w:val="0"/>
+              <w:rPr>
+                <w:rFonts w:ascii="Open Sans" w:hAnsi="Open Sans" w:cs="Open Sans"/>
+              </w:rPr>
+            </w:pPr>
+            <w:r>
+              <w:rPr>
+                <w:rFonts w:ascii="Open Sans" w:hAnsi="Open Sans" w:cs="Open Sans"/>
+              </w:rPr>
+              <w:t xml:space="preserve">Faire ramoner régulièrement les cheminées de salon et leurs canaux de fumée (obligation légale) ; </w:t>
+            </w:r>
+          </w:p>
+          <w:p>
+            <w:pPr>
+              <w:pStyle w:val="Puces"/>
+              <w:widowControl w:val="0"/>
+              <w:rPr>
+                <w:rFonts w:ascii="Open Sans" w:hAnsi="Open Sans" w:cs="Open Sans"/>
+              </w:rPr>
+            </w:pPr>
+            <w:r>
+              <w:rPr>
+                <w:rFonts w:ascii="Open Sans" w:hAnsi="Open Sans" w:cs="Open Sans"/>
+              </w:rPr>
+              <w:t>Aérer régulièrement les locaux loués ;</w:t>
+            </w:r>
+          </w:p>
+          <w:p>
+            <w:pPr>
+              <w:pStyle w:val="Puces"/>
+              <w:widowControl w:val="0"/>
+              <w:rPr>
+                <w:rFonts w:ascii="Open Sans" w:hAnsi="Open Sans" w:cs="Open Sans"/>
+              </w:rPr>
+            </w:pPr>
+            <w:r>
+              <w:rPr>
+                <w:rFonts w:ascii="Open Sans" w:hAnsi="Open Sans" w:cs="Open Sans"/>
+              </w:rPr>
+              <w:t>Détartrer régulièrement les bouilleurs individuels ;</w:t>
+            </w:r>
+          </w:p>
+          <w:p>
+            <w:pPr>
+              <w:pStyle w:val="Puces"/>
+              <w:widowControl w:val="0"/>
+              <w:rPr>
+                <w:rFonts w:ascii="Open Sans" w:hAnsi="Open Sans" w:cs="Open Sans"/>
+              </w:rPr>
+            </w:pPr>
+            <w:r>
+              <w:rPr>
+                <w:rFonts w:ascii="Open Sans" w:hAnsi="Open Sans" w:cs="Open Sans"/>
+              </w:rPr>
+              <w:t>Remplacer les brise-jets, les flexibles et les fusibles ;</w:t>
+            </w:r>
+          </w:p>
+          <w:p>
+            <w:pPr>
+              <w:pStyle w:val="Puces"/>
+              <w:widowControl w:val="0"/>
+              <w:rPr>
+                <w:rFonts w:ascii="Open Sans" w:hAnsi="Open Sans" w:cs="Open Sans"/>
+              </w:rPr>
+            </w:pPr>
+            <w:r>
+              <w:rPr>
+                <w:rFonts w:ascii="Open Sans" w:hAnsi="Open Sans" w:cs="Open Sans"/>
+              </w:rPr>
+              <w:t>Remplacer les joints usés des robinets ;</w:t>
+            </w:r>
+          </w:p>
+          <w:p>
+            <w:pPr>
+              <w:pStyle w:val="Puces"/>
+              <w:widowControl w:val="0"/>
+              <w:rPr>
+                <w:rFonts w:ascii="Open Sans" w:hAnsi="Open Sans" w:cs="Open Sans"/>
+              </w:rPr>
+            </w:pPr>
+            <w:r>
+              <w:rPr>
+                <w:rFonts w:ascii="Open Sans" w:hAnsi="Open Sans" w:cs="Open Sans"/>
+              </w:rPr>
+              <w:t>Remplacer le filtre de ventilation interchangeable ;</w:t>
+            </w:r>
+          </w:p>
+          <w:p>
+            <w:pPr>
+              <w:pStyle w:val="Puces"/>
+              <w:widowControl w:val="0"/>
+              <w:rPr>
+                <w:rFonts w:ascii="Open Sans" w:hAnsi="Open Sans" w:cs="Open Sans"/>
+              </w:rPr>
+            </w:pPr>
+            <w:r>
+              <w:rPr>
+                <w:rFonts w:ascii="Open Sans" w:hAnsi="Open Sans" w:cs="Open Sans"/>
+              </w:rPr>
+              <w:t>Confection et la pose de plaques d'adresses des sonnettes et boîtes aux lettres ;</w:t>
+            </w:r>
+          </w:p>
+          <w:p>
+            <w:pPr>
+              <w:pStyle w:val="Puces"/>
+              <w:widowControl w:val="0"/>
+              <w:numPr>
+                <w:ilvl w:val="0"/>
                 <w:numId w:val="0"/>
               </w:numPr>
+              <w:ind w:left="1418" w:hanging="567"/>
               <w:rPr>
                 <w:rFonts w:ascii="Open Sans" w:hAnsi="Open Sans" w:cs="Open Sans"/>
               </w:rPr>
@@ -2059,10 +2558,8 @@
                 <w:b/>
                 <w:bCs/>
               </w:rPr>
-              <w:t xml:space="preserve">Obligations de l’usufruitier – conservation de la chose : </w:t>
-            </w:r>
-            <w:bookmarkStart w:name="_Hlk112924697" w:id="11"/>
-            <w:bookmarkEnd w:id="11"/>
+              <w:t xml:space="preserve">Taxe et autres charges : </w:t>
+            </w:r>
           </w:p>
           <w:p>
             <w:pPr>
@@ -2072,277 +2569,63 @@
                 <w:ilvl w:val="1"/>
                 <w:numId w:val="3"/>
               </w:numPr>
-              <w:rPr>
-                <w:rFonts w:ascii="Open Sans" w:hAnsi="Open Sans" w:cs="Open Sans"/>
-                <w:szCs w:val="20"/>
-              </w:rPr>
-            </w:pPr>
-            <w:r>
-              <w:rPr>
-                <w:rFonts w:ascii="Open Sans" w:hAnsi="Open Sans" w:cs="Open Sans"/>
-                <w:szCs w:val="20"/>
-              </w:rPr>
-              <w:t>L’usufruitier est tenu de conserver la substance de la chose et de faire lui-même les réparations et réfections ordinaires sous réserve de l'usure normale. Par conséquent, l’usufruitier ne doit supporter aucun changement dans la conception de l’appartement. Les obligations de l’usufruitier sont les suivantes :</w:t>
-            </w:r>
-          </w:p>
-          <w:p>
-            <w:pPr>
-              <w:pStyle w:val="Puces"/>
-              <w:widowControl w:val="0"/>
-              <w:numPr>
-                <w:ilvl w:val="0"/>
-                <w:numId w:val="5"/>
-              </w:numPr>
-              <w:ind w:hanging="589"/>
-              <w:rPr>
-                <w:rFonts w:ascii="Open Sans" w:hAnsi="Open Sans" w:cs="Open Sans"/>
-              </w:rPr>
-            </w:pPr>
-            <w:r>
-              <w:rPr>
-                <w:rFonts w:ascii="Open Sans" w:hAnsi="Open Sans" w:cs="Open Sans"/>
-              </w:rPr>
-              <w:t>Maintenir l’état du bien en réparations courantes et nettoyage habituel ;</w:t>
-            </w:r>
-          </w:p>
-          <w:p>
-            <w:pPr>
-              <w:pStyle w:val="Puces"/>
-              <w:widowControl w:val="0"/>
-              <w:rPr>
-                <w:rFonts w:ascii="Open Sans" w:hAnsi="Open Sans" w:cs="Open Sans"/>
-              </w:rPr>
-            </w:pPr>
-            <w:r>
-              <w:rPr>
-                <w:rFonts w:ascii="Open Sans" w:hAnsi="Open Sans" w:cs="Open Sans"/>
-              </w:rPr>
-              <w:t>Poser et enlever les fenêtres doubles ;</w:t>
-            </w:r>
-          </w:p>
-          <w:p>
-            <w:pPr>
-              <w:pStyle w:val="Puces"/>
-              <w:widowControl w:val="0"/>
-              <w:rPr>
-                <w:rFonts w:ascii="Open Sans" w:hAnsi="Open Sans" w:cs="Open Sans"/>
-              </w:rPr>
-            </w:pPr>
-            <w:r>
-              <w:rPr>
-                <w:rFonts w:ascii="Open Sans" w:hAnsi="Open Sans" w:cs="Open Sans"/>
-              </w:rPr>
-              <w:t>Remplacer les vitres brisées ou endommagées ;</w:t>
-            </w:r>
-          </w:p>
-          <w:p>
-            <w:pPr>
-              <w:pStyle w:val="Puces"/>
-              <w:widowControl w:val="0"/>
-              <w:rPr>
-                <w:rFonts w:ascii="Open Sans" w:hAnsi="Open Sans" w:cs="Open Sans"/>
-              </w:rPr>
-            </w:pPr>
-            <w:r>
-              <w:rPr>
-                <w:rFonts w:ascii="Open Sans" w:hAnsi="Open Sans" w:cs="Open Sans"/>
-              </w:rPr>
-              <w:t>Entretenir les sols et les boiseries ;</w:t>
-            </w:r>
-          </w:p>
-          <w:p>
-            <w:pPr>
-              <w:pStyle w:val="Puces"/>
-              <w:widowControl w:val="0"/>
-              <w:rPr>
-                <w:rFonts w:ascii="Open Sans" w:hAnsi="Open Sans" w:cs="Open Sans"/>
-              </w:rPr>
-            </w:pPr>
-            <w:r>
-              <w:rPr>
-                <w:rFonts w:ascii="Open Sans" w:hAnsi="Open Sans" w:cs="Open Sans"/>
-              </w:rPr>
-              <w:t>Remplacer les prises endommagées ;</w:t>
-            </w:r>
-          </w:p>
-          <w:p>
-            <w:pPr>
-              <w:pStyle w:val="Puces"/>
-              <w:widowControl w:val="0"/>
-              <w:rPr>
-                <w:rFonts w:ascii="Open Sans" w:hAnsi="Open Sans" w:cs="Open Sans"/>
-              </w:rPr>
-            </w:pPr>
-            <w:r>
-              <w:rPr>
-                <w:rFonts w:ascii="Open Sans" w:hAnsi="Open Sans" w:cs="Open Sans"/>
-              </w:rPr>
-              <w:t>Remplacer les sangles usées aux volets à rouleaux et aux stores ;</w:t>
-            </w:r>
-          </w:p>
-          <w:p>
-            <w:pPr>
-              <w:pStyle w:val="Puces"/>
-              <w:widowControl w:val="0"/>
-              <w:rPr>
-                <w:rFonts w:ascii="Open Sans" w:hAnsi="Open Sans" w:cs="Open Sans"/>
-              </w:rPr>
-            </w:pPr>
-            <w:r>
-              <w:rPr>
-                <w:rFonts w:ascii="Open Sans" w:hAnsi="Open Sans" w:cs="Open Sans"/>
-              </w:rPr>
-              <w:t>Graisser les serrures, gonds, fiches de portes, fenêtres, volets, armatures de tente et autres ;</w:t>
-            </w:r>
-          </w:p>
-          <w:p>
-            <w:pPr>
-              <w:pStyle w:val="Puces"/>
-              <w:widowControl w:val="0"/>
-              <w:rPr>
-                <w:rFonts w:ascii="Open Sans" w:hAnsi="Open Sans" w:cs="Open Sans"/>
-              </w:rPr>
-            </w:pPr>
-            <w:r>
-              <w:rPr>
-                <w:rFonts w:ascii="Open Sans" w:hAnsi="Open Sans" w:cs="Open Sans"/>
-              </w:rPr>
-              <w:t>Entretenir les installations sanitaires, appareils ménagers, fiches et cordons électriques et autres ;</w:t>
-            </w:r>
-          </w:p>
-          <w:p>
-            <w:pPr>
-              <w:pStyle w:val="Puces"/>
-              <w:widowControl w:val="0"/>
-              <w:rPr>
-                <w:rFonts w:ascii="Open Sans" w:hAnsi="Open Sans" w:cs="Open Sans"/>
-              </w:rPr>
-            </w:pPr>
-            <w:r>
-              <w:rPr>
-                <w:rFonts w:ascii="Open Sans" w:hAnsi="Open Sans" w:cs="Open Sans"/>
-              </w:rPr>
-              <w:t>Déboucher les écoulements jusqu'à la conduite principale, nettoyer et déboucher les écoulements de balcons et terrasses ;</w:t>
-            </w:r>
-          </w:p>
-          <w:p>
-            <w:pPr>
-              <w:pStyle w:val="Puces"/>
-              <w:widowControl w:val="0"/>
-              <w:rPr>
-                <w:rFonts w:ascii="Open Sans" w:hAnsi="Open Sans" w:cs="Open Sans"/>
-              </w:rPr>
-            </w:pPr>
-            <w:r>
-              <w:rPr>
-                <w:rFonts w:ascii="Open Sans" w:hAnsi="Open Sans" w:cs="Open Sans"/>
-              </w:rPr>
-              <w:t xml:space="preserve">Faire ramoner régulièrement les cheminées de salon et leurs canaux de fumée (obligation légale) ; </w:t>
-            </w:r>
-          </w:p>
-          <w:p>
-            <w:pPr>
-              <w:pStyle w:val="Puces"/>
-              <w:widowControl w:val="0"/>
-              <w:rPr>
-                <w:rFonts w:ascii="Open Sans" w:hAnsi="Open Sans" w:cs="Open Sans"/>
-              </w:rPr>
-            </w:pPr>
-            <w:r>
-              <w:rPr>
-                <w:rFonts w:ascii="Open Sans" w:hAnsi="Open Sans" w:cs="Open Sans"/>
-              </w:rPr>
-              <w:t>Aérer régulièrement les locaux loués ;</w:t>
-            </w:r>
-          </w:p>
-          <w:p>
-            <w:pPr>
-              <w:pStyle w:val="Puces"/>
-              <w:widowControl w:val="0"/>
-              <w:rPr>
-                <w:rFonts w:ascii="Open Sans" w:hAnsi="Open Sans" w:cs="Open Sans"/>
-              </w:rPr>
-            </w:pPr>
-            <w:r>
-              <w:rPr>
-                <w:rFonts w:ascii="Open Sans" w:hAnsi="Open Sans" w:cs="Open Sans"/>
-              </w:rPr>
-              <w:t>Détartrer régulièrement les bouilleurs individuels ;</w:t>
-            </w:r>
-          </w:p>
-          <w:p>
-            <w:pPr>
-              <w:pStyle w:val="Puces"/>
-              <w:widowControl w:val="0"/>
-              <w:rPr>
-                <w:rFonts w:ascii="Open Sans" w:hAnsi="Open Sans" w:cs="Open Sans"/>
-              </w:rPr>
-            </w:pPr>
-            <w:r>
-              <w:rPr>
-                <w:rFonts w:ascii="Open Sans" w:hAnsi="Open Sans" w:cs="Open Sans"/>
-              </w:rPr>
-              <w:t>Remplacer les brise-jets, les flexibles et les fusibles ;</w:t>
-            </w:r>
-          </w:p>
-          <w:p>
-            <w:pPr>
-              <w:pStyle w:val="Puces"/>
-              <w:widowControl w:val="0"/>
-              <w:rPr>
-                <w:rFonts w:ascii="Open Sans" w:hAnsi="Open Sans" w:cs="Open Sans"/>
-              </w:rPr>
-            </w:pPr>
-            <w:r>
-              <w:rPr>
-                <w:rFonts w:ascii="Open Sans" w:hAnsi="Open Sans" w:cs="Open Sans"/>
-              </w:rPr>
-              <w:t>Remplacer les joints usés des robinets ;</w:t>
-            </w:r>
-          </w:p>
-          <w:p>
-            <w:pPr>
-              <w:pStyle w:val="Puces"/>
-              <w:widowControl w:val="0"/>
-              <w:rPr>
-                <w:rFonts w:ascii="Open Sans" w:hAnsi="Open Sans" w:cs="Open Sans"/>
-              </w:rPr>
-            </w:pPr>
-            <w:r>
-              <w:rPr>
-                <w:rFonts w:ascii="Open Sans" w:hAnsi="Open Sans" w:cs="Open Sans"/>
-              </w:rPr>
-              <w:t>Remplacer le filtre de ventilation interchangeable ;</w:t>
-            </w:r>
-          </w:p>
-          <w:p>
-            <w:pPr>
-              <w:pStyle w:val="Puces"/>
-              <w:widowControl w:val="0"/>
-              <w:rPr>
-                <w:rFonts w:ascii="Open Sans" w:hAnsi="Open Sans" w:cs="Open Sans"/>
-              </w:rPr>
-            </w:pPr>
-            <w:r>
-              <w:rPr>
-                <w:rFonts w:ascii="Open Sans" w:hAnsi="Open Sans" w:cs="Open Sans"/>
-              </w:rPr>
-              <w:t>Confection et la pose de plaques d'adresses des sonnettes et boîtes aux lettres ;</w:t>
-            </w:r>
-          </w:p>
-          <w:p>
-            <w:pPr>
-              <w:pStyle w:val="Puces"/>
+              <w:ind w:left="851" w:hanging="851"/>
+              <w:rPr>
+                <w:rFonts w:ascii="Open Sans" w:hAnsi="Open Sans" w:cs="Open Sans"/>
+                <w:szCs w:val="20"/>
+              </w:rPr>
+            </w:pPr>
+            <w:r>
+              <w:rPr>
+                <w:rFonts w:ascii="Open Sans" w:hAnsi="Open Sans" w:cs="Open Sans"/>
+                <w:szCs w:val="20"/>
+              </w:rPr>
+              <w:t>L'usufruitier a la possession, l'usage et la jouissance de la chose. Il en a aussi la gestion et observe, dans l'exercice de ses droits, les règles d'une bonne administration.</w:t>
+            </w:r>
+          </w:p>
+          <w:p>
+            <w:pPr>
+              <w:pStyle w:val="Titre2"/>
+              <w:widowControl w:val="0"/>
+              <w:numPr>
+                <w:ilvl w:val="1"/>
+                <w:numId w:val="3"/>
+              </w:numPr>
+              <w:ind w:left="851" w:hanging="851"/>
+              <w:rPr>
+                <w:rFonts w:ascii="Open Sans" w:hAnsi="Open Sans" w:cs="Open Sans"/>
+                <w:szCs w:val="20"/>
+              </w:rPr>
+            </w:pPr>
+            <w:r>
+              <w:rPr>
+                <w:rFonts w:ascii="Open Sans" w:hAnsi="Open Sans" w:cs="Open Sans"/>
+                <w:szCs w:val="20"/>
+              </w:rPr>
+              <w:t>En cas de PPE : L’usufruitier supporte les taxes et autres charges, incluses dans les charges PPE, à raison de la quote-part attribuée à son logement dans la copropriété (si applicable) :</w:t>
+            </w:r>
+          </w:p>
+          <w:p>
+            <w:pPr>
+              <w:pStyle w:val="Titre2"/>
               <w:widowControl w:val="0"/>
               <w:numPr>
                 <w:ilvl w:val="0"/>
                 <w:numId w:val="0"/>
               </w:numPr>
-              <w:ind w:left="1418" w:hanging="567"/>
-              <w:rPr>
-                <w:rFonts w:ascii="Open Sans" w:hAnsi="Open Sans" w:cs="Open Sans"/>
-              </w:rPr>
-            </w:pPr>
+              <w:ind w:left="851"/>
+              <w:rPr>
+                <w:rFonts w:ascii="Open Sans" w:hAnsi="Open Sans" w:cs="Open Sans"/>
+                <w:szCs w:val="20"/>
+              </w:rPr>
+            </w:pPr>
+            <w:r>
+              <w:rPr>
+                <w:rFonts w:ascii="Open Sans" w:hAnsi="Open Sans" w:cs="Open Sans"/>
+                <w:szCs w:val="20"/>
+              </w:rPr>
+              <w:t>En cas de villa individuelle : L’usufruitier supporte les taxes et autres charges (si applicable) :</w:t>
+            </w:r>
           </w:p>
           <w:p>
             <w:pPr>
@@ -2350,88 +2633,212 @@
               <w:widowControl w:val="0"/>
               <w:numPr>
                 <w:ilvl w:val="0"/>
-                <w:numId w:val="3"/>
-              </w:numPr>
-              <w:rPr>
-                <w:rFonts w:ascii="Open Sans" w:hAnsi="Open Sans" w:cs="Open Sans"/>
-                <w:b/>
-                <w:bCs/>
-              </w:rPr>
-            </w:pPr>
-            <w:r>
-              <w:rPr>
-                <w:rFonts w:ascii="Open Sans" w:hAnsi="Open Sans" w:cs="Open Sans"/>
-                <w:b/>
-                <w:bCs/>
-              </w:rPr>
-              <w:t xml:space="preserve">Taxe et autres charges : </w:t>
-            </w:r>
-          </w:p>
-          <w:p>
-            <w:pPr>
-              <w:pStyle w:val="Titre2"/>
-              <w:widowControl w:val="0"/>
-              <w:numPr>
-                <w:ilvl w:val="1"/>
-                <w:numId w:val="3"/>
-              </w:numPr>
-              <w:ind w:left="851" w:hanging="851"/>
-              <w:rPr>
-                <w:rFonts w:ascii="Open Sans" w:hAnsi="Open Sans" w:cs="Open Sans"/>
-                <w:szCs w:val="20"/>
-              </w:rPr>
-            </w:pPr>
-            <w:r>
-              <w:rPr>
-                <w:rFonts w:ascii="Open Sans" w:hAnsi="Open Sans" w:cs="Open Sans"/>
-                <w:szCs w:val="20"/>
-              </w:rPr>
-              <w:t>L'usufruitier a la possession, l'usage et la jouissance de la chose. Il en a aussi la gestion et observe, dans l'exercice de ses droits, les règles d'une bonne administration.</w:t>
-            </w:r>
-          </w:p>
-          <w:p>
-            <w:pPr>
-              <w:pStyle w:val="Titre2"/>
-              <w:widowControl w:val="0"/>
-              <w:numPr>
-                <w:ilvl w:val="1"/>
-                <w:numId w:val="3"/>
-              </w:numPr>
-              <w:ind w:left="851" w:hanging="851"/>
-              <w:rPr>
-                <w:rFonts w:ascii="Open Sans" w:hAnsi="Open Sans" w:cs="Open Sans"/>
-                <w:szCs w:val="20"/>
-              </w:rPr>
-            </w:pPr>
-            <w:r>
-              <w:rPr>
-                <w:rFonts w:ascii="Open Sans" w:hAnsi="Open Sans" w:cs="Open Sans"/>
-                <w:szCs w:val="20"/>
-              </w:rPr>
-              <w:t>En cas de PPE : L’usufruitier supporte les taxes et autres charges, incluses dans les charges PPE, à raison de la quote-part attribuée à son logement dans la copropriété (si applicable) :</w:t>
-            </w:r>
-          </w:p>
-          <w:p>
-            <w:pPr>
-              <w:pStyle w:val="Titre2"/>
+                <w:numId w:val="6"/>
+              </w:numPr>
+              <w:ind w:hanging="589"/>
+              <w:rPr>
+                <w:rFonts w:ascii="Open Sans" w:hAnsi="Open Sans" w:cs="Open Sans"/>
+                <w:lang w:val="fr-FR"/>
+              </w:rPr>
+            </w:pPr>
+            <w:r>
+              <w:rPr>
+                <w:rFonts w:ascii="Open Sans" w:hAnsi="Open Sans" w:cs="Open Sans"/>
+                <w:lang w:val="fr-FR"/>
+              </w:rPr>
+              <w:t>Taxe épuration des eaux (entretien et utilisation) ;</w:t>
+            </w:r>
+          </w:p>
+          <w:p>
+            <w:pPr>
+              <w:pStyle w:val="Puces"/>
+              <w:widowControl w:val="0"/>
+              <w:numPr>
+                <w:ilvl w:val="0"/>
+                <w:numId w:val="7"/>
+              </w:numPr>
+              <w:ind w:hanging="589"/>
+              <w:rPr>
+                <w:rFonts w:ascii="Open Sans" w:hAnsi="Open Sans" w:cs="Open Sans"/>
+                <w:lang w:val="fr-FR"/>
+              </w:rPr>
+            </w:pPr>
+            <w:r>
+              <w:rPr>
+                <w:rFonts w:ascii="Open Sans" w:hAnsi="Open Sans" w:cs="Open Sans"/>
+                <w:lang w:val="fr-FR"/>
+              </w:rPr>
+              <w:t>Taxe annuelle d'utilisation du système d'évacuation eaux claires ;</w:t>
+            </w:r>
+          </w:p>
+          <w:p>
+            <w:pPr>
+              <w:pStyle w:val="Puces"/>
+              <w:widowControl w:val="0"/>
+              <w:numPr>
+                <w:ilvl w:val="0"/>
+                <w:numId w:val="8"/>
+              </w:numPr>
+              <w:ind w:hanging="589"/>
+              <w:rPr>
+                <w:rFonts w:ascii="Open Sans" w:hAnsi="Open Sans" w:cs="Open Sans"/>
+                <w:lang w:val="fr-FR"/>
+              </w:rPr>
+            </w:pPr>
+            <w:r>
+              <w:rPr>
+                <w:rFonts w:ascii="Open Sans" w:hAnsi="Open Sans" w:cs="Open Sans"/>
+                <w:lang w:val="fr-FR"/>
+              </w:rPr>
+              <w:t>Taxe égout ;</w:t>
+            </w:r>
+          </w:p>
+          <w:p>
+            <w:pPr>
+              <w:pStyle w:val="Puces"/>
+              <w:widowControl w:val="0"/>
+              <w:numPr>
+                <w:ilvl w:val="0"/>
+                <w:numId w:val="9"/>
+              </w:numPr>
+              <w:ind w:hanging="589"/>
+              <w:rPr>
+                <w:rFonts w:ascii="Open Sans" w:hAnsi="Open Sans" w:cs="Open Sans"/>
+                <w:lang w:val="fr-FR"/>
+              </w:rPr>
+            </w:pPr>
+            <w:r>
+              <w:rPr>
+                <w:rFonts w:ascii="Open Sans" w:hAnsi="Open Sans" w:cs="Open Sans"/>
+                <w:lang w:val="fr-FR"/>
+              </w:rPr>
+              <w:t>Taxe relative au tri, à l'évacuation et au traitement des déchets ;</w:t>
+            </w:r>
+          </w:p>
+          <w:p>
+            <w:pPr>
+              <w:pStyle w:val="Puces"/>
+              <w:widowControl w:val="0"/>
+              <w:numPr>
+                <w:ilvl w:val="0"/>
+                <w:numId w:val="10"/>
+              </w:numPr>
+              <w:ind w:hanging="589"/>
+              <w:rPr>
+                <w:rFonts w:ascii="Open Sans" w:hAnsi="Open Sans" w:cs="Open Sans"/>
+                <w:lang w:val="fr-FR"/>
+              </w:rPr>
+            </w:pPr>
+            <w:r>
+              <w:rPr>
+                <w:rFonts w:ascii="Open Sans" w:hAnsi="Open Sans" w:cs="Open Sans"/>
+                <w:lang w:val="fr-FR"/>
+              </w:rPr>
+              <w:t>Taxe Co2 ;</w:t>
+            </w:r>
+          </w:p>
+          <w:p>
+            <w:pPr>
+              <w:pStyle w:val="Puces"/>
+              <w:widowControl w:val="0"/>
+              <w:numPr>
+                <w:ilvl w:val="0"/>
+                <w:numId w:val="11"/>
+              </w:numPr>
+              <w:ind w:hanging="589"/>
+              <w:rPr>
+                <w:rFonts w:ascii="Open Sans" w:hAnsi="Open Sans" w:cs="Open Sans"/>
+                <w:lang w:val="fr-FR"/>
+              </w:rPr>
+            </w:pPr>
+            <w:r>
+              <w:rPr>
+                <w:rFonts w:ascii="Open Sans" w:hAnsi="Open Sans" w:cs="Open Sans"/>
+                <w:lang w:val="fr-FR"/>
+              </w:rPr>
+              <w:t>Consommation électrique ;</w:t>
+            </w:r>
+          </w:p>
+          <w:p>
+            <w:pPr>
+              <w:pStyle w:val="Puces"/>
+              <w:widowControl w:val="0"/>
+              <w:numPr>
+                <w:ilvl w:val="0"/>
+                <w:numId w:val="12"/>
+              </w:numPr>
+              <w:ind w:hanging="589"/>
+              <w:rPr>
+                <w:rFonts w:ascii="Open Sans" w:hAnsi="Open Sans" w:cs="Open Sans"/>
+                <w:lang w:val="fr-FR"/>
+              </w:rPr>
+            </w:pPr>
+            <w:r>
+              <w:rPr>
+                <w:rFonts w:ascii="Open Sans" w:hAnsi="Open Sans" w:cs="Open Sans"/>
+                <w:lang w:val="fr-FR"/>
+              </w:rPr>
+              <w:t>Maintenance et relevés à distance de tous les compteurs d'énergie ;</w:t>
+            </w:r>
+          </w:p>
+          <w:p>
+            <w:pPr>
+              <w:pStyle w:val="Puces"/>
+              <w:widowControl w:val="0"/>
+              <w:numPr>
+                <w:ilvl w:val="0"/>
+                <w:numId w:val="13"/>
+              </w:numPr>
+              <w:ind w:hanging="589"/>
+              <w:rPr>
+                <w:rFonts w:ascii="Open Sans" w:hAnsi="Open Sans" w:cs="Open Sans"/>
+                <w:lang w:val="fr-FR"/>
+              </w:rPr>
+            </w:pPr>
+            <w:r>
+              <w:rPr>
+                <w:rFonts w:ascii="Open Sans" w:hAnsi="Open Sans" w:cs="Open Sans"/>
+                <w:lang w:val="fr-FR"/>
+              </w:rPr>
+              <w:t>Contrat d'entretien et produits nécessaires au traitement de l'eau ;</w:t>
+            </w:r>
+          </w:p>
+          <w:p>
+            <w:pPr>
+              <w:pStyle w:val="Puces"/>
+              <w:widowControl w:val="0"/>
+              <w:numPr>
+                <w:ilvl w:val="0"/>
+                <w:numId w:val="14"/>
+              </w:numPr>
+              <w:ind w:hanging="589"/>
+              <w:rPr>
+                <w:rFonts w:ascii="Open Sans" w:hAnsi="Open Sans" w:cs="Open Sans"/>
+                <w:lang w:val="fr-FR"/>
+              </w:rPr>
+            </w:pPr>
+            <w:r>
+              <w:rPr>
+                <w:rFonts w:ascii="Open Sans" w:hAnsi="Open Sans" w:cs="Open Sans"/>
+                <w:lang w:val="fr-FR"/>
+              </w:rPr>
+              <w:t>Ventilation parking ;</w:t>
+            </w:r>
+          </w:p>
+          <w:p>
+            <w:pPr>
+              <w:pStyle w:val="Puces"/>
               <w:widowControl w:val="0"/>
               <w:numPr>
                 <w:ilvl w:val="0"/>
                 <w:numId w:val="0"/>
               </w:numPr>
-              <w:ind w:left="851"/>
-              <w:rPr>
-                <w:rFonts w:ascii="Open Sans" w:hAnsi="Open Sans" w:cs="Open Sans"/>
-                <w:szCs w:val="20"/>
-              </w:rPr>
-            </w:pPr>
-            <w:r>
-              <w:rPr>
-                <w:rFonts w:ascii="Open Sans" w:hAnsi="Open Sans" w:cs="Open Sans"/>
-                <w:szCs w:val="20"/>
-              </w:rPr>
-              <w:t>En cas de villa individuelle : L’usufruitier supporte les taxes et autres charges (si applicable) :</w:t>
-            </w:r>
+              <w:ind w:left="1440"/>
+              <w:rPr>
+                <w:rFonts w:ascii="Open Sans" w:hAnsi="Open Sans" w:cs="Open Sans"/>
+                <w:lang w:val="fr-FR"/>
+              </w:rPr>
+            </w:pPr>
           </w:p>
           <w:p>
             <w:pPr>
@@ -2439,197 +2846,14 @@
               <w:widowControl w:val="0"/>
               <w:numPr>
                 <w:ilvl w:val="0"/>
-                <w:numId w:val="6"/>
-              </w:numPr>
-              <w:ind w:hanging="589"/>
+                <w:numId w:val="0"/>
+              </w:numPr>
+              <w:ind w:left="1440"/>
               <w:rPr>
                 <w:rFonts w:ascii="Open Sans" w:hAnsi="Open Sans" w:cs="Open Sans"/>
                 <w:lang w:val="fr-FR"/>
               </w:rPr>
             </w:pPr>
-            <w:r>
-              <w:rPr>
-                <w:rFonts w:ascii="Open Sans" w:hAnsi="Open Sans" w:cs="Open Sans"/>
-                <w:lang w:val="fr-FR"/>
-              </w:rPr>
-              <w:t>Taxe épuration des eaux (entretien et utilisation) ;</w:t>
-            </w:r>
-          </w:p>
-          <w:p>
-            <w:pPr>
-              <w:pStyle w:val="Puces"/>
-              <w:widowControl w:val="0"/>
-              <w:numPr>
-                <w:ilvl w:val="0"/>
-                <w:numId w:val="7"/>
-              </w:numPr>
-              <w:ind w:hanging="589"/>
-              <w:rPr>
-                <w:rFonts w:ascii="Open Sans" w:hAnsi="Open Sans" w:cs="Open Sans"/>
-                <w:lang w:val="fr-FR"/>
-              </w:rPr>
-            </w:pPr>
-            <w:r>
-              <w:rPr>
-                <w:rFonts w:ascii="Open Sans" w:hAnsi="Open Sans" w:cs="Open Sans"/>
-                <w:lang w:val="fr-FR"/>
-              </w:rPr>
-              <w:t>Taxe annuelle d'utilisation du système d'évacuation eaux claires ;</w:t>
-            </w:r>
-          </w:p>
-          <w:p>
-            <w:pPr>
-              <w:pStyle w:val="Puces"/>
-              <w:widowControl w:val="0"/>
-              <w:numPr>
-                <w:ilvl w:val="0"/>
-                <w:numId w:val="8"/>
-              </w:numPr>
-              <w:ind w:hanging="589"/>
-              <w:rPr>
-                <w:rFonts w:ascii="Open Sans" w:hAnsi="Open Sans" w:cs="Open Sans"/>
-                <w:lang w:val="fr-FR"/>
-              </w:rPr>
-            </w:pPr>
-            <w:r>
-              <w:rPr>
-                <w:rFonts w:ascii="Open Sans" w:hAnsi="Open Sans" w:cs="Open Sans"/>
-                <w:lang w:val="fr-FR"/>
-              </w:rPr>
-              <w:t>Taxe égout ;</w:t>
-            </w:r>
-          </w:p>
-          <w:p>
-            <w:pPr>
-              <w:pStyle w:val="Puces"/>
-              <w:widowControl w:val="0"/>
-              <w:numPr>
-                <w:ilvl w:val="0"/>
-                <w:numId w:val="9"/>
-              </w:numPr>
-              <w:ind w:hanging="589"/>
-              <w:rPr>
-                <w:rFonts w:ascii="Open Sans" w:hAnsi="Open Sans" w:cs="Open Sans"/>
-                <w:lang w:val="fr-FR"/>
-              </w:rPr>
-            </w:pPr>
-            <w:r>
-              <w:rPr>
-                <w:rFonts w:ascii="Open Sans" w:hAnsi="Open Sans" w:cs="Open Sans"/>
-                <w:lang w:val="fr-FR"/>
-              </w:rPr>
-              <w:t>Taxe relative au tri, à l'évacuation et au traitement des déchets ;</w:t>
-            </w:r>
-          </w:p>
-          <w:p>
-            <w:pPr>
-              <w:pStyle w:val="Puces"/>
-              <w:widowControl w:val="0"/>
-              <w:numPr>
-                <w:ilvl w:val="0"/>
-                <w:numId w:val="10"/>
-              </w:numPr>
-              <w:ind w:hanging="589"/>
-              <w:rPr>
-                <w:rFonts w:ascii="Open Sans" w:hAnsi="Open Sans" w:cs="Open Sans"/>
-                <w:lang w:val="fr-FR"/>
-              </w:rPr>
-            </w:pPr>
-            <w:r>
-              <w:rPr>
-                <w:rFonts w:ascii="Open Sans" w:hAnsi="Open Sans" w:cs="Open Sans"/>
-                <w:lang w:val="fr-FR"/>
-              </w:rPr>
-              <w:t>Taxe Co2 ;</w:t>
-            </w:r>
-          </w:p>
-          <w:p>
-            <w:pPr>
-              <w:pStyle w:val="Puces"/>
-              <w:widowControl w:val="0"/>
-              <w:numPr>
-                <w:ilvl w:val="0"/>
-                <w:numId w:val="11"/>
-              </w:numPr>
-              <w:ind w:hanging="589"/>
-              <w:rPr>
-                <w:rFonts w:ascii="Open Sans" w:hAnsi="Open Sans" w:cs="Open Sans"/>
-                <w:lang w:val="fr-FR"/>
-              </w:rPr>
-            </w:pPr>
-            <w:r>
-              <w:rPr>
-                <w:rFonts w:ascii="Open Sans" w:hAnsi="Open Sans" w:cs="Open Sans"/>
-                <w:lang w:val="fr-FR"/>
-              </w:rPr>
-              <w:t>Consommation électrique ;</w:t>
-            </w:r>
-          </w:p>
-          <w:p>
-            <w:pPr>
-              <w:pStyle w:val="Puces"/>
-              <w:widowControl w:val="0"/>
-              <w:numPr>
-                <w:ilvl w:val="0"/>
-                <w:numId w:val="12"/>
-              </w:numPr>
-              <w:ind w:hanging="589"/>
-              <w:rPr>
-                <w:rFonts w:ascii="Open Sans" w:hAnsi="Open Sans" w:cs="Open Sans"/>
-                <w:lang w:val="fr-FR"/>
-              </w:rPr>
-            </w:pPr>
-            <w:r>
-              <w:rPr>
-                <w:rFonts w:ascii="Open Sans" w:hAnsi="Open Sans" w:cs="Open Sans"/>
-                <w:lang w:val="fr-FR"/>
-              </w:rPr>
-              <w:t>Maintenance et relevés à distance de tous les compteurs d'énergie ;</w:t>
-            </w:r>
-          </w:p>
-          <w:p>
-            <w:pPr>
-              <w:pStyle w:val="Puces"/>
-              <w:widowControl w:val="0"/>
-              <w:numPr>
-                <w:ilvl w:val="0"/>
-                <w:numId w:val="13"/>
-              </w:numPr>
-              <w:ind w:hanging="589"/>
-              <w:rPr>
-                <w:rFonts w:ascii="Open Sans" w:hAnsi="Open Sans" w:cs="Open Sans"/>
-                <w:lang w:val="fr-FR"/>
-              </w:rPr>
-            </w:pPr>
-            <w:r>
-              <w:rPr>
-                <w:rFonts w:ascii="Open Sans" w:hAnsi="Open Sans" w:cs="Open Sans"/>
-                <w:lang w:val="fr-FR"/>
-              </w:rPr>
-              <w:t>Contrat d'entretien et produits nécessaires au traitement de l'eau ;</w:t>
-            </w:r>
-          </w:p>
-          <w:p>
-            <w:pPr>
-              <w:pStyle w:val="Puces"/>
-              <w:widowControl w:val="0"/>
-              <w:numPr>
-                <w:ilvl w:val="0"/>
-                <w:numId w:val="14"/>
-              </w:numPr>
-              <w:ind w:hanging="589"/>
-              <w:rPr>
-                <w:rFonts w:ascii="Open Sans" w:hAnsi="Open Sans" w:cs="Open Sans"/>
-                <w:lang w:val="fr-FR"/>
-              </w:rPr>
-            </w:pPr>
-            <w:r>
-              <w:rPr>
-                <w:rFonts w:ascii="Open Sans" w:hAnsi="Open Sans" w:cs="Open Sans"/>
-                <w:lang w:val="fr-FR"/>
-              </w:rPr>
-              <w:t>Ventilation parking ;</w:t>
-            </w:r>
           </w:p>
           <w:p>
             <w:pPr>
@@ -3332,17 +3556,6 @@
             <w:pPr>
               <w:pStyle w:val="Sparation"/>
               <w:widowControl w:val="0"/>
-              <w:ind w:left="0" w:firstLine="0"/>
-              <w:rPr>
-                <w:rFonts w:ascii="Open Sans" w:hAnsi="Open Sans" w:cs="Open Sans"/>
-                <w:szCs w:val="20"/>
-              </w:rPr>
-            </w:pPr>
-          </w:p>
-          <w:p>
-            <w:pPr>
-              <w:pStyle w:val="Sparation"/>
-              <w:widowControl w:val="0"/>
               <w:ind w:firstLine="0"/>
               <w:rPr>
                 <w:rFonts w:ascii="Open Sans" w:hAnsi="Open Sans" w:cs="Open Sans"/>
@@ -3356,7 +3569,7 @@
                 <w:color w:val="70AD47" w:themeColor="accent6"/>
                 <w:szCs w:val="20"/>
               </w:rPr>
-              <w:t>Impôts en cas de décès de l’usufruitier (crédirentier)</w:t>
+              <w:t xml:space="preserve">Impôts en cas de décès de l’usufruitier </w:t>
             </w:r>
           </w:p>
           <w:p>
@@ -3444,7 +3657,7 @@
             </w:pPr>
             <w:r>
               <w:rPr>
-                <w:rFonts w:ascii="Open Sans" w:hAnsi="Open Sans" w:eastAsia="Calibri" w:cs="Open Sans"/>
+                <w:rFonts w:ascii="Open Sans" w:eastAsia="Calibri" w:hAnsi="Open Sans" w:cs="Open Sans"/>
                 <w:b/>
                 <w:bCs/>
                 <w:sz w:val="20"/>
@@ -3477,30 +3690,78 @@
             </w:pPr>
             <w:r>
               <w:rPr>
-                <w:rFonts w:ascii="Open Sans" w:hAnsi="Open Sans" w:eastAsia="Calibri" w:cs="Open Sans"/>
-                <w:sz w:val="20"/>
-                <w:szCs w:val="20"/>
-              </w:rPr>
-              <w:t>L’usufruit ne passe pas aux héritiers et s’éteint au décès de l’usufruitier ou de son conjoint.</w:t>
-            </w:r>
-          </w:p>
-          <w:p>
-            <w:pPr>
-              <w:widowControl w:val="0"/>
-              <w:spacing w:after="0" w:line="240" w:lineRule="auto"/>
-              <w:rPr>
-                <w:rFonts w:ascii="Open Sans" w:hAnsi="Open Sans" w:eastAsia="Calibri" w:cs="Open Sans"/>
-                <w:sz w:val="20"/>
-                <w:szCs w:val="20"/>
-              </w:rPr>
-            </w:pPr>
-            <w:r>
-              <w:rPr>
-                <w:rFonts w:ascii="Open Sans" w:hAnsi="Open Sans" w:eastAsia="Calibri" w:cs="Open Sans"/>
-                <w:sz w:val="20"/>
-                <w:szCs w:val="20"/>
-              </w:rPr>
-              <w:t xml:space="preserve">Le bien immobilier vendu n’entre pas dans la succession et les héritiers n’ont en principe pas de droit à cet égard. Ainsi, il est important de les en informer au préalable. </w:t>
+                <w:rFonts w:ascii="Open Sans" w:eastAsia="Calibri" w:hAnsi="Open Sans" w:cs="Open Sans"/>
+                <w:sz w:val="20"/>
+                <w:szCs w:val="20"/>
+              </w:rPr>
+              <w:t xml:space="preserve">L’usufruit ne passe pas aux héritiers et s’éteint au décès </w:t>
+            </w:r>
+            <w:r>
+              <w:rPr>
+                <w:rFonts w:ascii="Open Sans" w:eastAsia="Calibri" w:hAnsi="Open Sans" w:cs="Open Sans"/>
+                <w:sz w:val="20"/>
+                <w:szCs w:val="20"/>
+              </w:rPr>
+              <w:t>du dernier usufruitier</w:t>
+            </w:r>
+            <w:r>
+              <w:rPr>
+                <w:rFonts w:ascii="Open Sans" w:eastAsia="Calibri" w:hAnsi="Open Sans" w:cs="Open Sans"/>
+                <w:sz w:val="20"/>
+                <w:szCs w:val="20"/>
+              </w:rPr>
+              <w:t>.</w:t>
+            </w:r>
+          </w:p>
+          <w:p>
+            <w:pPr>
+              <w:widowControl w:val="0"/>
+              <w:spacing w:after="0" w:line="240" w:lineRule="auto"/>
+              <w:rPr>
+                <w:rFonts w:ascii="Open Sans" w:eastAsia="Calibri" w:hAnsi="Open Sans" w:cs="Open Sans"/>
+                <w:sz w:val="20"/>
+                <w:szCs w:val="20"/>
+              </w:rPr>
+            </w:pPr>
+            <w:r>
+              <w:rPr>
+                <w:rFonts w:ascii="Open Sans" w:eastAsia="Calibri" w:hAnsi="Open Sans" w:cs="Open Sans"/>
+                <w:sz w:val="20"/>
+                <w:szCs w:val="20"/>
+              </w:rPr>
+              <w:t xml:space="preserve">Le bien immobilier vendu n’entre pas dans la succession et les héritiers n’ont </w:t>
+            </w:r>
+            <w:r>
+              <w:rPr>
+                <w:rFonts w:ascii="Open Sans" w:eastAsia="Calibri" w:hAnsi="Open Sans" w:cs="Open Sans"/>
+                <w:sz w:val="20"/>
+                <w:szCs w:val="20"/>
+              </w:rPr>
+              <w:t>plus aucun</w:t>
+            </w:r>
+            <w:r>
+              <w:rPr>
+                <w:rFonts w:ascii="Open Sans" w:eastAsia="Calibri" w:hAnsi="Open Sans" w:cs="Open Sans"/>
+                <w:sz w:val="20"/>
+                <w:szCs w:val="20"/>
+              </w:rPr>
+              <w:t xml:space="preserve"> droit à cet égard. Ainsi, il est </w:t>
+            </w:r>
+            <w:r>
+              <w:rPr>
+                <w:rFonts w:ascii="Open Sans" w:eastAsia="Calibri" w:hAnsi="Open Sans" w:cs="Open Sans"/>
+                <w:sz w:val="20"/>
+                <w:szCs w:val="20"/>
+              </w:rPr>
+              <w:t>expressément recommandé de les en</w:t>
+            </w:r>
+            <w:r>
+              <w:rPr>
+                <w:rFonts w:ascii="Open Sans" w:eastAsia="Calibri" w:hAnsi="Open Sans" w:cs="Open Sans"/>
+                <w:sz w:val="20"/>
+                <w:szCs w:val="20"/>
+              </w:rPr>
+              <w:t xml:space="preserve"> informer au préalable. </w:t>
             </w:r>
           </w:p>
           <w:p>
@@ -3533,20 +3794,15 @@
             </w:pPr>
             <w:r>
               <w:rPr>
-                <w:rFonts w:ascii="Open Sans" w:hAnsi="Open Sans" w:eastAsia="Calibri" w:cs="Open Sans"/>
+                <w:rFonts w:ascii="Open Sans" w:hAnsi="Open Sans" w:cs="Open Sans"/>
                 <w:b/>
                 <w:bCs/>
                 <w:sz w:val="20"/>
                 <w:szCs w:val="20"/>
               </w:rPr>
-              <w:t xml:space="preserve">For : </w:t>
-            </w:r>
-          </w:p>
-          <w:p>
-            <w:pPr>
-              <w:pStyle w:val="Paragraphedeliste"/>
-              <w:widowControl w:val="0"/>
-              <w:spacing w:after="0" w:line="240" w:lineRule="auto"/>
+              <w:t>Rentes viagères irrévocables</w:t>
+            </w:r>
+            <w:r>
               <w:rPr>
                 <w:rFonts w:ascii="Open Sans" w:hAnsi="Open Sans" w:cs="Open Sans"/>
                 <w:b/>
@@ -3554,6 +3810,605 @@
                 <w:sz w:val="20"/>
                 <w:szCs w:val="20"/>
               </w:rPr>
+              <w:br/>
+            </w:r>
+          </w:p>
+          <w:p>
+            <w:pPr>
+              <w:rPr>
+                <w:rFonts w:ascii="Open Sans" w:hAnsi="Open Sans" w:cs="Open Sans"/>
+                <w:sz w:val="20"/>
+                <w:szCs w:val="20"/>
+              </w:rPr>
+            </w:pPr>
+            <w:r>
+              <w:rPr>
+                <w:rFonts w:ascii="Open Sans" w:hAnsi="Open Sans" w:cs="Open Sans"/>
+                <w:sz w:val="20"/>
+                <w:szCs w:val="20"/>
+              </w:rPr>
+              <w:t xml:space="preserve">Afin de garantir un revenu régulier futur aux vendeurs en viager à la société Viager Swiss &amp; Cie SCmPC, la FINMA a exigé la mise en place d’une rente minimale de </w:t>
+            </w:r>
+            <w:proofErr w:type="spellStart"/>
+            <w:r>
+              <w:rPr>
+                <w:rFonts w:ascii="Open Sans" w:hAnsi="Open Sans" w:cs="Open Sans"/>
+                <w:sz w:val="20"/>
+                <w:szCs w:val="20"/>
+              </w:rPr>
+              <w:t>fr.</w:t>
+            </w:r>
+            <w:proofErr w:type="spellEnd"/>
+            <w:r>
+              <w:rPr>
+                <w:rFonts w:ascii="Open Sans" w:hAnsi="Open Sans" w:cs="Open Sans"/>
+                <w:sz w:val="20"/>
+                <w:szCs w:val="20"/>
+              </w:rPr>
+              <w:t xml:space="preserve"> 500.- par mois. Cette rente doit être garantie par le versement d’une prime unique pour une rente viagère auprès d’une compagnie d’assurance en Suisse. </w:t>
+            </w:r>
+          </w:p>
+          <w:p>
+            <w:pPr>
+              <w:rPr>
+                <w:rFonts w:ascii="Open Sans" w:hAnsi="Open Sans" w:cs="Open Sans"/>
+                <w:sz w:val="20"/>
+                <w:szCs w:val="20"/>
+              </w:rPr>
+            </w:pPr>
+            <w:r>
+              <w:rPr>
+                <w:rFonts w:ascii="Open Sans" w:hAnsi="Open Sans" w:cs="Open Sans"/>
+                <w:sz w:val="20"/>
+                <w:szCs w:val="20"/>
+              </w:rPr>
+              <w:t>La société Viage se charge de requérir des offres auprès de compagnies d’assurances et les proposer à l’usufruitier.</w:t>
+            </w:r>
+          </w:p>
+          <w:p>
+            <w:pPr>
+              <w:rPr>
+                <w:rFonts w:ascii="Open Sans" w:hAnsi="Open Sans" w:cs="Open Sans"/>
+                <w:sz w:val="20"/>
+                <w:szCs w:val="20"/>
+              </w:rPr>
+            </w:pPr>
+            <w:r>
+              <w:rPr>
+                <w:rFonts w:ascii="Open Sans" w:hAnsi="Open Sans" w:cs="Open Sans"/>
+                <w:sz w:val="20"/>
+                <w:szCs w:val="20"/>
+              </w:rPr>
+              <w:t xml:space="preserve">Le montant de la prime unique facturé par la compagnie d’assurance est à charge de l’usufruitier </w:t>
+            </w:r>
+            <w:r>
+              <w:rPr>
+                <w:rFonts w:ascii="Open Sans" w:hAnsi="Open Sans" w:cs="Open Sans"/>
+                <w:sz w:val="20"/>
+                <w:szCs w:val="20"/>
+              </w:rPr>
+              <w:t xml:space="preserve">et </w:t>
+            </w:r>
+            <w:r>
+              <w:rPr>
+                <w:rFonts w:ascii="Open Sans" w:hAnsi="Open Sans" w:cs="Open Sans"/>
+                <w:sz w:val="20"/>
+                <w:szCs w:val="20"/>
+              </w:rPr>
+              <w:t xml:space="preserve">sera intégralement déduit du bouquet reçu. </w:t>
+            </w:r>
+          </w:p>
+          <w:p/>
+          <w:p>
+            <w:pPr>
+              <w:pStyle w:val="Paragraphedeliste"/>
+              <w:widowControl w:val="0"/>
+              <w:numPr>
+                <w:ilvl w:val="0"/>
+                <w:numId w:val="3"/>
+              </w:numPr>
+              <w:spacing w:after="0" w:line="240" w:lineRule="auto"/>
+              <w:rPr>
+                <w:rFonts w:ascii="Open Sans" w:hAnsi="Open Sans" w:cs="Open Sans"/>
+                <w:b/>
+                <w:bCs/>
+                <w:sz w:val="20"/>
+                <w:szCs w:val="20"/>
+              </w:rPr>
+            </w:pPr>
+            <w:r>
+              <w:rPr>
+                <w:rFonts w:ascii="Open Sans" w:hAnsi="Open Sans" w:cs="Open Sans"/>
+                <w:b/>
+                <w:bCs/>
+                <w:sz w:val="20"/>
+                <w:szCs w:val="20"/>
+              </w:rPr>
+              <w:t xml:space="preserve">Dérogation à l’obligation de rentes viagères pour les personnes dès 85 </w:t>
+            </w:r>
+            <w:r>
+              <w:rPr>
+                <w:rFonts w:ascii="Open Sans" w:hAnsi="Open Sans" w:cs="Open Sans"/>
+                <w:b/>
+                <w:bCs/>
+                <w:sz w:val="20"/>
+                <w:szCs w:val="20"/>
+              </w:rPr>
+              <w:t xml:space="preserve">ans </w:t>
+            </w:r>
+            <w:r>
+              <w:rPr>
+                <w:rFonts w:ascii="Open Sans" w:hAnsi="Open Sans" w:cs="Open Sans"/>
+                <w:b/>
+                <w:bCs/>
+                <w:sz w:val="20"/>
+                <w:szCs w:val="20"/>
+              </w:rPr>
+              <w:t>révolus au jour de la vente</w:t>
+            </w:r>
+            <w:r>
+              <w:rPr>
+                <w:rFonts w:ascii="Open Sans" w:hAnsi="Open Sans" w:cs="Open Sans"/>
+                <w:b/>
+                <w:bCs/>
+                <w:sz w:val="20"/>
+                <w:szCs w:val="20"/>
+              </w:rPr>
+              <w:br/>
+            </w:r>
+          </w:p>
+          <w:p>
+            <w:pPr>
+              <w:widowControl w:val="0"/>
+              <w:spacing w:after="0" w:line="240" w:lineRule="auto"/>
+              <w:rPr>
+                <w:rFonts w:ascii="Open Sans" w:hAnsi="Open Sans" w:cs="Open Sans"/>
+                <w:sz w:val="20"/>
+                <w:szCs w:val="20"/>
+              </w:rPr>
+            </w:pPr>
+            <w:r>
+              <w:rPr>
+                <w:rFonts w:ascii="Open Sans" w:hAnsi="Open Sans" w:cs="Open Sans"/>
+                <w:sz w:val="20"/>
+                <w:szCs w:val="20"/>
+              </w:rPr>
+              <w:t>En raison des politiques commerciales des compagnies d’assurances concernant les rentes viagères pour les personnes de 85ans révolus au moment de la vente, l’usufruitier peut renoncer à la mise en place d’une rente en raison de :</w:t>
+            </w:r>
+          </w:p>
+          <w:p>
+            <w:pPr>
+              <w:widowControl w:val="0"/>
+              <w:spacing w:after="0" w:line="240" w:lineRule="auto"/>
+              <w:ind w:left="708"/>
+              <w:rPr>
+                <w:rFonts w:ascii="Open Sans" w:hAnsi="Open Sans" w:cs="Open Sans"/>
+                <w:sz w:val="20"/>
+                <w:szCs w:val="20"/>
+              </w:rPr>
+            </w:pPr>
+            <w:r>
+              <w:rPr>
+                <w:rFonts w:ascii="Open Sans" w:hAnsi="Open Sans" w:cs="Open Sans"/>
+                <w:sz w:val="20"/>
+                <w:szCs w:val="20"/>
+              </w:rPr>
+              <w:t>1. Absence d’offre de la part d’une compagnie d’assurance, ou</w:t>
+            </w:r>
+          </w:p>
+          <w:p>
+            <w:pPr>
+              <w:widowControl w:val="0"/>
+              <w:spacing w:after="0" w:line="240" w:lineRule="auto"/>
+              <w:ind w:left="708"/>
+              <w:rPr>
+                <w:rFonts w:ascii="Open Sans" w:hAnsi="Open Sans" w:cs="Open Sans"/>
+                <w:sz w:val="20"/>
+                <w:szCs w:val="20"/>
+              </w:rPr>
+            </w:pPr>
+            <w:r>
+              <w:rPr>
+                <w:rFonts w:ascii="Open Sans" w:hAnsi="Open Sans" w:cs="Open Sans"/>
+                <w:sz w:val="20"/>
+                <w:szCs w:val="20"/>
+              </w:rPr>
+              <w:t>2. Offres présentant des conditions financières non avantageuses</w:t>
+            </w:r>
+          </w:p>
+          <w:p>
+            <w:pPr>
+              <w:widowControl w:val="0"/>
+              <w:spacing w:after="0" w:line="240" w:lineRule="auto"/>
+              <w:rPr>
+                <w:rFonts w:ascii="Open Sans" w:hAnsi="Open Sans" w:cs="Open Sans"/>
+                <w:sz w:val="20"/>
+                <w:szCs w:val="20"/>
+              </w:rPr>
+            </w:pPr>
+          </w:p>
+          <w:p>
+            <w:pPr>
+              <w:widowControl w:val="0"/>
+              <w:spacing w:after="0" w:line="240" w:lineRule="auto"/>
+              <w:rPr>
+                <w:rFonts w:ascii="Open Sans" w:hAnsi="Open Sans" w:cs="Open Sans"/>
+                <w:sz w:val="20"/>
+                <w:szCs w:val="20"/>
+              </w:rPr>
+            </w:pPr>
+            <w:r>
+              <w:rPr>
+                <w:rFonts w:ascii="Open Sans" w:hAnsi="Open Sans" w:cs="Open Sans"/>
+                <w:sz w:val="20"/>
+                <w:szCs w:val="20"/>
+              </w:rPr>
+              <w:t>Dans le cas où l’usufruitier renonce à la mise en place d’une rente viagère, celui-ci déclare</w:t>
+            </w:r>
+            <w:r>
+              <w:rPr>
+                <w:rFonts w:ascii="Open Sans" w:hAnsi="Open Sans" w:cs="Open Sans"/>
+                <w:sz w:val="20"/>
+                <w:szCs w:val="20"/>
+              </w:rPr>
+              <w:t> :</w:t>
+            </w:r>
+          </w:p>
+          <w:p>
+            <w:pPr>
+              <w:widowControl w:val="0"/>
+              <w:spacing w:after="0" w:line="240" w:lineRule="auto"/>
+              <w:ind w:left="708"/>
+              <w:rPr>
+                <w:rFonts w:ascii="Open Sans" w:hAnsi="Open Sans" w:cs="Open Sans"/>
+                <w:sz w:val="20"/>
+                <w:szCs w:val="20"/>
+              </w:rPr>
+            </w:pPr>
+            <w:r>
+              <w:rPr>
+                <w:rFonts w:ascii="Open Sans" w:hAnsi="Open Sans" w:cs="Open Sans"/>
+                <w:sz w:val="20"/>
+                <w:szCs w:val="20"/>
+              </w:rPr>
+              <w:t xml:space="preserve">1. Renoncer au mode de financement garantissant un revenu récurrent par une assurance </w:t>
+            </w:r>
+          </w:p>
+          <w:p>
+            <w:pPr>
+              <w:widowControl w:val="0"/>
+              <w:spacing w:after="0" w:line="240" w:lineRule="auto"/>
+              <w:ind w:left="708"/>
+              <w:rPr>
+                <w:rFonts w:ascii="Open Sans" w:hAnsi="Open Sans" w:cs="Open Sans"/>
+                <w:sz w:val="20"/>
+                <w:szCs w:val="20"/>
+              </w:rPr>
+            </w:pPr>
+            <w:r>
+              <w:rPr>
+                <w:rFonts w:ascii="Open Sans" w:hAnsi="Open Sans" w:cs="Open Sans"/>
+                <w:sz w:val="20"/>
+                <w:szCs w:val="20"/>
+              </w:rPr>
+              <w:t>2. Comprendre les risques liés à l’absence de rente viagère et la responsabilité qui lui incombe de prendre les mesures nécessaires en vue d’assurer son train de vie futur</w:t>
+            </w:r>
+            <w:r>
+              <w:rPr>
+                <w:rFonts w:ascii="Open Sans" w:hAnsi="Open Sans" w:cs="Open Sans"/>
+                <w:sz w:val="20"/>
+                <w:szCs w:val="20"/>
+              </w:rPr>
+              <w:t>.</w:t>
+            </w:r>
+          </w:p>
+          <w:p>
+            <w:pPr>
+              <w:widowControl w:val="0"/>
+              <w:spacing w:after="0" w:line="240" w:lineRule="auto"/>
+              <w:rPr>
+                <w:rFonts w:ascii="Open Sans" w:hAnsi="Open Sans" w:cs="Open Sans"/>
+                <w:sz w:val="20"/>
+                <w:szCs w:val="20"/>
+              </w:rPr>
+            </w:pPr>
+          </w:p>
+          <w:p>
+            <w:pPr>
+              <w:widowControl w:val="0"/>
+              <w:spacing w:after="0" w:line="240" w:lineRule="auto"/>
+            </w:pPr>
+            <w:r>
+              <w:br/>
+            </w:r>
+          </w:p>
+          <w:p>
+            <w:pPr>
+              <w:widowControl w:val="0"/>
+              <w:spacing w:after="0" w:line="240" w:lineRule="auto"/>
+            </w:pPr>
+          </w:p>
+          <w:p>
+            <w:pPr>
+              <w:widowControl w:val="0"/>
+              <w:spacing w:after="0" w:line="240" w:lineRule="auto"/>
+            </w:pPr>
+          </w:p>
+          <w:p>
+            <w:pPr>
+              <w:widowControl w:val="0"/>
+              <w:spacing w:after="0" w:line="240" w:lineRule="auto"/>
+            </w:pPr>
+          </w:p>
+          <w:p>
+            <w:pPr>
+              <w:widowControl w:val="0"/>
+              <w:spacing w:after="0" w:line="240" w:lineRule="auto"/>
+              <w:rPr>
+                <w:lang w:val="fr-FR" w:eastAsia="fr-FR"/>
+              </w:rPr>
+            </w:pPr>
+          </w:p>
+          <w:p>
+            <w:pPr>
+              <w:pStyle w:val="Paragraphedeliste"/>
+              <w:widowControl w:val="0"/>
+              <w:numPr>
+                <w:ilvl w:val="0"/>
+                <w:numId w:val="3"/>
+              </w:numPr>
+              <w:spacing w:after="0" w:line="240" w:lineRule="auto"/>
+              <w:rPr>
+                <w:rFonts w:ascii="Open Sans" w:hAnsi="Open Sans" w:cs="Open Sans"/>
+                <w:b/>
+                <w:bCs/>
+                <w:sz w:val="20"/>
+                <w:szCs w:val="20"/>
+              </w:rPr>
+            </w:pPr>
+            <w:r>
+              <w:rPr>
+                <w:rFonts w:ascii="Open Sans" w:eastAsia="Calibri" w:hAnsi="Open Sans" w:cs="Open Sans"/>
+                <w:b/>
+                <w:bCs/>
+                <w:sz w:val="20"/>
+                <w:szCs w:val="20"/>
+              </w:rPr>
+              <w:t xml:space="preserve">Utilisation des données récoltées </w:t>
+            </w:r>
+          </w:p>
+          <w:p>
+            <w:pPr>
+              <w:widowControl w:val="0"/>
+              <w:spacing w:after="0" w:line="240" w:lineRule="auto"/>
+              <w:rPr>
+                <w:rFonts w:ascii="Open Sans" w:hAnsi="Open Sans" w:cs="Open Sans"/>
+                <w:sz w:val="20"/>
+                <w:szCs w:val="20"/>
+              </w:rPr>
+            </w:pPr>
+          </w:p>
+          <w:p>
+            <w:pPr>
+              <w:widowControl w:val="0"/>
+              <w:spacing w:after="0" w:line="240" w:lineRule="auto"/>
+              <w:jc w:val="both"/>
+              <w:rPr>
+                <w:rFonts w:ascii="Open Sans" w:eastAsia="Calibri" w:hAnsi="Open Sans" w:cs="Open Sans"/>
+                <w:sz w:val="20"/>
+                <w:szCs w:val="20"/>
+              </w:rPr>
+            </w:pPr>
+            <w:r>
+              <w:rPr>
+                <w:rFonts w:ascii="Open Sans" w:eastAsia="Calibri" w:hAnsi="Open Sans" w:cs="Open Sans"/>
+                <w:sz w:val="20"/>
+                <w:szCs w:val="20"/>
+              </w:rPr>
+              <w:t xml:space="preserve">En sollicitant une simulation et/ou offre de la part de Viager Suisse &amp; Cie SCmPC ou de la part de sociétés collaborant avec Viager Suisse &amp; Cie SCmPC, notamment Viage SA, Genève, vous donnez votre accord à l’utilisation des données récoltées dans le cadre d’une potentielle vente en mode viager (y compris données personnelles, données financières, montant des rentes AVS / 2ème pilier / 3ème pilier, déclarations d’impôts et copie de carte d’identité) par (i) Viager Suisse &amp; Cie SCmPC, (ii) Viage SA, (iii) </w:t>
+            </w:r>
+            <w:proofErr w:type="spellStart"/>
+            <w:r>
+              <w:rPr>
+                <w:rFonts w:ascii="Open Sans" w:eastAsia="Calibri" w:hAnsi="Open Sans" w:cs="Open Sans"/>
+                <w:sz w:val="20"/>
+                <w:szCs w:val="20"/>
+              </w:rPr>
+              <w:t>GefiSwiss</w:t>
+            </w:r>
+            <w:proofErr w:type="spellEnd"/>
+            <w:r>
+              <w:rPr>
+                <w:rFonts w:ascii="Open Sans" w:eastAsia="Calibri" w:hAnsi="Open Sans" w:cs="Open Sans"/>
+                <w:sz w:val="20"/>
+                <w:szCs w:val="20"/>
+              </w:rPr>
+              <w:t xml:space="preserve"> SA, (iv) l’auditeur de Viager Suisse &amp; Cie SCmPC ainsi que (v) l’Autorité de surveillance des marchés financiers (FINMA).</w:t>
+            </w:r>
+          </w:p>
+          <w:p>
+            <w:pPr>
+              <w:widowControl w:val="0"/>
+              <w:spacing w:after="0" w:line="240" w:lineRule="auto"/>
+              <w:jc w:val="both"/>
+              <w:rPr>
+                <w:rFonts w:ascii="Open Sans" w:eastAsia="Calibri" w:hAnsi="Open Sans" w:cs="Open Sans"/>
+                <w:sz w:val="20"/>
+                <w:szCs w:val="20"/>
+              </w:rPr>
+            </w:pPr>
+          </w:p>
+          <w:p>
+            <w:pPr>
+              <w:pStyle w:val="Paragraphedeliste"/>
+              <w:widowControl w:val="0"/>
+              <w:numPr>
+                <w:ilvl w:val="0"/>
+                <w:numId w:val="3"/>
+              </w:numPr>
+              <w:spacing w:after="0" w:line="240" w:lineRule="auto"/>
+              <w:jc w:val="both"/>
+              <w:rPr>
+                <w:rFonts w:ascii="Open Sans" w:hAnsi="Open Sans" w:cs="Open Sans"/>
+                <w:b/>
+                <w:bCs/>
+                <w:sz w:val="20"/>
+                <w:szCs w:val="20"/>
+              </w:rPr>
+            </w:pPr>
+            <w:r>
+              <w:rPr>
+                <w:rFonts w:ascii="Open Sans" w:hAnsi="Open Sans" w:cs="Open Sans"/>
+                <w:b/>
+                <w:bCs/>
+                <w:sz w:val="20"/>
+                <w:szCs w:val="20"/>
+              </w:rPr>
+              <w:t>Expertise finale du bien</w:t>
+            </w:r>
+          </w:p>
+          <w:p>
+            <w:pPr>
+              <w:widowControl w:val="0"/>
+              <w:spacing w:after="0" w:line="240" w:lineRule="auto"/>
+              <w:jc w:val="both"/>
+              <w:rPr>
+                <w:rFonts w:ascii="Open Sans" w:hAnsi="Open Sans" w:cs="Open Sans"/>
+                <w:sz w:val="20"/>
+                <w:szCs w:val="20"/>
+              </w:rPr>
+            </w:pPr>
+          </w:p>
+          <w:p>
+            <w:pPr>
+              <w:jc w:val="both"/>
+              <w:rPr>
+                <w:rFonts w:ascii="Open Sans" w:hAnsi="Open Sans" w:cs="Open Sans"/>
+                <w:sz w:val="20"/>
+                <w:szCs w:val="20"/>
+              </w:rPr>
+            </w:pPr>
+            <w:r>
+              <w:rPr>
+                <w:rFonts w:ascii="Open Sans" w:hAnsi="Open Sans" w:cs="Open Sans"/>
+                <w:sz w:val="20"/>
+                <w:szCs w:val="20"/>
+              </w:rPr>
+              <w:t>Le client s’</w:t>
+            </w:r>
+            <w:r>
+              <w:rPr>
+                <w:rFonts w:ascii="Open Sans" w:hAnsi="Open Sans" w:cs="Open Sans"/>
+                <w:sz w:val="20"/>
+                <w:szCs w:val="20"/>
+              </w:rPr>
+              <w:t xml:space="preserve">engage par la présente à payer les frais d’expertise de </w:t>
+            </w:r>
+            <w:r>
+              <w:rPr>
+                <w:rFonts w:ascii="Open Sans" w:hAnsi="Open Sans" w:cs="Open Sans"/>
+                <w:sz w:val="20"/>
+                <w:szCs w:val="20"/>
+              </w:rPr>
+              <w:t>son</w:t>
+            </w:r>
+            <w:r>
+              <w:rPr>
+                <w:rFonts w:ascii="Open Sans" w:hAnsi="Open Sans" w:cs="Open Sans"/>
+                <w:sz w:val="20"/>
+                <w:szCs w:val="20"/>
+              </w:rPr>
+              <w:t xml:space="preserve"> bien immobilier, d’un montant compris entre CHF 1'50</w:t>
+            </w:r>
+            <w:r>
+              <w:rPr>
+                <w:rFonts w:ascii="Open Sans" w:hAnsi="Open Sans" w:cs="Open Sans"/>
+                <w:sz w:val="20"/>
+                <w:szCs w:val="20"/>
+              </w:rPr>
+              <w:t>0.</w:t>
+            </w:r>
+            <w:r>
+              <w:rPr>
+                <w:rFonts w:ascii="Open Sans" w:hAnsi="Open Sans" w:cs="Open Sans"/>
+                <w:sz w:val="20"/>
+                <w:szCs w:val="20"/>
+              </w:rPr>
+              <w:t>- et CHF 2'000</w:t>
+            </w:r>
+            <w:r>
+              <w:rPr>
+                <w:rFonts w:ascii="Open Sans" w:hAnsi="Open Sans" w:cs="Open Sans"/>
+                <w:sz w:val="20"/>
+                <w:szCs w:val="20"/>
+              </w:rPr>
+              <w:t>.</w:t>
+            </w:r>
+            <w:r>
+              <w:rPr>
+                <w:rFonts w:ascii="Open Sans" w:hAnsi="Open Sans" w:cs="Open Sans"/>
+                <w:sz w:val="20"/>
+                <w:szCs w:val="20"/>
+              </w:rPr>
+              <w:t xml:space="preserve">- si toutefois </w:t>
+            </w:r>
+            <w:r>
+              <w:rPr>
+                <w:rFonts w:ascii="Open Sans" w:hAnsi="Open Sans" w:cs="Open Sans"/>
+                <w:sz w:val="20"/>
+                <w:szCs w:val="20"/>
+              </w:rPr>
+              <w:t>il ne va pas</w:t>
+            </w:r>
+            <w:r>
+              <w:rPr>
+                <w:rFonts w:ascii="Open Sans" w:hAnsi="Open Sans" w:cs="Open Sans"/>
+                <w:sz w:val="20"/>
+                <w:szCs w:val="20"/>
+              </w:rPr>
+              <w:t xml:space="preserve"> au bout du processus de vente auprès du fonds Viager Swiss SCMPC. </w:t>
+            </w:r>
+          </w:p>
+          <w:p>
+            <w:pPr>
+              <w:pStyle w:val="Paragraphedeliste"/>
+              <w:widowControl w:val="0"/>
+              <w:numPr>
+                <w:ilvl w:val="0"/>
+                <w:numId w:val="3"/>
+              </w:numPr>
+              <w:spacing w:after="0" w:line="240" w:lineRule="auto"/>
+              <w:rPr>
+                <w:rFonts w:ascii="Open Sans" w:hAnsi="Open Sans" w:cs="Open Sans"/>
+                <w:b/>
+                <w:bCs/>
+                <w:sz w:val="20"/>
+                <w:szCs w:val="20"/>
+              </w:rPr>
+            </w:pPr>
+            <w:r>
+              <w:rPr>
+                <w:rFonts w:ascii="Open Sans" w:eastAsia="Calibri" w:hAnsi="Open Sans" w:cs="Open Sans"/>
+                <w:b/>
+                <w:bCs/>
+                <w:sz w:val="20"/>
+                <w:szCs w:val="20"/>
+              </w:rPr>
+              <w:t xml:space="preserve">For : </w:t>
+            </w:r>
+          </w:p>
+          <w:p>
+            <w:pPr>
+              <w:pStyle w:val="Paragraphedeliste"/>
+              <w:widowControl w:val="0"/>
+              <w:spacing w:after="0" w:line="240" w:lineRule="auto"/>
+              <w:rPr>
+                <w:rFonts w:ascii="Open Sans" w:hAnsi="Open Sans" w:cs="Open Sans"/>
+                <w:b/>
+                <w:bCs/>
+                <w:sz w:val="20"/>
+                <w:szCs w:val="20"/>
+              </w:rPr>
             </w:pPr>
           </w:p>
           <w:p>
@@ -3602,480 +4457,223 @@
           </w:p>
           <w:p>
             <w:pPr>
-              <w:widowControl w:val="0"/>
-              <w:spacing w:after="0" w:line="240" w:lineRule="auto"/>
-              <w:rPr>
-                <w:lang w:val="fr-FR" w:eastAsia="fr-FR"/>
-              </w:rPr>
-            </w:pPr>
+              <w:jc w:val="both"/>
+              <w:rPr>
+                <w:rFonts w:ascii="Open Sans" w:hAnsi="Open Sans" w:cs="Open Sans"/>
+                <w:sz w:val="20"/>
+                <w:szCs w:val="20"/>
+                <w:lang w:val="fr-FR"/>
+              </w:rPr>
+            </w:pPr>
+          </w:p>
+          <w:p>
+            <w:pPr>
+              <w:widowControl w:val="0"/>
+              <w:spacing w:after="0" w:line="240" w:lineRule="auto"/>
+              <w:jc w:val="center"/>
+              <w:rPr>
+                <w:rFonts w:ascii="Open Sans" w:hAnsi="Open Sans" w:cs="Open Sans"/>
+                <w:sz w:val="20"/>
+                <w:szCs w:val="20"/>
+              </w:rPr>
+            </w:pPr>
+            <w:r>
+              <w:rPr>
+                <w:rFonts w:ascii="Open Sans" w:hAnsi="Open Sans" w:cs="Open Sans"/>
+                <w:sz w:val="20"/>
+                <w:szCs w:val="20"/>
+              </w:rPr>
+              <w:t>----------------------------------------</w:t>
+            </w:r>
+            <w:r>
+              <w:rPr>
+                <w:rFonts w:ascii="Open Sans" w:hAnsi="Open Sans" w:cs="Open Sans"/>
+                <w:sz w:val="20"/>
+                <w:szCs w:val="20"/>
+              </w:rPr>
+              <w:br/>
+            </w:r>
+          </w:p>
+          <w:p>
+            <w:pPr>
+              <w:rPr>
+                <w:rFonts w:ascii="Open Sans" w:hAnsi="Open Sans" w:cs="Open Sans"/>
+                <w:sz w:val="20"/>
+                <w:szCs w:val="20"/>
+              </w:rPr>
+            </w:pPr>
+            <w:r>
+              <w:rPr>
+                <w:rFonts w:ascii="Open Sans" w:hAnsi="Open Sans" w:cs="Open Sans"/>
+                <w:sz w:val="20"/>
+                <w:szCs w:val="20"/>
+              </w:rPr>
+              <w:t>Par sa/leur signature(s) le(s) client(s) confirme(nt</w:t>
+            </w:r>
+            <w:r>
+              <w:rPr>
+                <w:rFonts w:ascii="Open Sans" w:hAnsi="Open Sans" w:cs="Open Sans"/>
+                <w:sz w:val="20"/>
+                <w:szCs w:val="20"/>
+              </w:rPr>
+              <w:t>)</w:t>
+            </w:r>
           </w:p>
           <w:p>
             <w:pPr>
               <w:pStyle w:val="Paragraphedeliste"/>
-              <w:widowControl w:val="0"/>
               <w:numPr>
                 <w:ilvl w:val="0"/>
-                <w:numId w:val="3"/>
-              </w:numPr>
-              <w:spacing w:after="0" w:line="240" w:lineRule="auto"/>
-              <w:rPr>
-                <w:rFonts w:ascii="Open Sans" w:hAnsi="Open Sans" w:cs="Open Sans"/>
-                <w:b/>
-                <w:bCs/>
-                <w:sz w:val="20"/>
-                <w:szCs w:val="20"/>
-              </w:rPr>
-            </w:pPr>
-            <w:r>
-              <w:rPr>
-                <w:rFonts w:ascii="Open Sans" w:hAnsi="Open Sans" w:eastAsia="Calibri" w:cs="Open Sans"/>
-                <w:b/>
-                <w:bCs/>
-                <w:sz w:val="20"/>
-                <w:szCs w:val="20"/>
-              </w:rPr>
-              <w:t xml:space="preserve">Utilisation des données récoltées </w:t>
-            </w:r>
-          </w:p>
-          <w:p>
-            <w:pPr>
-              <w:widowControl w:val="0"/>
-              <w:spacing w:after="0" w:line="240" w:lineRule="auto"/>
-              <w:rPr>
-                <w:rFonts w:ascii="Open Sans" w:hAnsi="Open Sans" w:cs="Open Sans"/>
-                <w:sz w:val="20"/>
-                <w:szCs w:val="20"/>
-              </w:rPr>
-            </w:pPr>
-          </w:p>
-          <w:p>
-            <w:pPr>
-              <w:widowControl w:val="0"/>
-              <w:spacing w:after="0" w:line="240" w:lineRule="auto"/>
-              <w:jc w:val="both"/>
-              <w:rPr>
-                <w:rFonts w:ascii="Open Sans" w:hAnsi="Open Sans" w:eastAsia="Calibri" w:cs="Open Sans"/>
-                <w:sz w:val="20"/>
-                <w:szCs w:val="20"/>
-              </w:rPr>
-            </w:pPr>
-            <w:r>
-              <w:rPr>
-                <w:rFonts w:ascii="Open Sans" w:hAnsi="Open Sans" w:eastAsia="Calibri" w:cs="Open Sans"/>
-                <w:sz w:val="20"/>
-                <w:szCs w:val="20"/>
-              </w:rPr>
-              <w:t xml:space="preserve">En sollicitant une simulation et/ou offre de la part de Viager Suisse &amp; Cie </w:t>
-            </w:r>
-            <w:proofErr w:type="spellStart"/>
-            <w:r>
-              <w:rPr>
-                <w:rFonts w:ascii="Open Sans" w:hAnsi="Open Sans" w:eastAsia="Calibri" w:cs="Open Sans"/>
-                <w:sz w:val="20"/>
-                <w:szCs w:val="20"/>
-              </w:rPr>
-              <w:t>SCmPC</w:t>
-            </w:r>
-            <w:proofErr w:type="spellEnd"/>
-            <w:r>
-              <w:rPr>
-                <w:rFonts w:ascii="Open Sans" w:hAnsi="Open Sans" w:eastAsia="Calibri" w:cs="Open Sans"/>
-                <w:sz w:val="20"/>
-                <w:szCs w:val="20"/>
-              </w:rPr>
-              <w:t xml:space="preserve"> ou de la part de sociétés collaborant avec Viager Suisse &amp; Cie </w:t>
-            </w:r>
-            <w:proofErr w:type="spellStart"/>
-            <w:r>
-              <w:rPr>
-                <w:rFonts w:ascii="Open Sans" w:hAnsi="Open Sans" w:eastAsia="Calibri" w:cs="Open Sans"/>
-                <w:sz w:val="20"/>
-                <w:szCs w:val="20"/>
-              </w:rPr>
-              <w:t>SCmPC</w:t>
-            </w:r>
-            <w:proofErr w:type="spellEnd"/>
-            <w:r>
-              <w:rPr>
-                <w:rFonts w:ascii="Open Sans" w:hAnsi="Open Sans" w:eastAsia="Calibri" w:cs="Open Sans"/>
-                <w:sz w:val="20"/>
-                <w:szCs w:val="20"/>
-              </w:rPr>
-              <w:t xml:space="preserve">, notamment Viage SA, Genève, vous donnez votre accord à l’utilisation des données récoltées dans le cadre d’une potentielle vente en mode viager (y compris données personnelles, données financières, montant des rentes AVS / 2ème pilier / 3ème pilier, déclarations d’impôts et copie de carte d’identité) par (i) Viager Suisse &amp; Cie </w:t>
-            </w:r>
-            <w:proofErr w:type="spellStart"/>
-            <w:r>
-              <w:rPr>
-                <w:rFonts w:ascii="Open Sans" w:hAnsi="Open Sans" w:eastAsia="Calibri" w:cs="Open Sans"/>
-                <w:sz w:val="20"/>
-                <w:szCs w:val="20"/>
-              </w:rPr>
-              <w:t>SCmPC</w:t>
-            </w:r>
-            <w:proofErr w:type="spellEnd"/>
-            <w:r>
-              <w:rPr>
-                <w:rFonts w:ascii="Open Sans" w:hAnsi="Open Sans" w:eastAsia="Calibri" w:cs="Open Sans"/>
-                <w:sz w:val="20"/>
-                <w:szCs w:val="20"/>
-              </w:rPr>
-              <w:t xml:space="preserve">, (ii) Viage SA, (iii) </w:t>
-            </w:r>
-            <w:proofErr w:type="spellStart"/>
-            <w:r>
-              <w:rPr>
-                <w:rFonts w:ascii="Open Sans" w:hAnsi="Open Sans" w:eastAsia="Calibri" w:cs="Open Sans"/>
-                <w:sz w:val="20"/>
-                <w:szCs w:val="20"/>
-              </w:rPr>
-              <w:t>GefiSwiss</w:t>
-            </w:r>
-            <w:proofErr w:type="spellEnd"/>
-            <w:r>
-              <w:rPr>
-                <w:rFonts w:ascii="Open Sans" w:hAnsi="Open Sans" w:eastAsia="Calibri" w:cs="Open Sans"/>
-                <w:sz w:val="20"/>
-                <w:szCs w:val="20"/>
-              </w:rPr>
-              <w:t xml:space="preserve"> SA, (iv) l’auditeur de Viager Suisse &amp; Cie </w:t>
-            </w:r>
-            <w:proofErr w:type="spellStart"/>
-            <w:r>
-              <w:rPr>
-                <w:rFonts w:ascii="Open Sans" w:hAnsi="Open Sans" w:eastAsia="Calibri" w:cs="Open Sans"/>
-                <w:sz w:val="20"/>
-                <w:szCs w:val="20"/>
-              </w:rPr>
-              <w:t>SCmPC</w:t>
-            </w:r>
-            <w:proofErr w:type="spellEnd"/>
-            <w:r>
-              <w:rPr>
-                <w:rFonts w:ascii="Open Sans" w:hAnsi="Open Sans" w:eastAsia="Calibri" w:cs="Open Sans"/>
-                <w:sz w:val="20"/>
-                <w:szCs w:val="20"/>
-              </w:rPr>
-              <w:t xml:space="preserve"> ainsi que (v) l’Autorité de surveillance des marchés financiers (FINMA).</w:t>
-            </w:r>
-          </w:p>
-          <w:p>
-            <w:pPr>
-              <w:widowControl w:val="0"/>
-              <w:spacing w:after="0" w:line="240" w:lineRule="auto"/>
-              <w:jc w:val="both"/>
-              <w:rPr>
-                <w:rFonts w:ascii="Open Sans" w:hAnsi="Open Sans" w:eastAsia="Calibri" w:cs="Open Sans"/>
-                <w:sz w:val="20"/>
-                <w:szCs w:val="20"/>
-              </w:rPr>
-            </w:pPr>
+                <w:numId w:val="30"/>
+              </w:numPr>
+              <w:suppressAutoHyphens w:val="0"/>
+              <w:ind w:left="886" w:hanging="526"/>
+              <w:rPr>
+                <w:rFonts w:ascii="Open Sans" w:hAnsi="Open Sans" w:cs="Open Sans"/>
+                <w:sz w:val="36"/>
+                <w:szCs w:val="36"/>
+              </w:rPr>
+            </w:pPr>
+            <w:r>
+              <w:rPr>
+                <w:rFonts w:ascii="Open Sans" w:hAnsi="Open Sans" w:cs="Open Sans"/>
+                <w:sz w:val="20"/>
+                <w:szCs w:val="20"/>
+              </w:rPr>
+              <w:t>Avoir pris connaissance et avoir compris les informations sur les charges et obligations d’entretien communiquées ci-dessus</w:t>
+            </w:r>
           </w:p>
           <w:p>
             <w:pPr>
               <w:pStyle w:val="Paragraphedeliste"/>
-              <w:widowControl w:val="0"/>
               <w:numPr>
                 <w:ilvl w:val="0"/>
-                <w:numId w:val="3"/>
-              </w:numPr>
-              <w:spacing w:after="0" w:line="240" w:lineRule="auto"/>
-              <w:jc w:val="both"/>
-              <w:rPr>
-                <w:rFonts w:ascii="Open Sans" w:hAnsi="Open Sans" w:cs="Open Sans"/>
-                <w:b/>
-                <w:bCs/>
-                <w:sz w:val="20"/>
-                <w:szCs w:val="20"/>
-              </w:rPr>
-            </w:pPr>
-            <w:r>
-              <w:rPr>
-                <w:rFonts w:ascii="Open Sans" w:hAnsi="Open Sans" w:cs="Open Sans"/>
-                <w:b/>
-                <w:bCs/>
-                <w:sz w:val="20"/>
-                <w:szCs w:val="20"/>
-              </w:rPr>
-              <w:t>Expertise finale du bien</w:t>
-            </w:r>
-          </w:p>
-          <w:p>
-            <w:pPr>
-              <w:widowControl w:val="0"/>
-              <w:spacing w:after="0" w:line="240" w:lineRule="auto"/>
-              <w:jc w:val="both"/>
-              <w:rPr>
-                <w:rFonts w:ascii="Open Sans" w:hAnsi="Open Sans" w:cs="Open Sans"/>
-                <w:sz w:val="20"/>
-                <w:szCs w:val="20"/>
-              </w:rPr>
-            </w:pPr>
-          </w:p>
-          <w:p>
-            <w:pPr>
-              <w:jc w:val="both"/>
-              <w:rPr>
-                <w:rFonts w:ascii="Open Sans" w:hAnsi="Open Sans" w:cs="Open Sans"/>
-                <w:sz w:val="20"/>
-                <w:szCs w:val="20"/>
-              </w:rPr>
-            </w:pPr>
-            <w:r>
-              <w:rPr>
-                <w:rFonts w:ascii="Open Sans" w:hAnsi="Open Sans" w:cs="Open Sans"/>
-                <w:sz w:val="20"/>
-                <w:szCs w:val="20"/>
-              </w:rPr>
-              <w:t>Le client s’</w:t>
-            </w:r>
-            <w:r>
-              <w:rPr>
-                <w:rFonts w:ascii="Open Sans" w:hAnsi="Open Sans" w:cs="Open Sans"/>
-                <w:sz w:val="20"/>
-                <w:szCs w:val="20"/>
-              </w:rPr>
-              <w:t xml:space="preserve">engage par la présente à payer les frais d’expertise de </w:t>
-            </w:r>
-            <w:r>
-              <w:rPr>
-                <w:rFonts w:ascii="Open Sans" w:hAnsi="Open Sans" w:cs="Open Sans"/>
-                <w:sz w:val="20"/>
-                <w:szCs w:val="20"/>
-              </w:rPr>
-              <w:t>son</w:t>
-            </w:r>
-            <w:r>
-              <w:rPr>
-                <w:rFonts w:ascii="Open Sans" w:hAnsi="Open Sans" w:cs="Open Sans"/>
-                <w:sz w:val="20"/>
-                <w:szCs w:val="20"/>
-              </w:rPr>
-              <w:t xml:space="preserve"> bien immobilier, d’un montant compris entre CHF 1'50</w:t>
-            </w:r>
-            <w:r>
-              <w:rPr>
-                <w:rFonts w:ascii="Open Sans" w:hAnsi="Open Sans" w:cs="Open Sans"/>
-                <w:sz w:val="20"/>
-                <w:szCs w:val="20"/>
-              </w:rPr>
-              <w:t>0.</w:t>
-            </w:r>
-            <w:r>
-              <w:rPr>
-                <w:rFonts w:ascii="Open Sans" w:hAnsi="Open Sans" w:cs="Open Sans"/>
-                <w:sz w:val="20"/>
-                <w:szCs w:val="20"/>
-              </w:rPr>
-              <w:t>- et CHF 2'000</w:t>
-            </w:r>
-            <w:r>
-              <w:rPr>
-                <w:rFonts w:ascii="Open Sans" w:hAnsi="Open Sans" w:cs="Open Sans"/>
-                <w:sz w:val="20"/>
-                <w:szCs w:val="20"/>
-              </w:rPr>
-              <w:t>.</w:t>
-            </w:r>
-            <w:r>
-              <w:rPr>
-                <w:rFonts w:ascii="Open Sans" w:hAnsi="Open Sans" w:cs="Open Sans"/>
-                <w:sz w:val="20"/>
-                <w:szCs w:val="20"/>
-              </w:rPr>
-              <w:t xml:space="preserve">- si toutefois </w:t>
-            </w:r>
-            <w:r>
-              <w:rPr>
-                <w:rFonts w:ascii="Open Sans" w:hAnsi="Open Sans" w:cs="Open Sans"/>
-                <w:sz w:val="20"/>
-                <w:szCs w:val="20"/>
-              </w:rPr>
-              <w:t>il ne va pas</w:t>
-            </w:r>
-            <w:r>
-              <w:rPr>
-                <w:rFonts w:ascii="Open Sans" w:hAnsi="Open Sans" w:cs="Open Sans"/>
-                <w:sz w:val="20"/>
-                <w:szCs w:val="20"/>
-              </w:rPr>
-              <w:t xml:space="preserve"> au bout du processus de vente auprès du fonds Viager </w:t>
-            </w:r>
-            <w:proofErr w:type="spellStart"/>
-            <w:r>
-              <w:rPr>
-                <w:rFonts w:ascii="Open Sans" w:hAnsi="Open Sans" w:cs="Open Sans"/>
-                <w:sz w:val="20"/>
-                <w:szCs w:val="20"/>
-              </w:rPr>
-              <w:t>Swiss</w:t>
-            </w:r>
-            <w:proofErr w:type="spellEnd"/>
-            <w:r>
-              <w:rPr>
-                <w:rFonts w:ascii="Open Sans" w:hAnsi="Open Sans" w:cs="Open Sans"/>
-                <w:sz w:val="20"/>
-                <w:szCs w:val="20"/>
-              </w:rPr>
-              <w:t xml:space="preserve"> SCMPC. </w:t>
-            </w:r>
-          </w:p>
-          <w:p>
-            <w:pPr>
-              <w:widowControl w:val="0"/>
-              <w:spacing w:after="0" w:line="240" w:lineRule="auto"/>
-              <w:jc w:val="center"/>
-              <w:rPr>
-                <w:rFonts w:ascii="Open Sans" w:hAnsi="Open Sans" w:cs="Open Sans"/>
-                <w:sz w:val="20"/>
-                <w:szCs w:val="20"/>
-              </w:rPr>
-            </w:pPr>
-            <w:r>
-              <w:rPr>
-                <w:rFonts w:ascii="Open Sans" w:hAnsi="Open Sans" w:cs="Open Sans"/>
-                <w:sz w:val="20"/>
-                <w:szCs w:val="20"/>
-              </w:rPr>
-              <w:t>----------------------------------------</w:t>
-            </w:r>
-            <w:r>
-              <w:rPr>
-                <w:rFonts w:ascii="Open Sans" w:hAnsi="Open Sans" w:cs="Open Sans"/>
-                <w:sz w:val="20"/>
-                <w:szCs w:val="20"/>
-              </w:rPr>
-              <w:br/>
-            </w:r>
-          </w:p>
-          <w:p>
-            <w:pPr>
-              <w:widowControl w:val="0"/>
-              <w:spacing w:after="0" w:line="240" w:lineRule="auto"/>
-              <w:rPr>
-                <w:rFonts w:ascii="Open Sans" w:hAnsi="Open Sans" w:cs="Open Sans"/>
-              </w:rPr>
-            </w:pPr>
-            <w:r>
-              <w:rPr>
-                <w:rFonts w:ascii="Open Sans" w:hAnsi="Open Sans" w:cs="Open Sans"/>
-                <w:sz w:val="20"/>
-                <w:szCs w:val="20"/>
-              </w:rPr>
-              <w:t xml:space="preserve">Mise </w:t>
-            </w:r>
-            <w:r>
-              <w:rPr>
-                <w:rFonts w:ascii="Open Sans" w:hAnsi="Open Sans" w:cs="Open Sans"/>
-                <w:sz w:val="20"/>
-                <w:szCs w:val="20"/>
-              </w:rPr>
-              <w:t>en place d</w:t>
-            </w:r>
-            <w:r>
-              <w:rPr>
-                <w:rFonts w:ascii="Open Sans" w:hAnsi="Open Sans" w:cs="Open Sans"/>
-                <w:sz w:val="20"/>
-                <w:szCs w:val="20"/>
-              </w:rPr>
-              <w:t>’un</w:t>
-            </w:r>
-            <w:r>
-              <w:rPr>
-                <w:rFonts w:ascii="Open Sans" w:hAnsi="Open Sans" w:cs="Open Sans"/>
-                <w:sz w:val="20"/>
-                <w:szCs w:val="20"/>
-              </w:rPr>
-              <w:t xml:space="preserve"> testament </w:t>
-            </w:r>
-            <w:r>
-              <w:rPr>
-                <w:rFonts w:ascii="Open Sans" w:hAnsi="Open Sans" w:cs="Open Sans"/>
-                <w:sz w:val="20"/>
-                <w:szCs w:val="20"/>
-              </w:rPr>
-              <w:t>ou</w:t>
-            </w:r>
-            <w:r>
-              <w:rPr>
-                <w:rFonts w:ascii="Open Sans" w:hAnsi="Open Sans" w:cs="Open Sans"/>
-                <w:sz w:val="20"/>
-                <w:szCs w:val="20"/>
-              </w:rPr>
-              <w:t xml:space="preserve"> pacte successoral</w:t>
-            </w:r>
-            <w:r>
-              <w:rPr>
-                <w:rFonts w:ascii="Open Sans" w:hAnsi="Open Sans" w:cs="Open Sans"/>
-                <w:sz w:val="20"/>
-                <w:szCs w:val="20"/>
-              </w:rPr>
-              <w:t xml:space="preserve"> :   </w:t>
-            </w:r>
-            <w:r>
-              <w:rPr>
-                <w:rFonts w:ascii="Open Sans" w:hAnsi="Open Sans" w:cs="Open Sans"/>
-                <w:sz w:val="20"/>
-                <w:szCs w:val="20"/>
-              </w:rPr>
-              <w:t>OUI / NON</w:t>
-            </w:r>
-          </w:p>
-          <w:p>
-            <w:pPr>
-              <w:widowControl w:val="0"/>
-              <w:spacing w:after="0" w:line="240" w:lineRule="auto"/>
-              <w:rPr>
-                <w:rFonts w:ascii="Open Sans" w:hAnsi="Open Sans" w:cs="Open Sans"/>
-                <w:sz w:val="20"/>
-                <w:szCs w:val="20"/>
-              </w:rPr>
-            </w:pPr>
-            <w:r>
-              <w:rPr>
-                <w:rFonts w:ascii="Open Sans" w:hAnsi="Open Sans" w:cs="Open Sans"/>
-                <w:sz w:val="20"/>
-                <w:szCs w:val="20"/>
-              </w:rPr>
-              <w:t>Remarques :</w:t>
-            </w:r>
-          </w:p>
-          <w:p>
-            <w:pPr>
-              <w:widowControl w:val="0"/>
-              <w:spacing w:after="0" w:line="240" w:lineRule="auto"/>
-              <w:rPr>
-                <w:rFonts w:ascii="Open Sans" w:hAnsi="Open Sans" w:cs="Open Sans"/>
-                <w:sz w:val="20"/>
-                <w:szCs w:val="20"/>
-              </w:rPr>
-            </w:pPr>
-          </w:p>
-          <w:p>
-            <w:pPr>
-              <w:pStyle w:val="Normal"/>
-              <w:widowControl w:val="0"/>
-              <w:spacing w:after="0" w:line="240" w:lineRule="auto"/>
-              <w:rPr>
-                <w:rFonts w:ascii="Open Sans" w:hAnsi="Open Sans" w:cs="Open Sans"/>
-                <w:sz w:val="20"/>
-                <w:szCs w:val="20"/>
-              </w:rPr>
-            </w:pPr>
-            <w:r>
-              <w:rPr>
-                <w:rFonts w:ascii="Open Sans" w:hAnsi="Open Sans" w:eastAsia="Calibri" w:cs="Open Sans"/>
-                <w:sz w:val="20"/>
-                <w:szCs w:val="20"/>
-              </w:rPr>
-              <w:t>Fait à, le </w:t>
-            </w:r>
-            <w:r>
-              <w:rPr>
-                <w:rFonts w:ascii="Open Sans" w:hAnsi="Open Sans" w:eastAsia="Calibri" w:cs="Open Sans"/>
-                <w:sz w:val="20"/>
-                <w:szCs w:val="20"/>
-              </w:rPr>
-              <w:t>:</w:t>
+                <w:numId w:val="30"/>
+              </w:numPr>
+              <w:suppressAutoHyphens w:val="0"/>
+              <w:ind w:left="886" w:hanging="526"/>
+              <w:rPr>
+                <w:rFonts w:ascii="Open Sans" w:hAnsi="Open Sans" w:cs="Open Sans"/>
+                <w:sz w:val="36"/>
+                <w:szCs w:val="36"/>
+              </w:rPr>
+            </w:pPr>
+            <w:r>
+              <w:rPr>
+                <w:rFonts w:ascii="Open Sans" w:hAnsi="Open Sans" w:cs="Open Sans"/>
+                <w:sz w:val="20"/>
+                <w:szCs w:val="20"/>
+              </w:rPr>
+              <w:t>Avoir pris connaissance et avoir compris les informations fiscales et sur les taxes communiquées ci-dessus</w:t>
+            </w:r>
+          </w:p>
+          <w:p>
+            <w:pPr>
+              <w:pStyle w:val="Paragraphedeliste"/>
+              <w:numPr>
+                <w:ilvl w:val="0"/>
+                <w:numId w:val="30"/>
+              </w:numPr>
+              <w:suppressAutoHyphens w:val="0"/>
+              <w:ind w:left="886" w:hanging="526"/>
+              <w:rPr>
+                <w:rFonts w:ascii="Open Sans" w:hAnsi="Open Sans" w:cs="Open Sans"/>
+                <w:sz w:val="36"/>
+                <w:szCs w:val="36"/>
+              </w:rPr>
+            </w:pPr>
+            <w:r>
+              <w:rPr>
+                <w:rFonts w:ascii="Open Sans" w:hAnsi="Open Sans" w:cs="Open Sans"/>
+                <w:sz w:val="20"/>
+                <w:szCs w:val="20"/>
+              </w:rPr>
+              <w:t>Donner leur autorisation à Viage SA et ses partenaires à utiliser les données récoltées aux fins de pouvoir constituer un dossier complet pour une vente en viager.</w:t>
+            </w:r>
+          </w:p>
+          <w:p>
+            <w:pPr>
+              <w:pStyle w:val="Paragraphedeliste"/>
+              <w:numPr>
+                <w:ilvl w:val="0"/>
+                <w:numId w:val="30"/>
+              </w:numPr>
+              <w:suppressAutoHyphens w:val="0"/>
+              <w:ind w:left="886" w:hanging="526"/>
+              <w:rPr>
+                <w:rFonts w:ascii="Open Sans" w:hAnsi="Open Sans" w:cs="Open Sans"/>
+                <w:sz w:val="36"/>
+                <w:szCs w:val="36"/>
+              </w:rPr>
+            </w:pPr>
+            <w:r>
+              <w:rPr>
+                <w:rFonts w:ascii="Open Sans" w:hAnsi="Open Sans" w:cs="Open Sans"/>
+                <w:sz w:val="20"/>
+                <w:szCs w:val="20"/>
+              </w:rPr>
+              <w:t xml:space="preserve">En cas de renonciation à la conclusion d’un contrat de rente </w:t>
+            </w:r>
+            <w:r>
+              <w:rPr>
+                <w:rFonts w:ascii="Open Sans" w:hAnsi="Open Sans" w:cs="Open Sans"/>
+                <w:sz w:val="20"/>
+                <w:szCs w:val="20"/>
+              </w:rPr>
+              <w:t>(pour les personnes de 85ans révolus au jour de la vente), comprendre les risques liés à l’absence de rente viagère et la responsabilité qui leur incombe de prendre les mesures nécessaires en vue d’assurer leur train de vie futur</w:t>
+            </w:r>
+          </w:p>
+          <w:p>
+            <w:pPr>
+              <w:pStyle w:val="Paragraphedeliste"/>
+              <w:numPr>
+                <w:ilvl w:val="0"/>
+                <w:numId w:val="30"/>
+              </w:numPr>
+              <w:suppressAutoHyphens w:val="0"/>
+              <w:ind w:left="886" w:hanging="526"/>
+              <w:rPr>
+                <w:rFonts w:ascii="Open Sans" w:hAnsi="Open Sans" w:cs="Open Sans"/>
+                <w:sz w:val="36"/>
+                <w:szCs w:val="36"/>
+              </w:rPr>
+            </w:pPr>
+            <w:r>
+              <w:rPr>
+                <w:rFonts w:ascii="Open Sans" w:hAnsi="Open Sans" w:cs="Open Sans"/>
+                <w:sz w:val="20"/>
+                <w:szCs w:val="20"/>
+              </w:rPr>
+              <w:t xml:space="preserve">S’engager à prendre en charge les frais d’expertise (CHF 1'500.- à 2'000.-) </w:t>
+            </w:r>
+            <w:r>
+              <w:rPr>
+                <w:rFonts w:ascii="Open Sans" w:hAnsi="Open Sans" w:cs="Open Sans"/>
+                <w:sz w:val="20"/>
+                <w:szCs w:val="20"/>
+              </w:rPr>
+              <w:t>s’il</w:t>
+            </w:r>
+            <w:r>
+              <w:rPr>
+                <w:rFonts w:ascii="Open Sans" w:hAnsi="Open Sans" w:cs="Open Sans"/>
+                <w:sz w:val="20"/>
+                <w:szCs w:val="20"/>
+              </w:rPr>
+              <w:t>(s) renonce(nt) à vendre le bien au fonds Viager Swiss SCmPC</w:t>
+            </w:r>
+          </w:p>
+          <w:p/>
+          <w:p/>
+          <w:p>
+            <w:r>
+              <w:t>Fait à</w:t>
+            </w:r>
+            <w:r>
+              <w:t xml:space="preserve">                                           </w:t>
+            </w:r>
+            <w:r>
+              <w:t xml:space="preserve">, le </w:t>
             </w:r>
             <w:r>
               <w:tab/>
@@ -4088,30 +4686,7 @@
             </w:r>
             <w:r>
               <w:tab/>
-            </w:r>
-            <w:r>
-              <w:rPr>
-                <w:rFonts w:ascii="Open Sans" w:hAnsi="Open Sans" w:eastAsia="Calibri" w:cs="Open Sans"/>
-                <w:sz w:val="20"/>
-                <w:szCs w:val="20"/>
-              </w:rPr>
-              <w:t xml:space="preserve">Signature du/des </w:t>
-            </w:r>
-            <w:r>
-              <w:rPr>
-                <w:rFonts w:ascii="Open Sans" w:hAnsi="Open Sans" w:eastAsia="Calibri" w:cs="Open Sans"/>
-                <w:sz w:val="20"/>
-                <w:szCs w:val="20"/>
-              </w:rPr>
-              <w:t>client</w:t>
-            </w:r>
-            <w:r>
-              <w:rPr>
-                <w:rFonts w:ascii="Open Sans" w:hAnsi="Open Sans" w:eastAsia="Calibri" w:cs="Open Sans"/>
-                <w:sz w:val="20"/>
-                <w:szCs w:val="20"/>
-              </w:rPr>
-              <w:t>(s) :</w:t>
+              <w:t>Signature du/des client(s)</w:t>
             </w:r>
           </w:p>
           <w:p>
@@ -4146,98 +4721,6 @@
                 <w:szCs w:val="20"/>
               </w:rPr>
             </w:pPr>
-          </w:p>
-          <w:p>
-            <w:pPr>
-              <w:widowControl w:val="0"/>
-              <w:spacing w:after="0" w:line="240" w:lineRule="auto"/>
-              <w:rPr>
-                <w:rFonts w:cstheme="minorHAnsi"/>
-                <w:sz w:val="20"/>
-                <w:szCs w:val="20"/>
-              </w:rPr>
-            </w:pPr>
-          </w:p>
-          <w:p>
-            <w:pPr>
-              <w:widowControl w:val="0"/>
-              <w:spacing w:after="0" w:line="240" w:lineRule="auto"/>
-              <w:rPr>
-                <w:rFonts w:cstheme="minorHAnsi"/>
-                <w:sz w:val="20"/>
-                <w:szCs w:val="20"/>
-              </w:rPr>
-            </w:pPr>
-          </w:p>
-          <w:p>
-            <w:pPr>
-              <w:widowControl w:val="0"/>
-              <w:spacing w:after="0" w:line="240" w:lineRule="auto"/>
-              <w:rPr>
-                <w:rFonts w:cstheme="minorHAnsi"/>
-              </w:rPr>
-            </w:pPr>
-            <w:r>
-              <w:rPr>
-                <w:rFonts w:eastAsia="Calibri" w:cstheme="minorHAnsi"/>
-              </w:rPr>
-              <w:t>VIAGE SA</w:t>
-            </w:r>
-          </w:p>
-          <w:p>
-            <w:pPr>
-              <w:widowControl w:val="0"/>
-              <w:spacing w:after="0" w:line="240" w:lineRule="auto"/>
-              <w:rPr>
-                <w:rFonts w:cstheme="minorHAnsi"/>
-              </w:rPr>
-            </w:pPr>
-            <w:proofErr w:type="gramStart"/>
-            <w:r>
-              <w:rPr>
-                <w:rFonts w:eastAsia="Calibri" w:cstheme="minorHAnsi"/>
-              </w:rPr>
-              <w:t>rue</w:t>
-            </w:r>
-            <w:proofErr w:type="gramEnd"/>
-            <w:r>
-              <w:rPr>
-                <w:rFonts w:eastAsia="Calibri" w:cstheme="minorHAnsi"/>
-              </w:rPr>
-              <w:t xml:space="preserve"> des Pierres du Niton 17</w:t>
-            </w:r>
-          </w:p>
-          <w:p>
-            <w:pPr>
-              <w:widowControl w:val="0"/>
-              <w:spacing w:after="0" w:line="240" w:lineRule="auto"/>
-              <w:rPr>
-                <w:rFonts w:cstheme="minorHAnsi"/>
-              </w:rPr>
-            </w:pPr>
-            <w:r>
-              <w:rPr>
-                <w:rFonts w:eastAsia="Calibri" w:cstheme="minorHAnsi"/>
-              </w:rPr>
-              <w:t>1207 Genève</w:t>
-            </w:r>
-          </w:p>
-          <w:p>
-            <w:pPr>
-              <w:widowControl w:val="0"/>
-              <w:spacing w:after="0" w:line="240" w:lineRule="auto"/>
-              <w:rPr>
-                <w:rFonts w:cstheme="minorHAnsi"/>
-                <w:sz w:val="20"/>
-                <w:szCs w:val="20"/>
-              </w:rPr>
-            </w:pPr>
-            <w:r>
-              <w:rPr>
-                <w:rFonts w:eastAsia="Calibri" w:cstheme="minorHAnsi"/>
-              </w:rPr>
-              <w:t>T+ 41 22 314 53 33</w:t>
-            </w:r>
           </w:p>
         </w:tc>
         <w:tc>
@@ -4249,7 +4732,6 @@
               <w:bottom w:val="nil"/>
               <w:right w:val="nil"/>
             </w:tcBorders>
-            <w:tcMar/>
           </w:tcPr>
           <w:p>
             <w:pPr>
@@ -4298,16 +4780,19 @@
         </w:tc>
       </w:tr>
       <w:tr>
+        <w:trPr>
+          <w:gridAfter w:val="2"/>
+          <w:wAfter w:w="9199" w:type="dxa"/>
+        </w:trPr>
         <w:tc>
           <w:tcPr>
-            <w:tcW w:w="9198" w:type="dxa"/>
+            <w:tcW w:w="263" w:type="dxa"/>
             <w:tcBorders>
               <w:top w:val="nil"/>
               <w:left w:val="nil"/>
               <w:bottom w:val="nil"/>
               <w:right w:val="nil"/>
             </w:tcBorders>
-            <w:tcMar/>
           </w:tcPr>
           <w:p>
             <w:pPr>
@@ -4315,8 +4800,88 @@
               <w:spacing w:before="120" w:after="120" w:line="240" w:lineRule="auto"/>
               <w:rPr>
                 <w:rFonts w:cstheme="minorHAnsi"/>
-                <w:sz w:val="20"/>
-                <w:szCs w:val="20"/>
+              </w:rPr>
+            </w:pPr>
+          </w:p>
+        </w:tc>
+      </w:tr>
+      <w:tr>
+        <w:tc>
+          <w:tcPr>
+            <w:tcW w:w="9199" w:type="dxa"/>
+            <w:gridSpan w:val="2"/>
+            <w:tcBorders>
+              <w:top w:val="nil"/>
+              <w:left w:val="nil"/>
+              <w:bottom w:val="nil"/>
+              <w:right w:val="nil"/>
+            </w:tcBorders>
+          </w:tcPr>
+          <w:p>
+            <w:pPr>
+              <w:widowControl w:val="0"/>
+              <w:spacing w:before="120" w:after="120" w:line="240" w:lineRule="auto"/>
+              <w:jc w:val="center"/>
+              <w:rPr>
+                <w:rFonts w:eastAsia="Calibri" w:cstheme="minorHAnsi"/>
+                <w:b/>
+                <w:bCs/>
+                <w:sz w:val="28"/>
+                <w:szCs w:val="28"/>
+              </w:rPr>
+            </w:pPr>
+            <w:r>
+              <w:rPr>
+                <w:rFonts w:eastAsia="Calibri" w:cstheme="minorHAnsi"/>
+                <w:b/>
+                <w:bCs/>
+                <w:sz w:val="28"/>
+                <w:szCs w:val="28"/>
+              </w:rPr>
+              <w:t xml:space="preserve">Exemple de </w:t>
+            </w:r>
+            <w:r>
+              <w:rPr>
+                <w:rFonts w:eastAsia="Calibri" w:cstheme="minorHAnsi"/>
+                <w:b/>
+                <w:bCs/>
+                <w:sz w:val="28"/>
+                <w:szCs w:val="28"/>
+              </w:rPr>
+              <w:t>c</w:t>
+            </w:r>
+            <w:r>
+              <w:rPr>
+                <w:rFonts w:eastAsia="Calibri" w:cstheme="minorHAnsi"/>
+                <w:b/>
+                <w:bCs/>
+                <w:sz w:val="28"/>
+                <w:szCs w:val="28"/>
+              </w:rPr>
+              <w:t xml:space="preserve">alcul </w:t>
+            </w:r>
+            <w:r>
+              <w:rPr>
+                <w:rFonts w:eastAsia="Calibri" w:cstheme="minorHAnsi"/>
+                <w:b/>
+                <w:bCs/>
+                <w:sz w:val="28"/>
+                <w:szCs w:val="28"/>
+              </w:rPr>
+              <w:t xml:space="preserve">de l’usufruit </w:t>
+            </w:r>
+          </w:p>
+          <w:p>
+            <w:pPr>
+              <w:widowControl w:val="0"/>
+              <w:spacing w:before="120" w:after="120" w:line="240" w:lineRule="auto"/>
+              <w:jc w:val="center"/>
+              <w:rPr>
+                <w:rFonts w:cstheme="minorHAnsi"/>
+                <w:b/>
+                <w:bCs/>
+                <w:sz w:val="28"/>
+                <w:szCs w:val="28"/>
               </w:rPr>
             </w:pPr>
           </w:p>
@@ -4330,234 +4895,13 @@
               <w:bottom w:val="nil"/>
               <w:right w:val="nil"/>
             </w:tcBorders>
-            <w:tcMar/>
           </w:tcPr>
           <w:p>
             <w:pPr>
               <w:widowControl w:val="0"/>
               <w:spacing w:after="0" w:line="240" w:lineRule="auto"/>
               <w:rPr>
-                <w:rFonts w:ascii="Calibri" w:hAnsi="Calibri" w:eastAsia="Calibri"/>
-              </w:rPr>
-            </w:pPr>
-          </w:p>
-        </w:tc>
-      </w:tr>
-      <w:tr>
-        <w:tc>
-          <w:tcPr>
-            <w:tcW w:w="9198" w:type="dxa"/>
-            <w:tcBorders>
-              <w:top w:val="nil"/>
-              <w:left w:val="nil"/>
-              <w:bottom w:val="nil"/>
-              <w:right w:val="nil"/>
-            </w:tcBorders>
-            <w:tcMar/>
-          </w:tcPr>
-          <w:p>
-            <w:pPr>
-              <w:widowControl w:val="0"/>
-              <w:spacing w:before="120" w:after="120" w:line="240" w:lineRule="auto"/>
-              <w:rPr>
-                <w:rFonts w:cstheme="minorHAnsi"/>
-                <w:sz w:val="20"/>
-                <w:szCs w:val="20"/>
-              </w:rPr>
-            </w:pPr>
-          </w:p>
-        </w:tc>
-        <w:tc>
-          <w:tcPr>
-            <w:tcW w:w="263" w:type="dxa"/>
-            <w:tcBorders>
-              <w:top w:val="nil"/>
-              <w:left w:val="nil"/>
-              <w:bottom w:val="nil"/>
-              <w:right w:val="nil"/>
-            </w:tcBorders>
-            <w:tcMar/>
-          </w:tcPr>
-          <w:p>
-            <w:pPr>
-              <w:widowControl w:val="0"/>
-              <w:spacing w:after="0" w:line="240" w:lineRule="auto"/>
-              <w:rPr>
-                <w:rFonts w:ascii="Calibri" w:hAnsi="Calibri" w:eastAsia="Calibri"/>
-              </w:rPr>
-            </w:pPr>
-          </w:p>
-        </w:tc>
-      </w:tr>
-      <w:tr>
-        <w:tc>
-          <w:tcPr>
-            <w:tcW w:w="9198" w:type="dxa"/>
-            <w:tcBorders>
-              <w:top w:val="nil"/>
-              <w:left w:val="nil"/>
-              <w:bottom w:val="nil"/>
-              <w:right w:val="nil"/>
-            </w:tcBorders>
-            <w:tcMar/>
-          </w:tcPr>
-          <w:p>
-            <w:pPr>
-              <w:widowControl w:val="0"/>
-              <w:spacing w:before="120" w:after="120" w:line="240" w:lineRule="auto"/>
-              <w:jc w:val="right"/>
-              <w:rPr>
-                <w:rFonts w:cstheme="minorHAnsi"/>
-              </w:rPr>
-            </w:pPr>
-            <w:r>
-              <w:rPr>
-                <w:rFonts w:eastAsia="Calibri" w:cstheme="minorHAnsi"/>
-              </w:rPr>
-              <w:t>24.01.2025</w:t>
-            </w:r>
-            <w:r>
-              <w:rPr>
-                <w:rFonts w:eastAsia="Calibri" w:cstheme="minorHAnsi"/>
-              </w:rPr>
-            </w:r>
-            <w:r>
-              <w:rPr>
-                <w:rFonts w:eastAsia="Calibri" w:cstheme="minorHAnsi"/>
-              </w:rPr>
-            </w:r>
-            <w:r>
-              <w:rPr>
-                <w:rFonts w:eastAsia="Calibri" w:cstheme="minorHAnsi"/>
-              </w:rPr>
-            </w:r>
-            <w:r>
-              <w:rPr>
-                <w:rFonts w:eastAsia="Calibri" w:cstheme="minorHAnsi"/>
-              </w:rPr>
-            </w:r>
-          </w:p>
-        </w:tc>
-        <w:tc>
-          <w:tcPr>
-            <w:tcW w:w="263" w:type="dxa"/>
-            <w:tcBorders>
-              <w:top w:val="nil"/>
-              <w:left w:val="nil"/>
-              <w:bottom w:val="nil"/>
-              <w:right w:val="nil"/>
-            </w:tcBorders>
-            <w:tcMar/>
-          </w:tcPr>
-          <w:p>
-            <w:pPr>
-              <w:widowControl w:val="0"/>
-              <w:spacing w:before="120" w:after="120" w:line="240" w:lineRule="auto"/>
-              <w:rPr>
-                <w:rFonts w:cstheme="minorHAnsi"/>
-              </w:rPr>
-            </w:pPr>
-          </w:p>
-        </w:tc>
-      </w:tr>
-      <w:tr>
-        <w:tc>
-          <w:tcPr>
-            <w:tcW w:w="9198" w:type="dxa"/>
-            <w:tcBorders>
-              <w:top w:val="nil"/>
-              <w:left w:val="nil"/>
-              <w:bottom w:val="nil"/>
-              <w:right w:val="nil"/>
-            </w:tcBorders>
-            <w:tcMar/>
-          </w:tcPr>
-          <w:p>
-            <w:pPr>
-              <w:widowControl w:val="0"/>
-              <w:spacing w:before="120" w:after="120" w:line="240" w:lineRule="auto"/>
-              <w:jc w:val="center"/>
-              <w:rPr>
-                <w:rFonts w:eastAsia="Calibri" w:cstheme="minorHAnsi"/>
-                <w:b/>
-                <w:bCs/>
-                <w:sz w:val="28"/>
-                <w:szCs w:val="28"/>
-              </w:rPr>
-            </w:pPr>
-            <w:r>
-              <w:rPr>
-                <w:rFonts w:eastAsia="Calibri" w:cstheme="minorHAnsi"/>
-                <w:b/>
-                <w:bCs/>
-                <w:sz w:val="28"/>
-                <w:szCs w:val="28"/>
-              </w:rPr>
-              <w:t xml:space="preserve">Exemple de </w:t>
-            </w:r>
-            <w:r>
-              <w:rPr>
-                <w:rFonts w:eastAsia="Calibri" w:cstheme="minorHAnsi"/>
-                <w:b/>
-                <w:bCs/>
-                <w:sz w:val="28"/>
-                <w:szCs w:val="28"/>
-              </w:rPr>
-              <w:t>c</w:t>
-            </w:r>
-            <w:r>
-              <w:rPr>
-                <w:rFonts w:eastAsia="Calibri" w:cstheme="minorHAnsi"/>
-                <w:b/>
-                <w:bCs/>
-                <w:sz w:val="28"/>
-                <w:szCs w:val="28"/>
-              </w:rPr>
-              <w:t xml:space="preserve">alcul </w:t>
-            </w:r>
-            <w:r>
-              <w:rPr>
-                <w:rFonts w:eastAsia="Calibri" w:cstheme="minorHAnsi"/>
-                <w:b/>
-                <w:bCs/>
-                <w:sz w:val="28"/>
-                <w:szCs w:val="28"/>
-              </w:rPr>
-              <w:t xml:space="preserve">de l’usufruit </w:t>
-            </w:r>
-          </w:p>
-          <w:p>
-            <w:pPr>
-              <w:widowControl w:val="0"/>
-              <w:spacing w:before="120" w:after="120" w:line="240" w:lineRule="auto"/>
-              <w:jc w:val="center"/>
-              <w:rPr>
-                <w:rFonts w:cstheme="minorHAnsi"/>
-                <w:b/>
-                <w:bCs/>
-                <w:sz w:val="28"/>
-                <w:szCs w:val="28"/>
-              </w:rPr>
-            </w:pPr>
-          </w:p>
-        </w:tc>
-        <w:tc>
-          <w:tcPr>
-            <w:tcW w:w="263" w:type="dxa"/>
-            <w:tcBorders>
-              <w:top w:val="nil"/>
-              <w:left w:val="nil"/>
-              <w:bottom w:val="nil"/>
-              <w:right w:val="nil"/>
-            </w:tcBorders>
-            <w:tcMar/>
-          </w:tcPr>
-          <w:p>
-            <w:pPr>
-              <w:widowControl w:val="0"/>
-              <w:spacing w:after="0" w:line="240" w:lineRule="auto"/>
-              <w:rPr>
-                <w:rFonts w:ascii="Calibri" w:hAnsi="Calibri" w:eastAsia="Calibri"/>
+                <w:rFonts w:ascii="Calibri" w:eastAsia="Calibri" w:hAnsi="Calibri"/>
               </w:rPr>
             </w:pPr>
           </w:p>
@@ -4614,191 +4958,202 @@
       </w:pPr>
       <w:r>
         <w:rPr>
-          <w:rFonts w:cs="Calibri" w:cstheme="minorAscii"/>
-        </w:rPr>
-        <w:t xml:space="preserve">Date estimée de la transaction : 24.01.2025</w:t>
-      </w:r>
-      <w:r>
-        <w:rPr>
-          <w:rFonts w:cstheme="minorHAnsi"/>
-        </w:rPr>
-      </w:r>
-      <w:r>
-        <w:rPr>
-          <w:rFonts w:cstheme="minorHAnsi"/>
-        </w:rPr>
-      </w:r>
-      <w:r>
-        <w:rPr>
-          <w:rFonts w:cstheme="minorHAnsi"/>
-        </w:rPr>
-      </w:r>
-      <w:r>
-        <w:rPr>
-          <w:rFonts w:cstheme="minorHAnsi"/>
-        </w:rPr>
-      </w:r>
-      <w:r>
-        <w:rPr>
-          <w:rFonts w:cstheme="minorHAnsi"/>
-        </w:rPr>
+          <w:rFonts w:cstheme="minorHAnsi"/>
+        </w:rPr>
+        <w:t xml:space="preserve">Date estimée de la transaction : </w:t>
+      </w:r>
+      <w:r>
+        <w:rPr>
+          <w:rFonts w:cstheme="minorHAnsi"/>
+        </w:rPr>
+        <w:t>xx</w:t>
+      </w:r>
+      <w:r>
+        <w:rPr>
+          <w:rFonts w:cstheme="minorHAnsi"/>
+        </w:rPr>
+        <w:t>.</w:t>
+      </w:r>
+      <w:r>
+        <w:rPr>
+          <w:rFonts w:cstheme="minorHAnsi"/>
+        </w:rPr>
+        <w:t>xx</w:t>
+      </w:r>
+      <w:r>
+        <w:rPr>
+          <w:rFonts w:cstheme="minorHAnsi"/>
+        </w:rPr>
+        <w:t>.20</w:t>
+      </w:r>
+      <w:r>
+        <w:rPr>
+          <w:rFonts w:cstheme="minorHAnsi"/>
+        </w:rPr>
+        <w:t>xx</w:t>
       </w:r>
     </w:p>
     <w:p>
       <w:pPr>
-        <w:spacing w:after="160" w:line="259" w:lineRule="auto"/>
         <w:ind w:firstLine="708"/>
         <w:jc w:val="both"/>
         <w:rPr>
-          <w:rFonts w:ascii="Calibri" w:hAnsi="Calibri" w:eastAsia="Calibri" w:cs="Calibri"/>
-          <w:b w:val="0"/>
-          <w:bCs w:val="0"/>
-          <w:i w:val="0"/>
-          <w:iCs w:val="0"/>
-          <w:noProof w:val="0"/>
-          <w:sz w:val="22"/>
-          <w:szCs w:val="22"/>
-          <w:lang w:val="fr-CH"/>
-        </w:rPr>
-      </w:pPr>
-      <w:r>
-        <w:rPr>
-          <w:rFonts w:ascii="Calibri" w:hAnsi="Calibri" w:eastAsia="Calibri" w:cs="Calibri"/>
-          <w:b w:val="0"/>
-          <w:bCs w:val="0"/>
-          <w:i w:val="0"/>
-          <w:iCs w:val="0"/>
-          <w:noProof w:val="0"/>
-          <w:sz w:val="22"/>
-          <w:szCs w:val="22"/>
-          <w:lang w:val="fr-CH"/>
+          <w:rFonts w:cstheme="minorHAnsi"/>
+        </w:rPr>
+      </w:pPr>
+      <w:r>
+        <w:rPr>
+          <w:rFonts w:cstheme="minorHAnsi"/>
         </w:rPr>
         <w:t>Usufruitier</w:t>
       </w:r>
       <w:r>
+        <w:rPr>
+          <w:rFonts w:cstheme="minorHAnsi"/>
+        </w:rPr>
         <w:tab/>
       </w:r>
       <w:r>
         <w:rPr>
-          <w:rFonts w:ascii="Calibri" w:hAnsi="Calibri" w:eastAsia="Calibri" w:cs="Calibri"/>
-          <w:b w:val="0"/>
-          <w:bCs w:val="0"/>
-          <w:i w:val="0"/>
-          <w:iCs w:val="0"/>
-          <w:noProof w:val="0"/>
-          <w:sz w:val="22"/>
-          <w:szCs w:val="22"/>
-          <w:lang w:val="fr-CH"/>
-        </w:rPr>
-        <w:t>: M.……………………………………………………………… xx.xx.19xx</w:t>
-      </w:r>
-      <w:r>
+          <w:rFonts w:cstheme="minorHAnsi"/>
+        </w:rPr>
+        <w:t>: M</w:t>
+      </w:r>
+      <w:r>
+        <w:rPr>
+          <w:rFonts w:cstheme="minorHAnsi"/>
+        </w:rPr>
+        <w:t>.</w:t>
+      </w:r>
+      <w:r>
+        <w:rPr>
+          <w:rFonts w:cstheme="minorHAnsi"/>
+        </w:rPr>
+        <w:t xml:space="preserve">……………………………………………………………… </w:t>
+      </w:r>
+      <w:r>
+        <w:rPr>
+          <w:rFonts w:cstheme="minorHAnsi"/>
+        </w:rPr>
+        <w:t>xx</w:t>
+      </w:r>
+      <w:r>
+        <w:rPr>
+          <w:rFonts w:cstheme="minorHAnsi"/>
+        </w:rPr>
+        <w:t>.</w:t>
+      </w:r>
+      <w:r>
+        <w:rPr>
+          <w:rFonts w:cstheme="minorHAnsi"/>
+        </w:rPr>
+        <w:t>xx</w:t>
+      </w:r>
+      <w:r>
+        <w:rPr>
+          <w:rFonts w:cstheme="minorHAnsi"/>
+        </w:rPr>
+        <w:t>.19</w:t>
+      </w:r>
+      <w:r>
+        <w:rPr>
+          <w:rFonts w:cstheme="minorHAnsi"/>
+        </w:rPr>
+        <w:t>xx</w:t>
+      </w:r>
+      <w:r>
+        <w:rPr>
+          <w:rFonts w:cstheme="minorHAnsi"/>
+        </w:rPr>
         <w:tab/>
       </w:r>
     </w:p>
     <w:p>
       <w:pPr>
-        <w:pStyle w:val="Normal"/>
         <w:ind w:firstLine="708"/>
-      </w:pPr>
-      <w:r>
-        <w:rPr>
-          <w:rFonts w:ascii="Calibri" w:hAnsi="Calibri" w:eastAsia="Calibri" w:cs="Calibri"/>
-          <w:b w:val="0"/>
-          <w:bCs w:val="0"/>
-          <w:i w:val="0"/>
-          <w:iCs w:val="0"/>
-          <w:noProof w:val="0"/>
-          <w:sz w:val="22"/>
-          <w:szCs w:val="22"/>
-          <w:lang w:val="fr-CH"/>
+        <w:jc w:val="both"/>
+        <w:rPr>
+          <w:rFonts w:cstheme="minorHAnsi"/>
+        </w:rPr>
+      </w:pPr>
+      <w:r>
+        <w:rPr>
+          <w:rFonts w:cstheme="minorHAnsi"/>
         </w:rPr>
         <w:t>2</w:t>
       </w:r>
       <w:r>
         <w:rPr>
-          <w:rFonts w:ascii="Calibri" w:hAnsi="Calibri" w:eastAsia="Calibri" w:cs="Calibri"/>
-          <w:b w:val="0"/>
-          <w:bCs w:val="0"/>
-          <w:i w:val="0"/>
-          <w:iCs w:val="0"/>
-          <w:noProof w:val="0"/>
-          <w:sz w:val="22"/>
-          <w:szCs w:val="22"/>
+          <w:rFonts w:cstheme="minorHAnsi"/>
           <w:vertAlign w:val="superscript"/>
-          <w:lang w:val="fr-CH"/>
         </w:rPr>
         <w:t>ème</w:t>
       </w:r>
       <w:r>
         <w:rPr>
-          <w:rFonts w:ascii="Calibri" w:hAnsi="Calibri" w:eastAsia="Calibri" w:cs="Calibri"/>
-          <w:b w:val="0"/>
-          <w:bCs w:val="0"/>
-          <w:i w:val="0"/>
-          <w:iCs w:val="0"/>
-          <w:noProof w:val="0"/>
-          <w:sz w:val="22"/>
-          <w:szCs w:val="22"/>
-          <w:lang w:val="fr-CH"/>
-        </w:rPr>
-        <w:t xml:space="preserve"> Usufruitier : </w:t>
-      </w:r>
-      <w:r>
-        <w:rPr>
-          <w:rFonts w:ascii="Calibri" w:hAnsi="Calibri" w:eastAsia="Calibri" w:cs="Calibri"/>
-          <w:b w:val="0"/>
-          <w:bCs w:val="0"/>
-          <w:i w:val="0"/>
-          <w:iCs w:val="0"/>
-          <w:noProof w:val="0"/>
-          <w:sz w:val="22"/>
-          <w:szCs w:val="22"/>
-          <w:lang w:val="fr-CH"/>
-        </w:rPr>
-        <w:t>M  …</w:t>
-      </w:r>
-      <w:r>
-        <w:rPr>
-          <w:rFonts w:ascii="Calibri" w:hAnsi="Calibri" w:eastAsia="Calibri" w:cs="Calibri"/>
-          <w:b w:val="0"/>
-          <w:bCs w:val="0"/>
-          <w:i w:val="0"/>
-          <w:iCs w:val="0"/>
-          <w:noProof w:val="0"/>
-          <w:sz w:val="22"/>
-          <w:szCs w:val="22"/>
-          <w:lang w:val="fr-CH"/>
-        </w:rPr>
-        <w:t>……………………………………………………</w:t>
-      </w:r>
-      <w:r>
-        <w:rPr>
-          <w:rFonts w:ascii="Calibri" w:hAnsi="Calibri" w:eastAsia="Calibri" w:cs="Calibri"/>
-          <w:b w:val="0"/>
-          <w:bCs w:val="0"/>
-          <w:i w:val="0"/>
-          <w:iCs w:val="0"/>
-          <w:noProof w:val="0"/>
-          <w:sz w:val="22"/>
-          <w:szCs w:val="22"/>
-          <w:lang w:val="fr-CH"/>
-        </w:rPr>
-        <w:t>…….</w:t>
-      </w:r>
-      <w:r>
-        <w:rPr>
-          <w:rFonts w:ascii="Calibri" w:hAnsi="Calibri" w:eastAsia="Calibri" w:cs="Calibri"/>
-          <w:b w:val="0"/>
-          <w:bCs w:val="0"/>
-          <w:i w:val="0"/>
-          <w:iCs w:val="0"/>
-          <w:noProof w:val="0"/>
-          <w:sz w:val="22"/>
-          <w:szCs w:val="22"/>
-          <w:lang w:val="fr-CH"/>
-        </w:rPr>
-        <w:t>. xx.xx.19xx</w:t>
+          <w:rFonts w:cstheme="minorHAnsi"/>
+        </w:rPr>
+        <w:t xml:space="preserve"> Usufruitier </w:t>
+      </w:r>
+      <w:r>
+        <w:rPr>
+          <w:rFonts w:cstheme="minorHAnsi"/>
+        </w:rPr>
+        <w:t>: M  …………………………………………………</w:t>
+      </w:r>
+      <w:r>
+        <w:rPr>
+          <w:rFonts w:cstheme="minorHAnsi"/>
+        </w:rPr>
+        <w:t>……</w:t>
+      </w:r>
+      <w:r>
+        <w:rPr>
+          <w:rFonts w:cstheme="minorHAnsi"/>
+        </w:rPr>
+        <w:t>…</w:t>
+      </w:r>
+      <w:r>
+        <w:rPr>
+          <w:rFonts w:cstheme="minorHAnsi"/>
+        </w:rPr>
+        <w:t>….. xx</w:t>
+      </w:r>
+      <w:r>
+        <w:rPr>
+          <w:rFonts w:cstheme="minorHAnsi"/>
+        </w:rPr>
+        <w:t>.</w:t>
+      </w:r>
+      <w:r>
+        <w:rPr>
+          <w:rFonts w:cstheme="minorHAnsi"/>
+        </w:rPr>
+        <w:t>xx</w:t>
+      </w:r>
+      <w:r>
+        <w:rPr>
+          <w:rFonts w:cstheme="minorHAnsi"/>
+        </w:rPr>
+        <w:t>.19</w:t>
+      </w:r>
+      <w:r>
+        <w:rPr>
+          <w:rFonts w:cstheme="minorHAnsi"/>
+        </w:rPr>
+        <w:t>xx</w:t>
+      </w:r>
+      <w:r>
+        <w:rPr>
+          <w:rFonts w:cstheme="minorHAnsi"/>
+        </w:rPr>
+        <w:tab/>
+      </w:r>
+      <w:r>
+        <w:rPr>
+          <w:rFonts w:cstheme="minorHAnsi"/>
+        </w:rPr>
+        <w:tab/>
       </w:r>
     </w:p>
     <w:p>
@@ -4873,21 +5228,7 @@
         <w:rPr>
           <w:rFonts w:cstheme="minorHAnsi"/>
         </w:rPr>
-        <w:t>……………………………………</w:t>
-      </w:r>
-      <w:proofErr w:type="gramStart"/>
-      <w:r>
-        <w:rPr>
-          <w:rFonts w:cstheme="minorHAnsi"/>
-        </w:rPr>
-        <w:t>…….</w:t>
-      </w:r>
-      <w:proofErr w:type="gramEnd"/>
-      <w:r>
-        <w:rPr>
-          <w:rFonts w:cstheme="minorHAnsi"/>
-        </w:rPr>
-        <w:t>.</w:t>
+        <w:t>…………………………………………..</w:t>
       </w:r>
     </w:p>
     <w:p>
@@ -4902,7 +5243,7 @@
         <w:rPr>
           <w:rFonts w:cstheme="minorHAnsi"/>
         </w:rPr>
-        <w:t xml:space="preserve">Valeur estimée du bien : CHF 1,500,000.-</w:t>
+        <w:t xml:space="preserve">Valeur estimée du bien : </w:t>
       </w:r>
       <w:r>
         <w:rPr>
@@ -4928,37 +5269,74 @@
         </w:rPr>
         <w:tab/>
       </w:r>
-      <w:proofErr w:type="gramStart"/>
-      <w:r>
-        <w:rPr>
-          <w:rFonts w:cstheme="minorHAnsi"/>
-        </w:rPr>
-      </w:r>
-      <w:proofErr w:type="gramEnd"/>
+      <w:r>
+        <w:rPr>
+          <w:rFonts w:cstheme="minorHAnsi"/>
+        </w:rPr>
+        <w:t>CHF.-</w:t>
+      </w:r>
     </w:p>
     <w:p>
       <w:pPr>
         <w:ind w:firstLine="708"/>
         <w:jc w:val="both"/>
         <w:rPr>
-          <w:rFonts w:cs="Calibri" w:cstheme="minorAscii"/>
-        </w:rPr>
-      </w:pPr>
-      <w:r>
-        <w:rPr>
-          <w:rFonts w:cs="Calibri" w:cstheme="minorAscii"/>
-        </w:rPr>
-        <w:t>Usufruit : CHF 939,000.-</w:t>
-      </w:r>
-      <w:r>
-        <w:rPr>
-          <w:rFonts w:cs="Calibri" w:cstheme="minorAscii"/>
-        </w:rPr>
-      </w:r>
-      <w:r>
-        <w:rPr>
-          <w:rFonts w:cs="Calibri" w:cstheme="minorAscii"/>
-        </w:rPr>
+          <w:rFonts w:cstheme="minorHAnsi"/>
+        </w:rPr>
+      </w:pPr>
+      <w:r>
+        <w:rPr>
+          <w:rFonts w:cstheme="minorHAnsi"/>
+        </w:rPr>
+        <w:t>Usufruit</w:t>
+      </w:r>
+      <w:r>
+        <w:rPr>
+          <w:rFonts w:cstheme="minorHAnsi"/>
+        </w:rPr>
+        <w:t xml:space="preserve"> </w:t>
+      </w:r>
+      <w:r>
+        <w:rPr>
+          <w:rFonts w:cstheme="minorHAnsi"/>
+        </w:rPr>
+        <w:t xml:space="preserve">: </w:t>
+      </w:r>
+      <w:r>
+        <w:rPr>
+          <w:rFonts w:cstheme="minorHAnsi"/>
+        </w:rPr>
+        <w:tab/>
+      </w:r>
+      <w:r>
+        <w:rPr>
+          <w:rFonts w:cstheme="minorHAnsi"/>
+        </w:rPr>
+        <w:tab/>
+      </w:r>
+      <w:r>
+        <w:rPr>
+          <w:rFonts w:cstheme="minorHAnsi"/>
+        </w:rPr>
+        <w:tab/>
+      </w:r>
+      <w:r>
+        <w:rPr>
+          <w:rFonts w:cstheme="minorHAnsi"/>
+        </w:rPr>
+        <w:t xml:space="preserve">                                           </w:t>
+      </w:r>
+      <w:r>
+        <w:rPr>
+          <w:rFonts w:cstheme="minorHAnsi"/>
+        </w:rPr>
+        <w:t xml:space="preserve">CHF </w:t>
+      </w:r>
+      <w:r>
+        <w:rPr>
+          <w:rFonts w:cstheme="minorHAnsi"/>
+        </w:rPr>
+        <w:t>0.-</w:t>
       </w:r>
     </w:p>
     <w:p>
@@ -4966,14 +5344,62 @@
         <w:ind w:firstLine="708"/>
         <w:jc w:val="both"/>
         <w:rPr>
-          <w:rFonts w:cs="Calibri" w:cstheme="minorAscii"/>
-        </w:rPr>
-      </w:pPr>
-      <w:r>
-        <w:rPr>
-          <w:rFonts w:cs="Calibri" w:cstheme="minorAscii"/>
-        </w:rPr>
-        <w:t xml:space="preserve">Bouquet : CHF 561,000.-</w:t>
+          <w:rFonts w:cstheme="minorHAnsi"/>
+        </w:rPr>
+      </w:pPr>
+      <w:r>
+        <w:rPr>
+          <w:rFonts w:cstheme="minorHAnsi"/>
+        </w:rPr>
+        <w:t xml:space="preserve">Bouquet : </w:t>
+      </w:r>
+      <w:r>
+        <w:rPr>
+          <w:rFonts w:cstheme="minorHAnsi"/>
+        </w:rPr>
+        <w:tab/>
+      </w:r>
+      <w:r>
+        <w:rPr>
+          <w:rFonts w:cstheme="minorHAnsi"/>
+        </w:rPr>
+        <w:tab/>
+      </w:r>
+      <w:r>
+        <w:rPr>
+          <w:rFonts w:cstheme="minorHAnsi"/>
+        </w:rPr>
+        <w:tab/>
+      </w:r>
+      <w:r>
+        <w:rPr>
+          <w:rFonts w:cstheme="minorHAnsi"/>
+        </w:rPr>
+        <w:tab/>
+      </w:r>
+      <w:r>
+        <w:rPr>
+          <w:rFonts w:cstheme="minorHAnsi"/>
+        </w:rPr>
+        <w:tab/>
+      </w:r>
+      <w:r>
+        <w:rPr>
+          <w:rFonts w:cstheme="minorHAnsi"/>
+        </w:rPr>
+        <w:tab/>
+      </w:r>
+      <w:r>
+        <w:rPr>
+          <w:rFonts w:cstheme="minorHAnsi"/>
+        </w:rPr>
+        <w:t xml:space="preserve">CHF </w:t>
+      </w:r>
+      <w:r>
+        <w:rPr>
+          <w:rFonts w:cstheme="minorHAnsi"/>
+        </w:rPr>
+        <w:t>0.-</w:t>
       </w:r>
     </w:p>
     <w:p>
@@ -5052,60 +5478,19 @@
           <w:rFonts w:cstheme="minorHAnsi"/>
         </w:rPr>
       </w:pPr>
-      <w:r>
-        <w:rPr>
-          <w:rFonts w:cstheme="minorHAnsi"/>
-        </w:rPr>
-        <w:t>Avec nos meilleures salutations,</w:t>
-      </w:r>
     </w:p>
     <w:p>
       <w:pPr>
-        <w:rPr>
-          <w:rFonts w:cstheme="minorHAnsi"/>
-        </w:rPr>
-      </w:pPr>
-      <w:r>
-        <w:rPr>
-          <w:rFonts w:cstheme="minorHAnsi"/>
-        </w:rPr>
-        <w:t xml:space="preserve">Viage SA         </w:t>
-      </w:r>
-      <w:r>
-        <w:rPr>
-          <w:rFonts w:cstheme="minorHAnsi"/>
-        </w:rPr>
-        <w:tab/>
-      </w:r>
-      <w:r>
-        <w:rPr>
-          <w:rFonts w:cstheme="minorHAnsi"/>
-        </w:rPr>
-        <w:tab/>
-      </w:r>
-      <w:r>
-        <w:rPr>
-          <w:rFonts w:cstheme="minorHAnsi"/>
-        </w:rPr>
-        <w:tab/>
-      </w:r>
-      <w:r>
-        <w:rPr>
-          <w:rFonts w:cstheme="minorHAnsi"/>
-        </w:rPr>
-        <w:tab/>
-      </w:r>
-      <w:r>
-        <w:rPr>
-          <w:rFonts w:cstheme="minorHAnsi"/>
-        </w:rPr>
-        <w:tab/>
-      </w:r>
-      <w:r>
-        <w:rPr>
-          <w:rFonts w:cstheme="minorHAnsi"/>
-        </w:rPr>
-        <w:t>Fait à, le :</w:t>
+        <w:jc w:val="both"/>
+        <w:rPr>
+          <w:rFonts w:cstheme="minorHAnsi"/>
+        </w:rPr>
+      </w:pPr>
+      <w:r>
+        <w:rPr>
+          <w:rFonts w:cstheme="minorHAnsi"/>
+        </w:rPr>
+        <w:t>Avec nos meilleures salutations,</w:t>
       </w:r>
     </w:p>
     <w:p>
@@ -5118,21 +5503,7 @@
         <w:rPr>
           <w:rFonts w:cstheme="minorHAnsi"/>
         </w:rPr>
-        <w:t>(</w:t>
-      </w:r>
-      <w:proofErr w:type="gramStart"/>
-      <w:r>
-        <w:rPr>
-          <w:rFonts w:cstheme="minorHAnsi"/>
-        </w:rPr>
-        <w:t>avis</w:t>
-      </w:r>
-      <w:proofErr w:type="gramEnd"/>
-      <w:r>
-        <w:rPr>
-          <w:rFonts w:cstheme="minorHAnsi"/>
-        </w:rPr>
-        <w:t xml:space="preserve"> sans signature)</w:t>
+        <w:t xml:space="preserve">Viage SA         </w:t>
       </w:r>
       <w:r>
         <w:rPr>
@@ -5162,19 +5533,8 @@
         <w:rPr>
           <w:rFonts w:cstheme="minorHAnsi"/>
         </w:rPr>
-        <w:t>Signature du/des c</w:t>
-      </w:r>
-      <w:r>
-        <w:rPr>
-          <w:rFonts w:cstheme="minorHAnsi"/>
-        </w:rPr>
-        <w:t>lient</w:t>
-      </w:r>
-      <w:r>
-        <w:rPr>
-          <w:rFonts w:cstheme="minorHAnsi"/>
-        </w:rPr>
-        <w:t>(s) :</w:t>
+        <w:tab/>
+        <w:t>Fait à, le :</w:t>
       </w:r>
     </w:p>
     <w:p>
@@ -5183,6 +5543,54 @@
           <w:rFonts w:cstheme="minorHAnsi"/>
         </w:rPr>
       </w:pPr>
+      <w:r>
+        <w:rPr>
+          <w:rFonts w:cstheme="minorHAnsi"/>
+        </w:rPr>
+        <w:t>(avis sans signature)</w:t>
+      </w:r>
+      <w:r>
+        <w:rPr>
+          <w:rFonts w:cstheme="minorHAnsi"/>
+        </w:rPr>
+        <w:tab/>
+      </w:r>
+      <w:r>
+        <w:rPr>
+          <w:rFonts w:cstheme="minorHAnsi"/>
+        </w:rPr>
+        <w:tab/>
+      </w:r>
+      <w:r>
+        <w:rPr>
+          <w:rFonts w:cstheme="minorHAnsi"/>
+        </w:rPr>
+        <w:tab/>
+      </w:r>
+      <w:r>
+        <w:rPr>
+          <w:rFonts w:cstheme="minorHAnsi"/>
+        </w:rPr>
+        <w:tab/>
+      </w:r>
+      <w:r>
+        <w:rPr>
+          <w:rFonts w:cstheme="minorHAnsi"/>
+        </w:rPr>
+        <w:t>Signature du/des c</w:t>
+      </w:r>
+      <w:r>
+        <w:rPr>
+          <w:rFonts w:cstheme="minorHAnsi"/>
+        </w:rPr>
+        <w:t>lient</w:t>
+      </w:r>
+      <w:r>
+        <w:rPr>
+          <w:rFonts w:cstheme="minorHAnsi"/>
+        </w:rPr>
+        <w:t>(s) :</w:t>
+      </w:r>
     </w:p>
     <w:p>
       <w:pPr>
@@ -5193,6 +5601,13 @@
     </w:p>
     <w:p>
       <w:pPr>
+        <w:rPr>
+          <w:rFonts w:cstheme="minorHAnsi"/>
+        </w:rPr>
+      </w:pPr>
+    </w:p>
+    <w:p>
+      <w:pPr>
         <w:spacing w:line="240" w:lineRule="auto"/>
         <w:jc w:val="both"/>
         <w:rPr>
@@ -5207,68 +5622,14 @@
           <w:sz w:val="16"/>
           <w:szCs w:val="16"/>
         </w:rPr>
-        <w:t xml:space="preserve">*Cette estimation n’est pas contractuelle. Elle est sous réserve d’une estimation officielle du bien et d’une acceptation du Conseil d’Administration de Viager </w:t>
-      </w:r>
-      <w:proofErr w:type="spellStart"/>
-      <w:r>
-        <w:rPr>
-          <w:rFonts w:cstheme="minorHAnsi"/>
-          <w:sz w:val="16"/>
-          <w:szCs w:val="16"/>
-        </w:rPr>
-        <w:t>Swiss</w:t>
-      </w:r>
-      <w:proofErr w:type="spellEnd"/>
-      <w:r>
-        <w:rPr>
-          <w:rFonts w:cstheme="minorHAnsi"/>
-          <w:sz w:val="16"/>
-          <w:szCs w:val="16"/>
-        </w:rPr>
-        <w:t xml:space="preserve"> SA associé indéfiniment responsable de Viager </w:t>
-      </w:r>
-      <w:proofErr w:type="spellStart"/>
-      <w:r>
-        <w:rPr>
-          <w:rFonts w:cstheme="minorHAnsi"/>
-          <w:sz w:val="16"/>
-          <w:szCs w:val="16"/>
-        </w:rPr>
-        <w:t>Swiss</w:t>
-      </w:r>
-      <w:proofErr w:type="spellEnd"/>
-      <w:r>
-        <w:rPr>
-          <w:rFonts w:cstheme="minorHAnsi"/>
-          <w:sz w:val="16"/>
-          <w:szCs w:val="16"/>
-        </w:rPr>
-        <w:t xml:space="preserve"> &amp; Cie </w:t>
-      </w:r>
-      <w:proofErr w:type="spellStart"/>
-      <w:r>
-        <w:rPr>
-          <w:rFonts w:cstheme="minorHAnsi"/>
-          <w:sz w:val="16"/>
-          <w:szCs w:val="16"/>
-        </w:rPr>
-        <w:t>SCmPC</w:t>
-      </w:r>
-      <w:proofErr w:type="spellEnd"/>
-      <w:r>
-        <w:rPr>
-          <w:rFonts w:cstheme="minorHAnsi"/>
-          <w:sz w:val="16"/>
-          <w:szCs w:val="16"/>
-        </w:rPr>
-        <w:t>.</w:t>
+        <w:t>*Cette estimation n’est pas contractuelle. Elle est sous réserve d’une estimation officielle du bien et d’une acceptation du Conseil d’Administration de Viager Swiss SA associé indéfiniment responsable de Viager Swiss &amp; Cie SCmPC.</w:t>
       </w:r>
     </w:p>
     <w:sectPr>
       <w:headerReference w:type="default" r:id="rId10"/>
       <w:footerReference w:type="default" r:id="rId11"/>
       <w:footerReference w:type="first" r:id="rId12"/>
-      <w:pgSz w:w="11906" w:h="16838" w:orient="portrait"/>
+      <w:pgSz w:w="11906" w:h="16838"/>
       <w:pgMar w:top="1418" w:right="1134" w:bottom="1418" w:left="1418" w:header="709" w:footer="709" w:gutter="0"/>
       <w:cols w:space="720"/>
       <w:formProt w:val="0"/>
@@ -5471,7 +5832,7 @@
 </file>
 
 <file path=word/header1.xml><?xml version="1.0" encoding="utf-8"?>
-<w:hdr xmlns:wpc="http://schemas.microsoft.com/office/word/2010/wordprocessingCanvas" xmlns:cx="http://schemas.microsoft.com/office/drawing/2014/chartex" xmlns:cx1="http://schemas.microsoft.com/office/drawing/2015/9/8/chartex" xmlns:cx2="http://schemas.microsoft.com/office/drawing/2015/10/21/chartex" xmlns:cx3="http://schemas.microsoft.com/office/drawing/2016/5/9/chartex" xmlns:cx4="http://schemas.microsoft.com/office/drawing/2016/5/10/chartex" xmlns:cx5="http://schemas.microsoft.com/office/drawing/2016/5/11/chartex" xmlns:cx6="http://schemas.microsoft.com/office/drawing/2016/5/12/chartex" xmlns:cx7="http://schemas.microsoft.com/office/drawing/2016/5/13/chartex" xmlns:cx8="http://schemas.microsoft.com/office/drawing/2016/5/14/chartex" xmlns:mc="http://schemas.openxmlformats.org/markup-compatibility/2006" xmlns:aink="http://schemas.microsoft.com/office/drawing/2016/ink" xmlns:am3d="http://schemas.microsoft.com/office/drawing/2017/model3d" xmlns:o="urn:schemas-microsoft-com:office:office" xmlns:r="http://schemas.openxmlformats.org/officeDocument/2006/relationships" xmlns:m="http://schemas.openxmlformats.org/officeDocument/2006/math" xmlns:v="urn:schemas-microsoft-com:vml" xmlns:wp14="http://schemas.microsoft.com/office/word/2010/wordprocessingDrawing" xmlns:wp="http://schemas.openxmlformats.org/drawingml/2006/wordprocessingDrawing" xmlns:w10="urn:schemas-microsoft-com:office:word" xmlns:w="http://schemas.openxmlformats.org/wordprocessingml/2006/main" xmlns:w14="http://schemas.microsoft.com/office/word/2010/wordml" xmlns:w15="http://schemas.microsoft.com/office/word/2012/wordml" xmlns:w16cex="http://schemas.microsoft.com/office/word/2018/wordml/cex" xmlns:w16cid="http://schemas.microsoft.com/office/word/2016/wordml/cid" xmlns:w16="http://schemas.microsoft.com/office/word/2018/wordml" xmlns:w16sdtdh="http://schemas.microsoft.com/office/word/2020/wordml/sdtdatahash" xmlns:w16se="http://schemas.microsoft.com/office/word/2015/wordml/symex" xmlns:wpg="http://schemas.microsoft.com/office/word/2010/wordprocessingGroup" xmlns:wpi="http://schemas.microsoft.com/office/word/2010/wordprocessingInk" xmlns:wne="http://schemas.microsoft.com/office/word/2006/wordml" xmlns:wps="http://schemas.microsoft.com/office/word/2010/wordprocessingShape" xmlns:a="http://schemas.openxmlformats.org/drawingml/2006/main" xmlns:pic="http://schemas.openxmlformats.org/drawingml/2006/picture" xmlns:a14="http://schemas.microsoft.com/office/drawing/2010/main" mc:Ignorable="w14 w15 w16se w16cid w16 w16cex w16sdtdh wp14">
+<w:hdr xmlns:wpc="http://schemas.microsoft.com/office/word/2010/wordprocessingCanvas" xmlns:cx="http://schemas.microsoft.com/office/drawing/2014/chartex" xmlns:cx1="http://schemas.microsoft.com/office/drawing/2015/9/8/chartex" xmlns:cx2="http://schemas.microsoft.com/office/drawing/2015/10/21/chartex" xmlns:cx3="http://schemas.microsoft.com/office/drawing/2016/5/9/chartex" xmlns:cx4="http://schemas.microsoft.com/office/drawing/2016/5/10/chartex" xmlns:cx5="http://schemas.microsoft.com/office/drawing/2016/5/11/chartex" xmlns:cx6="http://schemas.microsoft.com/office/drawing/2016/5/12/chartex" xmlns:cx7="http://schemas.microsoft.com/office/drawing/2016/5/13/chartex" xmlns:cx8="http://schemas.microsoft.com/office/drawing/2016/5/14/chartex" xmlns:mc="http://schemas.openxmlformats.org/markup-compatibility/2006" xmlns:aink="http://schemas.microsoft.com/office/drawing/2016/ink" xmlns:am3d="http://schemas.microsoft.com/office/drawing/2017/model3d" xmlns:o="urn:schemas-microsoft-com:office:office" xmlns:r="http://schemas.openxmlformats.org/officeDocument/2006/relationships" xmlns:m="http://schemas.openxmlformats.org/officeDocument/2006/math" xmlns:v="urn:schemas-microsoft-com:vml" xmlns:wp14="http://schemas.microsoft.com/office/word/2010/wordprocessingDrawing" xmlns:wp="http://schemas.openxmlformats.org/drawingml/2006/wordprocessingDrawing" xmlns:w10="urn:schemas-microsoft-com:office:word" xmlns:w="http://schemas.openxmlformats.org/wordprocessingml/2006/main" xmlns:w14="http://schemas.microsoft.com/office/word/2010/wordml" xmlns:w15="http://schemas.microsoft.com/office/word/2012/wordml" xmlns:w16cex="http://schemas.microsoft.com/office/word/2018/wordml/cex" xmlns:w16cid="http://schemas.microsoft.com/office/word/2016/wordml/cid" xmlns:w16="http://schemas.microsoft.com/office/word/2018/wordml" xmlns:w16sdtdh="http://schemas.microsoft.com/office/word/2020/wordml/sdtdatahash" xmlns:w16se="http://schemas.microsoft.com/office/word/2015/wordml/symex" xmlns:wpg="http://schemas.microsoft.com/office/word/2010/wordprocessingGroup" xmlns:wpi="http://schemas.microsoft.com/office/word/2010/wordprocessingInk" xmlns:wne="http://schemas.microsoft.com/office/word/2006/wordml" xmlns:wps="http://schemas.microsoft.com/office/word/2010/wordprocessingShape" mc:Ignorable="w14 w15 w16se w16cid w16 w16cex w16sdtdh wp14">
   <w:p>
     <w:pPr>
       <w:pStyle w:val="En-tte"/>
@@ -5547,7 +5908,7 @@
         <w:ind w:left="720" w:hanging="360"/>
       </w:pPr>
       <w:rPr>
-        <w:rFonts w:hint="default" w:ascii="Times New Roman" w:hAnsi="Times New Roman" w:cs="Times New Roman"/>
+        <w:rFonts w:ascii="Times New Roman" w:hAnsi="Times New Roman" w:cs="Times New Roman" w:hint="default"/>
       </w:rPr>
     </w:lvl>
     <w:lvl w:ilvl="1">
@@ -5562,7 +5923,7 @@
         <w:ind w:left="1440" w:hanging="360"/>
       </w:pPr>
       <w:rPr>
-        <w:rFonts w:hint="default" w:ascii="Times New Roman" w:hAnsi="Times New Roman" w:cs="Times New Roman"/>
+        <w:rFonts w:ascii="Times New Roman" w:hAnsi="Times New Roman" w:cs="Times New Roman" w:hint="default"/>
       </w:rPr>
     </w:lvl>
     <w:lvl w:ilvl="2">
@@ -5577,7 +5938,7 @@
         <w:ind w:left="2160" w:hanging="360"/>
       </w:pPr>
       <w:rPr>
-        <w:rFonts w:hint="default" w:ascii="Times New Roman" w:hAnsi="Times New Roman" w:cs="Times New Roman"/>
+        <w:rFonts w:ascii="Times New Roman" w:hAnsi="Times New Roman" w:cs="Times New Roman" w:hint="default"/>
       </w:rPr>
     </w:lvl>
     <w:lvl w:ilvl="3">
@@ -5592,7 +5953,7 @@
         <w:ind w:left="2880" w:hanging="360"/>
       </w:pPr>
       <w:rPr>
-        <w:rFonts w:hint="default" w:ascii="Times New Roman" w:hAnsi="Times New Roman" w:cs="Times New Roman"/>
+        <w:rFonts w:ascii="Times New Roman" w:hAnsi="Times New Roman" w:cs="Times New Roman" w:hint="default"/>
       </w:rPr>
     </w:lvl>
     <w:lvl w:ilvl="4">
@@ -5607,7 +5968,7 @@
         <w:ind w:left="3600" w:hanging="360"/>
       </w:pPr>
       <w:rPr>
-        <w:rFonts w:hint="default" w:ascii="Times New Roman" w:hAnsi="Times New Roman" w:cs="Times New Roman"/>
+        <w:rFonts w:ascii="Times New Roman" w:hAnsi="Times New Roman" w:cs="Times New Roman" w:hint="default"/>
       </w:rPr>
     </w:lvl>
     <w:lvl w:ilvl="5">
@@ -5622,7 +5983,7 @@
         <w:ind w:left="4320" w:hanging="360"/>
       </w:pPr>
       <w:rPr>
-        <w:rFonts w:hint="default" w:ascii="Times New Roman" w:hAnsi="Times New Roman" w:cs="Times New Roman"/>
+        <w:rFonts w:ascii="Times New Roman" w:hAnsi="Times New Roman" w:cs="Times New Roman" w:hint="default"/>
       </w:rPr>
     </w:lvl>
     <w:lvl w:ilvl="6">
@@ -5637,7 +5998,7 @@
         <w:ind w:left="5040" w:hanging="360"/>
       </w:pPr>
       <w:rPr>
-        <w:rFonts w:hint="default" w:ascii="Times New Roman" w:hAnsi="Times New Roman" w:cs="Times New Roman"/>
+        <w:rFonts w:ascii="Times New Roman" w:hAnsi="Times New Roman" w:cs="Times New Roman" w:hint="default"/>
       </w:rPr>
     </w:lvl>
     <w:lvl w:ilvl="7">
@@ -5652,7 +6013,7 @@
         <w:ind w:left="5760" w:hanging="360"/>
       </w:pPr>
       <w:rPr>
-        <w:rFonts w:hint="default" w:ascii="Times New Roman" w:hAnsi="Times New Roman" w:cs="Times New Roman"/>
+        <w:rFonts w:ascii="Times New Roman" w:hAnsi="Times New Roman" w:cs="Times New Roman" w:hint="default"/>
       </w:rPr>
     </w:lvl>
     <w:lvl w:ilvl="8">
@@ -5667,11 +6028,350 @@
         <w:ind w:left="6480" w:hanging="360"/>
       </w:pPr>
       <w:rPr>
-        <w:rFonts w:hint="default" w:ascii="Times New Roman" w:hAnsi="Times New Roman" w:cs="Times New Roman"/>
+        <w:rFonts w:ascii="Times New Roman" w:hAnsi="Times New Roman" w:cs="Times New Roman" w:hint="default"/>
       </w:rPr>
     </w:lvl>
   </w:abstractNum>
   <w:abstractNum w:abstractNumId="1" w15:restartNumberingAfterBreak="0">
+    <w:nsid w:val="07DC398E"/>
+    <w:multiLevelType w:val="multilevel"/>
+    <w:tmpl w:val="FFA031E6"/>
+    <w:lvl w:ilvl="0">
+      <w:start w:val="1"/>
+      <w:numFmt w:val="decimal"/>
+      <w:lvlText w:val="%1."/>
+      <w:lvlJc w:val="left"/>
+      <w:pPr>
+        <w:tabs>
+          <w:tab w:val="num" w:pos="0"/>
+        </w:tabs>
+        <w:ind w:left="720" w:hanging="360"/>
+      </w:pPr>
+    </w:lvl>
+    <w:lvl w:ilvl="1">
+      <w:start w:val="1"/>
+      <w:numFmt w:val="decimal"/>
+      <w:lvlText w:val="%1.%2"/>
+      <w:lvlJc w:val="left"/>
+      <w:pPr>
+        <w:tabs>
+          <w:tab w:val="num" w:pos="0"/>
+        </w:tabs>
+        <w:ind w:left="720" w:hanging="360"/>
+      </w:pPr>
+    </w:lvl>
+    <w:lvl w:ilvl="2">
+      <w:start w:val="1"/>
+      <w:numFmt w:val="decimal"/>
+      <w:lvlText w:val="%1.%2.%3"/>
+      <w:lvlJc w:val="left"/>
+      <w:pPr>
+        <w:tabs>
+          <w:tab w:val="num" w:pos="0"/>
+        </w:tabs>
+        <w:ind w:left="1080" w:hanging="720"/>
+      </w:pPr>
+    </w:lvl>
+    <w:lvl w:ilvl="3">
+      <w:start w:val="1"/>
+      <w:numFmt w:val="decimal"/>
+      <w:lvlText w:val="%1.%2.%3.%4"/>
+      <w:lvlJc w:val="left"/>
+      <w:pPr>
+        <w:tabs>
+          <w:tab w:val="num" w:pos="0"/>
+        </w:tabs>
+        <w:ind w:left="1080" w:hanging="720"/>
+      </w:pPr>
+    </w:lvl>
+    <w:lvl w:ilvl="4">
+      <w:start w:val="1"/>
+      <w:numFmt w:val="decimal"/>
+      <w:lvlText w:val="%1.%2.%3.%4.%5"/>
+      <w:lvlJc w:val="left"/>
+      <w:pPr>
+        <w:tabs>
+          <w:tab w:val="num" w:pos="0"/>
+        </w:tabs>
+        <w:ind w:left="1440" w:hanging="1080"/>
+      </w:pPr>
+    </w:lvl>
+    <w:lvl w:ilvl="5">
+      <w:start w:val="1"/>
+      <w:numFmt w:val="decimal"/>
+      <w:lvlText w:val="%1.%2.%3.%4.%5.%6"/>
+      <w:lvlJc w:val="left"/>
+      <w:pPr>
+        <w:tabs>
+          <w:tab w:val="num" w:pos="0"/>
+        </w:tabs>
+        <w:ind w:left="1440" w:hanging="1080"/>
+      </w:pPr>
+    </w:lvl>
+    <w:lvl w:ilvl="6">
+      <w:start w:val="1"/>
+      <w:numFmt w:val="decimal"/>
+      <w:lvlText w:val="%1.%2.%3.%4.%5.%6.%7"/>
+      <w:lvlJc w:val="left"/>
+      <w:pPr>
+        <w:tabs>
+          <w:tab w:val="num" w:pos="0"/>
+        </w:tabs>
+        <w:ind w:left="1800" w:hanging="1440"/>
+      </w:pPr>
+    </w:lvl>
+    <w:lvl w:ilvl="7">
+      <w:start w:val="1"/>
+      <w:numFmt w:val="decimal"/>
+      <w:lvlText w:val="%1.%2.%3.%4.%5.%6.%7.%8"/>
+      <w:lvlJc w:val="left"/>
+      <w:pPr>
+        <w:tabs>
+          <w:tab w:val="num" w:pos="0"/>
+        </w:tabs>
+        <w:ind w:left="1800" w:hanging="1440"/>
+      </w:pPr>
+    </w:lvl>
+    <w:lvl w:ilvl="8">
+      <w:start w:val="1"/>
+      <w:numFmt w:val="decimal"/>
+      <w:lvlText w:val="%1.%2.%3.%4.%5.%6.%7.%8.%9"/>
+      <w:lvlJc w:val="left"/>
+      <w:pPr>
+        <w:tabs>
+          <w:tab w:val="num" w:pos="0"/>
+        </w:tabs>
+        <w:ind w:left="2160" w:hanging="1800"/>
+      </w:pPr>
+    </w:lvl>
+  </w:abstractNum>
+  <w:abstractNum w:abstractNumId="2" w15:restartNumberingAfterBreak="0">
+    <w:nsid w:val="08125A6D"/>
+    <w:multiLevelType w:val="hybridMultilevel"/>
+    <w:tmpl w:val="B8203818"/>
+    <w:lvl w:ilvl="0" w:tplc="22C8A4D6">
+      <w:start w:val="1"/>
+      <w:numFmt w:val="bullet"/>
+      <w:lvlText w:val="o"/>
+      <w:lvlJc w:val="left"/>
+      <w:pPr>
+        <w:ind w:left="720" w:hanging="360"/>
+      </w:pPr>
+      <w:rPr>
+        <w:rFonts w:ascii="Wingdings" w:hAnsi="Wingdings" w:hint="default"/>
+      </w:rPr>
+    </w:lvl>
+    <w:lvl w:ilvl="1" w:tplc="100C0003">
+      <w:start w:val="1"/>
+      <w:numFmt w:val="bullet"/>
+      <w:lvlText w:val="o"/>
+      <w:lvlJc w:val="left"/>
+      <w:pPr>
+        <w:ind w:left="1440" w:hanging="360"/>
+      </w:pPr>
+      <w:rPr>
+        <w:rFonts w:ascii="Courier New" w:hAnsi="Courier New" w:cs="Courier New" w:hint="default"/>
+      </w:rPr>
+    </w:lvl>
+    <w:lvl w:ilvl="2" w:tplc="100C0005">
+      <w:start w:val="1"/>
+      <w:numFmt w:val="bullet"/>
+      <w:lvlText w:val=""/>
+      <w:lvlJc w:val="left"/>
+      <w:pPr>
+        <w:ind w:left="2160" w:hanging="360"/>
+      </w:pPr>
+      <w:rPr>
+        <w:rFonts w:ascii="Wingdings" w:hAnsi="Wingdings" w:hint="default"/>
+      </w:rPr>
+    </w:lvl>
+    <w:lvl w:ilvl="3" w:tplc="100C0001" w:tentative="1">
+      <w:start w:val="1"/>
+      <w:numFmt w:val="bullet"/>
+      <w:lvlText w:val=""/>
+      <w:lvlJc w:val="left"/>
+      <w:pPr>
+        <w:ind w:left="2880" w:hanging="360"/>
+      </w:pPr>
+      <w:rPr>
+        <w:rFonts w:ascii="Symbol" w:hAnsi="Symbol" w:hint="default"/>
+      </w:rPr>
+    </w:lvl>
+    <w:lvl w:ilvl="4" w:tplc="100C0003" w:tentative="1">
+      <w:start w:val="1"/>
+      <w:numFmt w:val="bullet"/>
+      <w:lvlText w:val="o"/>
+      <w:lvlJc w:val="left"/>
+      <w:pPr>
+        <w:ind w:left="3600" w:hanging="360"/>
+      </w:pPr>
+      <w:rPr>
+        <w:rFonts w:ascii="Courier New" w:hAnsi="Courier New" w:cs="Courier New" w:hint="default"/>
+      </w:rPr>
+    </w:lvl>
+    <w:lvl w:ilvl="5" w:tplc="100C0005" w:tentative="1">
+      <w:start w:val="1"/>
+      <w:numFmt w:val="bullet"/>
+      <w:lvlText w:val=""/>
+      <w:lvlJc w:val="left"/>
+      <w:pPr>
+        <w:ind w:left="4320" w:hanging="360"/>
+      </w:pPr>
+      <w:rPr>
+        <w:rFonts w:ascii="Wingdings" w:hAnsi="Wingdings" w:hint="default"/>
+      </w:rPr>
+    </w:lvl>
+    <w:lvl w:ilvl="6" w:tplc="100C0001" w:tentative="1">
+      <w:start w:val="1"/>
+      <w:numFmt w:val="bullet"/>
+      <w:lvlText w:val=""/>
+      <w:lvlJc w:val="left"/>
+      <w:pPr>
+        <w:ind w:left="5040" w:hanging="360"/>
+      </w:pPr>
+      <w:rPr>
+        <w:rFonts w:ascii="Symbol" w:hAnsi="Symbol" w:hint="default"/>
+      </w:rPr>
+    </w:lvl>
+    <w:lvl w:ilvl="7" w:tplc="100C0003" w:tentative="1">
+      <w:start w:val="1"/>
+      <w:numFmt w:val="bullet"/>
+      <w:lvlText w:val="o"/>
+      <w:lvlJc w:val="left"/>
+      <w:pPr>
+        <w:ind w:left="5760" w:hanging="360"/>
+      </w:pPr>
+      <w:rPr>
+        <w:rFonts w:ascii="Courier New" w:hAnsi="Courier New" w:cs="Courier New" w:hint="default"/>
+      </w:rPr>
+    </w:lvl>
+    <w:lvl w:ilvl="8" w:tplc="100C0005" w:tentative="1">
+      <w:start w:val="1"/>
+      <w:numFmt w:val="bullet"/>
+      <w:lvlText w:val=""/>
+      <w:lvlJc w:val="left"/>
+      <w:pPr>
+        <w:ind w:left="6480" w:hanging="360"/>
+      </w:pPr>
+      <w:rPr>
+        <w:rFonts w:ascii="Wingdings" w:hAnsi="Wingdings" w:hint="default"/>
+      </w:rPr>
+    </w:lvl>
+  </w:abstractNum>
+  <w:abstractNum w:abstractNumId="3" w15:restartNumberingAfterBreak="0">
+    <w:nsid w:val="3EAD38E2"/>
+    <w:multiLevelType w:val="hybridMultilevel"/>
+    <w:tmpl w:val="56B01A9E"/>
+    <w:lvl w:ilvl="0" w:tplc="100C000B">
+      <w:start w:val="1"/>
+      <w:numFmt w:val="bullet"/>
+      <w:lvlText w:val=""/>
+      <w:lvlJc w:val="left"/>
+      <w:pPr>
+        <w:ind w:left="720" w:hanging="360"/>
+      </w:pPr>
+      <w:rPr>
+        <w:rFonts w:ascii="Wingdings" w:hAnsi="Wingdings" w:hint="default"/>
+      </w:rPr>
+    </w:lvl>
+    <w:lvl w:ilvl="1" w:tplc="100C0003" w:tentative="1">
+      <w:start w:val="1"/>
+      <w:numFmt w:val="bullet"/>
+      <w:lvlText w:val="o"/>
+      <w:lvlJc w:val="left"/>
+      <w:pPr>
+        <w:ind w:left="1440" w:hanging="360"/>
+      </w:pPr>
+      <w:rPr>
+        <w:rFonts w:ascii="Courier New" w:hAnsi="Courier New" w:cs="Courier New" w:hint="default"/>
+      </w:rPr>
+    </w:lvl>
+    <w:lvl w:ilvl="2" w:tplc="100C0005" w:tentative="1">
+      <w:start w:val="1"/>
+      <w:numFmt w:val="bullet"/>
+      <w:lvlText w:val=""/>
+      <w:lvlJc w:val="left"/>
+      <w:pPr>
+        <w:ind w:left="2160" w:hanging="360"/>
+      </w:pPr>
+      <w:rPr>
+        <w:rFonts w:ascii="Wingdings" w:hAnsi="Wingdings" w:hint="default"/>
+      </w:rPr>
+    </w:lvl>
+    <w:lvl w:ilvl="3" w:tplc="100C0001" w:tentative="1">
+      <w:start w:val="1"/>
+      <w:numFmt w:val="bullet"/>
+      <w:lvlText w:val=""/>
+      <w:lvlJc w:val="left"/>
+      <w:pPr>
+        <w:ind w:left="2880" w:hanging="360"/>
+      </w:pPr>
+      <w:rPr>
+        <w:rFonts w:ascii="Symbol" w:hAnsi="Symbol" w:hint="default"/>
+      </w:rPr>
+    </w:lvl>
+    <w:lvl w:ilvl="4" w:tplc="100C0003" w:tentative="1">
+      <w:start w:val="1"/>
+      <w:numFmt w:val="bullet"/>
+      <w:lvlText w:val="o"/>
+      <w:lvlJc w:val="left"/>
+      <w:pPr>
+        <w:ind w:left="3600" w:hanging="360"/>
+      </w:pPr>
+      <w:rPr>
+        <w:rFonts w:ascii="Courier New" w:hAnsi="Courier New" w:cs="Courier New" w:hint="default"/>
+      </w:rPr>
+    </w:lvl>
+    <w:lvl w:ilvl="5" w:tplc="100C0005" w:tentative="1">
+      <w:start w:val="1"/>
+      <w:numFmt w:val="bullet"/>
+      <w:lvlText w:val=""/>
+      <w:lvlJc w:val="left"/>
+      <w:pPr>
+        <w:ind w:left="4320" w:hanging="360"/>
+      </w:pPr>
+      <w:rPr>
+        <w:rFonts w:ascii="Wingdings" w:hAnsi="Wingdings" w:hint="default"/>
+      </w:rPr>
+    </w:lvl>
+    <w:lvl w:ilvl="6" w:tplc="100C0001" w:tentative="1">
+      <w:start w:val="1"/>
+      <w:numFmt w:val="bullet"/>
+      <w:lvlText w:val=""/>
+      <w:lvlJc w:val="left"/>
+      <w:pPr>
+        <w:ind w:left="5040" w:hanging="360"/>
+      </w:pPr>
+      <w:rPr>
+        <w:rFonts w:ascii="Symbol" w:hAnsi="Symbol" w:hint="default"/>
+      </w:rPr>
+    </w:lvl>
+    <w:lvl w:ilvl="7" w:tplc="100C0003" w:tentative="1">
+      <w:start w:val="1"/>
+      <w:numFmt w:val="bullet"/>
+      <w:lvlText w:val="o"/>
+      <w:lvlJc w:val="left"/>
+      <w:pPr>
+        <w:ind w:left="5760" w:hanging="360"/>
+      </w:pPr>
+      <w:rPr>
+        <w:rFonts w:ascii="Courier New" w:hAnsi="Courier New" w:cs="Courier New" w:hint="default"/>
+      </w:rPr>
+    </w:lvl>
+    <w:lvl w:ilvl="8" w:tplc="100C0005" w:tentative="1">
+      <w:start w:val="1"/>
+      <w:numFmt w:val="bullet"/>
+      <w:lvlText w:val=""/>
+      <w:lvlJc w:val="left"/>
+      <w:pPr>
+        <w:ind w:left="6480" w:hanging="360"/>
+      </w:pPr>
+      <w:rPr>
+        <w:rFonts w:ascii="Wingdings" w:hAnsi="Wingdings" w:hint="default"/>
+      </w:rPr>
+    </w:lvl>
+  </w:abstractNum>
+  <w:abstractNum w:abstractNumId="4" w15:restartNumberingAfterBreak="0">
     <w:nsid w:val="59BE0B6E"/>
     <w:multiLevelType w:val="multilevel"/>
     <w:tmpl w:val="38FEB6B6"/>
@@ -5785,7 +6485,7 @@
       </w:pPr>
     </w:lvl>
   </w:abstractNum>
-  <w:abstractNum w:abstractNumId="2" w15:restartNumberingAfterBreak="0">
+  <w:abstractNum w:abstractNumId="5" w15:restartNumberingAfterBreak="0">
     <w:nsid w:val="60EB6752"/>
     <w:multiLevelType w:val="multilevel"/>
     <w:tmpl w:val="2334D030"/>
@@ -5910,10 +6610,10 @@
       </w:pPr>
     </w:lvl>
   </w:abstractNum>
-  <w:abstractNum w:abstractNumId="3" w15:restartNumberingAfterBreak="0">
+  <w:abstractNum w:abstractNumId="6" w15:restartNumberingAfterBreak="0">
     <w:nsid w:val="79A61DE5"/>
     <w:multiLevelType w:val="multilevel"/>
-    <w:tmpl w:val="FFA031E6"/>
+    <w:tmpl w:val="5896D54A"/>
     <w:lvl w:ilvl="0">
       <w:start w:val="1"/>
       <w:numFmt w:val="decimal"/>
@@ -5925,6 +6625,9 @@
         </w:tabs>
         <w:ind w:left="720" w:hanging="360"/>
       </w:pPr>
+      <w:rPr>
+        <w:rFonts w:hint="default"/>
+      </w:rPr>
     </w:lvl>
     <w:lvl w:ilvl="1">
       <w:start w:val="1"/>
@@ -5937,6 +6640,9 @@
         </w:tabs>
         <w:ind w:left="720" w:hanging="360"/>
       </w:pPr>
+      <w:rPr>
+        <w:rFonts w:hint="default"/>
+      </w:rPr>
     </w:lvl>
     <w:lvl w:ilvl="2">
       <w:start w:val="1"/>
@@ -5949,6 +6655,9 @@
         </w:tabs>
         <w:ind w:left="1080" w:hanging="720"/>
       </w:pPr>
+      <w:rPr>
+        <w:rFonts w:hint="default"/>
+      </w:rPr>
     </w:lvl>
     <w:lvl w:ilvl="3">
       <w:start w:val="1"/>
@@ -5961,6 +6670,9 @@
         </w:tabs>
         <w:ind w:left="1080" w:hanging="720"/>
       </w:pPr>
+      <w:rPr>
+        <w:rFonts w:hint="default"/>
+      </w:rPr>
     </w:lvl>
     <w:lvl w:ilvl="4">
       <w:start w:val="1"/>
@@ -5973,6 +6685,9 @@
         </w:tabs>
         <w:ind w:left="1440" w:hanging="1080"/>
       </w:pPr>
+      <w:rPr>
+        <w:rFonts w:hint="default"/>
+      </w:rPr>
     </w:lvl>
     <w:lvl w:ilvl="5">
       <w:start w:val="1"/>
@@ -5985,6 +6700,9 @@
         </w:tabs>
         <w:ind w:left="1440" w:hanging="1080"/>
       </w:pPr>
+      <w:rPr>
+        <w:rFonts w:hint="default"/>
+      </w:rPr>
     </w:lvl>
     <w:lvl w:ilvl="6">
       <w:start w:val="1"/>
@@ -5997,6 +6715,9 @@
         </w:tabs>
         <w:ind w:left="1800" w:hanging="1440"/>
       </w:pPr>
+      <w:rPr>
+        <w:rFonts w:hint="default"/>
+      </w:rPr>
     </w:lvl>
     <w:lvl w:ilvl="7">
       <w:start w:val="1"/>
@@ -6009,6 +6730,9 @@
         </w:tabs>
         <w:ind w:left="1800" w:hanging="1440"/>
       </w:pPr>
+      <w:rPr>
+        <w:rFonts w:hint="default"/>
+      </w:rPr>
     </w:lvl>
     <w:lvl w:ilvl="8">
       <w:start w:val="1"/>
@@ -6021,117 +6745,129 @@
         </w:tabs>
         <w:ind w:left="2160" w:hanging="1800"/>
       </w:pPr>
+      <w:rPr>
+        <w:rFonts w:hint="default"/>
+      </w:rPr>
     </w:lvl>
   </w:abstractNum>
   <w:num w:numId="1">
-    <w:abstractNumId w:val="2"/>
+    <w:abstractNumId w:val="5"/>
   </w:num>
   <w:num w:numId="2">
     <w:abstractNumId w:val="0"/>
   </w:num>
   <w:num w:numId="3">
-    <w:abstractNumId w:val="3"/>
+    <w:abstractNumId w:val="6"/>
   </w:num>
   <w:num w:numId="4">
-    <w:abstractNumId w:val="1"/>
+    <w:abstractNumId w:val="4"/>
   </w:num>
   <w:num w:numId="5">
-    <w:abstractNumId w:val="1"/>
+    <w:abstractNumId w:val="4"/>
     <w:lvlOverride w:ilvl="0">
       <w:startOverride w:val="1"/>
     </w:lvlOverride>
   </w:num>
   <w:num w:numId="6">
-    <w:abstractNumId w:val="1"/>
+    <w:abstractNumId w:val="4"/>
     <w:lvlOverride w:ilvl="0">
       <w:startOverride w:val="1"/>
     </w:lvlOverride>
   </w:num>
   <w:num w:numId="7">
-    <w:abstractNumId w:val="1"/>
+    <w:abstractNumId w:val="4"/>
   </w:num>
   <w:num w:numId="8">
-    <w:abstractNumId w:val="1"/>
+    <w:abstractNumId w:val="4"/>
   </w:num>
   <w:num w:numId="9">
-    <w:abstractNumId w:val="1"/>
+    <w:abstractNumId w:val="4"/>
   </w:num>
   <w:num w:numId="10">
-    <w:abstractNumId w:val="1"/>
+    <w:abstractNumId w:val="4"/>
   </w:num>
   <w:num w:numId="11">
-    <w:abstractNumId w:val="1"/>
+    <w:abstractNumId w:val="4"/>
   </w:num>
   <w:num w:numId="12">
-    <w:abstractNumId w:val="1"/>
+    <w:abstractNumId w:val="4"/>
   </w:num>
   <w:num w:numId="13">
-    <w:abstractNumId w:val="1"/>
+    <w:abstractNumId w:val="4"/>
   </w:num>
   <w:num w:numId="14">
-    <w:abstractNumId w:val="1"/>
+    <w:abstractNumId w:val="4"/>
   </w:num>
   <w:num w:numId="15">
-    <w:abstractNumId w:val="1"/>
+    <w:abstractNumId w:val="4"/>
   </w:num>
   <w:num w:numId="16">
-    <w:abstractNumId w:val="1"/>
+    <w:abstractNumId w:val="4"/>
   </w:num>
   <w:num w:numId="17">
-    <w:abstractNumId w:val="1"/>
+    <w:abstractNumId w:val="4"/>
   </w:num>
   <w:num w:numId="18">
-    <w:abstractNumId w:val="1"/>
+    <w:abstractNumId w:val="4"/>
   </w:num>
   <w:num w:numId="19">
-    <w:abstractNumId w:val="1"/>
+    <w:abstractNumId w:val="4"/>
   </w:num>
   <w:num w:numId="20">
-    <w:abstractNumId w:val="1"/>
+    <w:abstractNumId w:val="4"/>
   </w:num>
   <w:num w:numId="21">
-    <w:abstractNumId w:val="1"/>
+    <w:abstractNumId w:val="4"/>
   </w:num>
   <w:num w:numId="22">
-    <w:abstractNumId w:val="1"/>
+    <w:abstractNumId w:val="4"/>
   </w:num>
   <w:num w:numId="23">
-    <w:abstractNumId w:val="1"/>
+    <w:abstractNumId w:val="4"/>
   </w:num>
   <w:num w:numId="24">
-    <w:abstractNumId w:val="1"/>
+    <w:abstractNumId w:val="4"/>
     <w:lvlOverride w:ilvl="0">
       <w:startOverride w:val="1"/>
     </w:lvlOverride>
   </w:num>
   <w:num w:numId="25">
-    <w:abstractNumId w:val="1"/>
+    <w:abstractNumId w:val="4"/>
     <w:lvlOverride w:ilvl="0">
       <w:startOverride w:val="1"/>
     </w:lvlOverride>
   </w:num>
   <w:num w:numId="26">
-    <w:abstractNumId w:val="1"/>
+    <w:abstractNumId w:val="4"/>
   </w:num>
   <w:num w:numId="27">
-    <w:abstractNumId w:val="1"/>
+    <w:abstractNumId w:val="4"/>
   </w:num>
   <w:num w:numId="28">
-    <w:abstractNumId w:val="1"/>
+    <w:abstractNumId w:val="4"/>
     <w:lvlOverride w:ilvl="0">
       <w:startOverride w:val="1"/>
     </w:lvlOverride>
+  </w:num>
+  <w:num w:numId="29">
+    <w:abstractNumId w:val="1"/>
+  </w:num>
+  <w:num w:numId="30">
+    <w:abstractNumId w:val="2"/>
+  </w:num>
+  <w:num w:numId="31">
+    <w:abstractNumId w:val="3"/>
   </w:num>
   <w:numIdMacAtCleanup w:val="28"/>
 </w:numbering>
 </file>
 
 <file path=word/styles.xml><?xml version="1.0" encoding="utf-8"?>
-<w:styles xmlns:wp14="http://schemas.microsoft.com/office/word/2010/wordprocessingDrawing" xmlns:mc="http://schemas.openxmlformats.org/markup-compatibility/2006" xmlns:r="http://schemas.openxmlformats.org/officeDocument/2006/relationships" xmlns:w="http://schemas.openxmlformats.org/wordprocessingml/2006/main" xmlns:w14="http://schemas.microsoft.com/office/word/2010/wordml" xmlns:w15="http://schemas.microsoft.com/office/word/2012/wordml" xmlns:w16cex="http://schemas.microsoft.com/office/word/2018/wordml/cex" xmlns:w16cid="http://schemas.microsoft.com/office/word/2016/wordml/cid" xmlns:w16="http://schemas.microsoft.com/office/word/2018/wordml" xmlns:w16sdtdh="http://schemas.microsoft.com/office/word/2020/wordml/sdtdatahash" xmlns:w16se="http://schemas.microsoft.com/office/word/2015/wordml/symex" mc:Ignorable="w14 w15 w16se w16cid w16 w16cex w16sdtdh wp14">
+<w:styles xmlns:mc="http://schemas.openxmlformats.org/markup-compatibility/2006" xmlns:r="http://schemas.openxmlformats.org/officeDocument/2006/relationships" xmlns:w="http://schemas.openxmlformats.org/wordprocessingml/2006/main" xmlns:w14="http://schemas.microsoft.com/office/word/2010/wordml" xmlns:w15="http://schemas.microsoft.com/office/word/2012/wordml" xmlns:w16cex="http://schemas.microsoft.com/office/word/2018/wordml/cex" xmlns:w16cid="http://schemas.microsoft.com/office/word/2016/wordml/cid" xmlns:w16="http://schemas.microsoft.com/office/word/2018/wordml" xmlns:w16sdtdh="http://schemas.microsoft.com/office/word/2020/wordml/sdtdatahash" xmlns:w16se="http://schemas.microsoft.com/office/word/2015/wordml/symex" mc:Ignorable="w14 w15 w16se w16cid w16 w16cex w16sdtdh">
   <w:docDefaults>
     <w:rPrDefault>
       <w:rPr>
-        <w:rFonts w:asciiTheme="minorHAnsi" w:hAnsiTheme="minorHAnsi" w:eastAsiaTheme="minorHAnsi" w:cstheme="minorBidi"/>
+        <w:rFonts w:asciiTheme="minorHAnsi" w:eastAsiaTheme="minorHAnsi" w:hAnsiTheme="minorHAnsi" w:cstheme="minorBidi"/>
         <w:sz w:val="22"/>
         <w:szCs w:val="22"/>
         <w:lang w:val="fr-CH" w:eastAsia="en-US" w:bidi="ar-SA"/>
@@ -6146,14 +6882,14 @@
   <w:latentStyles w:defLockedState="0" w:defUIPriority="99" w:defSemiHidden="0" w:defUnhideWhenUsed="0" w:defQFormat="0" w:count="376">
     <w:lsdException w:name="Normal" w:uiPriority="0" w:qFormat="1"/>
     <w:lsdException w:name="heading 1" w:uiPriority="0" w:qFormat="1"/>
-    <w:lsdException w:name="heading 2" w:uiPriority="0" w:semiHidden="1" w:unhideWhenUsed="1" w:qFormat="1"/>
-    <w:lsdException w:name="heading 3" w:uiPriority="0" w:semiHidden="1" w:unhideWhenUsed="1" w:qFormat="1"/>
-    <w:lsdException w:name="heading 4" w:uiPriority="0" w:semiHidden="1" w:unhideWhenUsed="1" w:qFormat="1"/>
-    <w:lsdException w:name="heading 5" w:uiPriority="9" w:semiHidden="1" w:unhideWhenUsed="1" w:qFormat="1"/>
-    <w:lsdException w:name="heading 6" w:uiPriority="9" w:semiHidden="1" w:unhideWhenUsed="1" w:qFormat="1"/>
-    <w:lsdException w:name="heading 7" w:uiPriority="9" w:semiHidden="1" w:unhideWhenUsed="1" w:qFormat="1"/>
-    <w:lsdException w:name="heading 8" w:uiPriority="9" w:semiHidden="1" w:unhideWhenUsed="1" w:qFormat="1"/>
-    <w:lsdException w:name="heading 9" w:uiPriority="9" w:semiHidden="1" w:unhideWhenUsed="1" w:qFormat="1"/>
+    <w:lsdException w:name="heading 2" w:semiHidden="1" w:uiPriority="0" w:unhideWhenUsed="1" w:qFormat="1"/>
+    <w:lsdException w:name="heading 3" w:semiHidden="1" w:uiPriority="0" w:unhideWhenUsed="1" w:qFormat="1"/>
+    <w:lsdException w:name="heading 4" w:semiHidden="1" w:uiPriority="0" w:unhideWhenUsed="1" w:qFormat="1"/>
+    <w:lsdException w:name="heading 5" w:semiHidden="1" w:uiPriority="9" w:unhideWhenUsed="1" w:qFormat="1"/>
+    <w:lsdException w:name="heading 6" w:semiHidden="1" w:uiPriority="9" w:unhideWhenUsed="1" w:qFormat="1"/>
+    <w:lsdException w:name="heading 7" w:semiHidden="1" w:uiPriority="9" w:unhideWhenUsed="1" w:qFormat="1"/>
+    <w:lsdException w:name="heading 8" w:semiHidden="1" w:uiPriority="9" w:unhideWhenUsed="1" w:qFormat="1"/>
+    <w:lsdException w:name="heading 9" w:semiHidden="1" w:uiPriority="9" w:unhideWhenUsed="1" w:qFormat="1"/>
     <w:lsdException w:name="index 1" w:semiHidden="1" w:unhideWhenUsed="1"/>
     <w:lsdException w:name="index 2" w:semiHidden="1" w:unhideWhenUsed="1"/>
     <w:lsdException w:name="index 3" w:semiHidden="1" w:unhideWhenUsed="1"/>
@@ -6163,22 +6899,22 @@
     <w:lsdException w:name="index 7" w:semiHidden="1" w:unhideWhenUsed="1"/>
     <w:lsdException w:name="index 8" w:semiHidden="1" w:unhideWhenUsed="1"/>
     <w:lsdException w:name="index 9" w:semiHidden="1" w:unhideWhenUsed="1"/>
-    <w:lsdException w:name="toc 1" w:uiPriority="39" w:semiHidden="1" w:unhideWhenUsed="1"/>
-    <w:lsdException w:name="toc 2" w:uiPriority="39" w:semiHidden="1" w:unhideWhenUsed="1"/>
-    <w:lsdException w:name="toc 3" w:uiPriority="39" w:semiHidden="1" w:unhideWhenUsed="1"/>
-    <w:lsdException w:name="toc 4" w:uiPriority="39" w:semiHidden="1" w:unhideWhenUsed="1"/>
-    <w:lsdException w:name="toc 5" w:uiPriority="39" w:semiHidden="1" w:unhideWhenUsed="1"/>
-    <w:lsdException w:name="toc 6" w:uiPriority="39" w:semiHidden="1" w:unhideWhenUsed="1"/>
-    <w:lsdException w:name="toc 7" w:uiPriority="39" w:semiHidden="1" w:unhideWhenUsed="1"/>
-    <w:lsdException w:name="toc 8" w:uiPriority="39" w:semiHidden="1" w:unhideWhenUsed="1"/>
-    <w:lsdException w:name="toc 9" w:uiPriority="39" w:semiHidden="1" w:unhideWhenUsed="1"/>
+    <w:lsdException w:name="toc 1" w:semiHidden="1" w:uiPriority="39" w:unhideWhenUsed="1"/>
+    <w:lsdException w:name="toc 2" w:semiHidden="1" w:uiPriority="39" w:unhideWhenUsed="1"/>
+    <w:lsdException w:name="toc 3" w:semiHidden="1" w:uiPriority="39" w:unhideWhenUsed="1"/>
+    <w:lsdException w:name="toc 4" w:semiHidden="1" w:uiPriority="39" w:unhideWhenUsed="1"/>
+    <w:lsdException w:name="toc 5" w:semiHidden="1" w:uiPriority="39" w:unhideWhenUsed="1"/>
+    <w:lsdException w:name="toc 6" w:semiHidden="1" w:uiPriority="39" w:unhideWhenUsed="1"/>
+    <w:lsdException w:name="toc 7" w:semiHidden="1" w:uiPriority="39" w:unhideWhenUsed="1"/>
+    <w:lsdException w:name="toc 8" w:semiHidden="1" w:uiPriority="39" w:unhideWhenUsed="1"/>
+    <w:lsdException w:name="toc 9" w:semiHidden="1" w:uiPriority="39" w:unhideWhenUsed="1"/>
     <w:lsdException w:name="Normal Indent" w:semiHidden="1" w:unhideWhenUsed="1"/>
     <w:lsdException w:name="footnote text" w:semiHidden="1" w:unhideWhenUsed="1"/>
     <w:lsdException w:name="annotation text" w:semiHidden="1" w:unhideWhenUsed="1"/>
     <w:lsdException w:name="header" w:semiHidden="1" w:unhideWhenUsed="1"/>
     <w:lsdException w:name="footer" w:semiHidden="1" w:unhideWhenUsed="1"/>
     <w:lsdException w:name="index heading" w:semiHidden="1" w:unhideWhenUsed="1"/>
-    <w:lsdException w:name="caption" w:uiPriority="35" w:semiHidden="1" w:unhideWhenUsed="1" w:qFormat="1"/>
+    <w:lsdException w:name="caption" w:semiHidden="1" w:uiPriority="35" w:unhideWhenUsed="1" w:qFormat="1"/>
     <w:lsdException w:name="table of figures" w:semiHidden="1" w:unhideWhenUsed="1"/>
     <w:lsdException w:name="envelope address" w:semiHidden="1" w:unhideWhenUsed="1"/>
     <w:lsdException w:name="envelope return" w:semiHidden="1" w:unhideWhenUsed="1"/>
@@ -6209,7 +6945,7 @@
     <w:lsdException w:name="Title" w:uiPriority="10" w:qFormat="1"/>
     <w:lsdException w:name="Closing" w:semiHidden="1" w:unhideWhenUsed="1"/>
     <w:lsdException w:name="Signature" w:semiHidden="1" w:unhideWhenUsed="1"/>
-    <w:lsdException w:name="Default Paragraph Font" w:uiPriority="1" w:semiHidden="1" w:unhideWhenUsed="1"/>
+    <w:lsdException w:name="Default Paragraph Font" w:semiHidden="1" w:uiPriority="1" w:unhideWhenUsed="1"/>
     <w:lsdException w:name="Body Text" w:semiHidden="1" w:unhideWhenUsed="1"/>
     <w:lsdException w:name="Body Text Indent" w:semiHidden="1" w:unhideWhenUsed="1"/>
     <w:lsdException w:name="List Continue" w:semiHidden="1" w:unhideWhenUsed="1"/>
@@ -6409,8 +7145,8 @@
     <w:lsdException w:name="Subtle Reference" w:uiPriority="31" w:qFormat="1"/>
     <w:lsdException w:name="Intense Reference" w:uiPriority="32" w:qFormat="1"/>
     <w:lsdException w:name="Book Title" w:uiPriority="33" w:qFormat="1"/>
-    <w:lsdException w:name="Bibliography" w:uiPriority="37" w:semiHidden="1" w:unhideWhenUsed="1"/>
-    <w:lsdException w:name="TOC Heading" w:uiPriority="39" w:semiHidden="1" w:unhideWhenUsed="1" w:qFormat="1"/>
+    <w:lsdException w:name="Bibliography" w:semiHidden="1" w:uiPriority="37" w:unhideWhenUsed="1"/>
+    <w:lsdException w:name="TOC Heading" w:semiHidden="1" w:uiPriority="39" w:unhideWhenUsed="1" w:qFormat="1"/>
     <w:lsdException w:name="Plain Table 1" w:uiPriority="41"/>
     <w:lsdException w:name="Plain Table 2" w:uiPriority="42"/>
     <w:lsdException w:name="Plain Table 3" w:uiPriority="43"/>
@@ -6521,7 +7257,7 @@
     <w:lsdException w:name="Unresolved Mention" w:semiHidden="1" w:unhideWhenUsed="1"/>
     <w:lsdException w:name="Smart Link" w:semiHidden="1" w:unhideWhenUsed="1"/>
   </w:latentStyles>
-  <w:style w:type="paragraph" w:styleId="Normal" w:default="1">
+  <w:style w:type="paragraph" w:default="1" w:styleId="Normal">
     <w:name w:val="Normal"/>
     <w:qFormat/>
     <w:pPr>
@@ -6549,7 +7285,7 @@
       <w:outlineLvl w:val="0"/>
     </w:pPr>
     <w:rPr>
-      <w:rFonts w:ascii="Lato" w:hAnsi="Lato" w:eastAsia="Times New Roman" w:cs="Times New Roman"/>
+      <w:rFonts w:ascii="Lato" w:eastAsia="Times New Roman" w:hAnsi="Lato" w:cs="Times New Roman"/>
       <w:bCs/>
       <w:caps/>
       <w:color w:val="006888"/>
@@ -6580,7 +7316,7 @@
       <w:outlineLvl w:val="1"/>
     </w:pPr>
     <w:rPr>
-      <w:rFonts w:ascii="Lato" w:hAnsi="Lato" w:eastAsia="Times New Roman" w:cs="Arial"/>
+      <w:rFonts w:ascii="Lato" w:eastAsia="Times New Roman" w:hAnsi="Lato" w:cs="Arial"/>
       <w:bCs/>
       <w:sz w:val="20"/>
       <w:szCs w:val="24"/>
@@ -6605,7 +7341,7 @@
       <w:outlineLvl w:val="2"/>
     </w:pPr>
     <w:rPr>
-      <w:rFonts w:ascii="Arial" w:hAnsi="Arial" w:eastAsia="Times New Roman" w:cs="Arial"/>
+      <w:rFonts w:ascii="Arial" w:eastAsia="Times New Roman" w:hAnsi="Arial" w:cs="Arial"/>
       <w:sz w:val="20"/>
       <w:szCs w:val="24"/>
       <w:u w:val="single"/>
@@ -6634,7 +7370,7 @@
       <w:outlineLvl w:val="3"/>
     </w:pPr>
     <w:rPr>
-      <w:rFonts w:ascii="Arial" w:hAnsi="Arial" w:eastAsia="Times New Roman" w:cs="Arial"/>
+      <w:rFonts w:ascii="Arial" w:eastAsia="Times New Roman" w:hAnsi="Arial" w:cs="Arial"/>
       <w:b/>
       <w:bCs/>
       <w:sz w:val="20"/>
@@ -6660,7 +7396,7 @@
       <w:outlineLvl w:val="4"/>
     </w:pPr>
     <w:rPr>
-      <w:rFonts w:ascii="Cambria" w:hAnsi="Cambria" w:eastAsia="Times New Roman" w:cs="Times New Roman"/>
+      <w:rFonts w:ascii="Cambria" w:eastAsia="Times New Roman" w:hAnsi="Cambria" w:cs="Times New Roman"/>
       <w:b/>
       <w:bCs/>
       <w:i/>
@@ -6692,7 +7428,7 @@
       <w:outlineLvl w:val="5"/>
     </w:pPr>
     <w:rPr>
-      <w:rFonts w:ascii="Cambria" w:hAnsi="Cambria" w:eastAsia="Times New Roman" w:cs="Times New Roman"/>
+      <w:rFonts w:ascii="Cambria" w:eastAsia="Times New Roman" w:hAnsi="Cambria" w:cs="Times New Roman"/>
       <w:i/>
       <w:iCs/>
       <w:color w:val="243F60"/>
@@ -6723,7 +7459,7 @@
       <w:outlineLvl w:val="6"/>
     </w:pPr>
     <w:rPr>
-      <w:rFonts w:ascii="Cambria" w:hAnsi="Cambria" w:eastAsia="Times New Roman" w:cs="Times New Roman"/>
+      <w:rFonts w:ascii="Cambria" w:eastAsia="Times New Roman" w:hAnsi="Cambria" w:cs="Times New Roman"/>
       <w:i/>
       <w:iCs/>
       <w:color w:val="404040"/>
@@ -6754,7 +7490,7 @@
       <w:outlineLvl w:val="7"/>
     </w:pPr>
     <w:rPr>
-      <w:rFonts w:ascii="Cambria" w:hAnsi="Cambria" w:eastAsia="Times New Roman" w:cs="Times New Roman"/>
+      <w:rFonts w:ascii="Cambria" w:eastAsia="Times New Roman" w:hAnsi="Cambria" w:cs="Times New Roman"/>
       <w:color w:val="404040"/>
       <w:sz w:val="20"/>
       <w:szCs w:val="20"/>
@@ -6783,7 +7519,7 @@
       <w:outlineLvl w:val="8"/>
     </w:pPr>
     <w:rPr>
-      <w:rFonts w:ascii="Cambria" w:hAnsi="Cambria" w:eastAsia="Times New Roman" w:cs="Times New Roman"/>
+      <w:rFonts w:ascii="Cambria" w:eastAsia="Times New Roman" w:hAnsi="Cambria" w:cs="Times New Roman"/>
       <w:i/>
       <w:iCs/>
       <w:color w:val="404040"/>
@@ -6792,13 +7528,13 @@
       <w:lang w:val="fr-FR" w:eastAsia="fr-FR"/>
     </w:rPr>
   </w:style>
-  <w:style w:type="character" w:styleId="Policepardfaut" w:default="1">
+  <w:style w:type="character" w:default="1" w:styleId="Policepardfaut">
     <w:name w:val="Default Paragraph Font"/>
     <w:uiPriority w:val="1"/>
     <w:semiHidden/>
     <w:unhideWhenUsed/>
   </w:style>
-  <w:style w:type="table" w:styleId="TableauNormal" w:default="1">
+  <w:style w:type="table" w:default="1" w:styleId="TableauNormal">
     <w:name w:val="Normal Table"/>
     <w:uiPriority w:val="99"/>
     <w:semiHidden/>
@@ -6813,13 +7549,13 @@
       </w:tblCellMar>
     </w:tblPr>
   </w:style>
-  <w:style w:type="numbering" w:styleId="Aucuneliste" w:default="1">
+  <w:style w:type="numbering" w:default="1" w:styleId="Aucuneliste">
     <w:name w:val="No List"/>
     <w:uiPriority w:val="99"/>
     <w:semiHidden/>
     <w:unhideWhenUsed/>
   </w:style>
-  <w:style w:type="character" w:styleId="En-tteCar" w:customStyle="1">
+  <w:style w:type="character" w:customStyle="1" w:styleId="En-tteCar">
     <w:name w:val="En-tête Car"/>
     <w:basedOn w:val="Policepardfaut"/>
     <w:link w:val="En-tte"/>
@@ -6827,7 +7563,7 @@
     <w:qFormat/>
     <w:rsid w:val="00046575"/>
   </w:style>
-  <w:style w:type="character" w:styleId="PieddepageCar" w:customStyle="1">
+  <w:style w:type="character" w:customStyle="1" w:styleId="PieddepageCar">
     <w:name w:val="Pied de page Car"/>
     <w:basedOn w:val="Policepardfaut"/>
     <w:link w:val="Pieddepage"/>
@@ -6846,14 +7582,14 @@
       <w:u w:val="single"/>
     </w:rPr>
   </w:style>
-  <w:style w:type="character" w:styleId="Titre1Car" w:customStyle="1">
+  <w:style w:type="character" w:customStyle="1" w:styleId="Titre1Car">
     <w:name w:val="Titre 1 Car"/>
     <w:basedOn w:val="Policepardfaut"/>
     <w:link w:val="Titre1"/>
     <w:qFormat/>
     <w:rsid w:val="00E21230"/>
     <w:rPr>
-      <w:rFonts w:ascii="Lato" w:hAnsi="Lato" w:eastAsia="Times New Roman" w:cs="Times New Roman"/>
+      <w:rFonts w:ascii="Lato" w:eastAsia="Times New Roman" w:hAnsi="Lato" w:cs="Times New Roman"/>
       <w:bCs/>
       <w:caps/>
       <w:color w:val="006888"/>
@@ -6863,42 +7599,42 @@
       <w:lang w:val="fr-FR"/>
     </w:rPr>
   </w:style>
-  <w:style w:type="character" w:styleId="Titre2Car" w:customStyle="1">
+  <w:style w:type="character" w:customStyle="1" w:styleId="Titre2Car">
     <w:name w:val="Titre 2 Car"/>
     <w:basedOn w:val="Policepardfaut"/>
     <w:link w:val="Titre2"/>
     <w:qFormat/>
     <w:rsid w:val="00E21230"/>
     <w:rPr>
-      <w:rFonts w:ascii="Lato" w:hAnsi="Lato" w:eastAsia="Times New Roman" w:cs="Arial"/>
+      <w:rFonts w:ascii="Lato" w:eastAsia="Times New Roman" w:hAnsi="Lato" w:cs="Arial"/>
       <w:bCs/>
       <w:sz w:val="20"/>
       <w:szCs w:val="24"/>
       <w:lang w:val="fr-FR" w:eastAsia="fr-FR"/>
     </w:rPr>
   </w:style>
-  <w:style w:type="character" w:styleId="Titre3Car" w:customStyle="1">
+  <w:style w:type="character" w:customStyle="1" w:styleId="Titre3Car">
     <w:name w:val="Titre 3 Car"/>
     <w:basedOn w:val="Policepardfaut"/>
     <w:link w:val="Titre3"/>
     <w:qFormat/>
     <w:rsid w:val="00E21230"/>
     <w:rPr>
-      <w:rFonts w:ascii="Arial" w:hAnsi="Arial" w:eastAsia="Times New Roman" w:cs="Arial"/>
+      <w:rFonts w:ascii="Arial" w:eastAsia="Times New Roman" w:hAnsi="Arial" w:cs="Arial"/>
       <w:sz w:val="20"/>
       <w:szCs w:val="24"/>
       <w:u w:val="single"/>
       <w:lang w:val="fr-FR" w:eastAsia="fr-FR"/>
     </w:rPr>
   </w:style>
-  <w:style w:type="character" w:styleId="Titre4Car" w:customStyle="1">
+  <w:style w:type="character" w:customStyle="1" w:styleId="Titre4Car">
     <w:name w:val="Titre 4 Car"/>
     <w:basedOn w:val="Policepardfaut"/>
     <w:link w:val="Titre4"/>
     <w:qFormat/>
     <w:rsid w:val="00E21230"/>
     <w:rPr>
-      <w:rFonts w:ascii="Arial" w:hAnsi="Arial" w:eastAsia="Times New Roman" w:cs="Arial"/>
+      <w:rFonts w:ascii="Arial" w:eastAsia="Times New Roman" w:hAnsi="Arial" w:cs="Arial"/>
       <w:b/>
       <w:bCs/>
       <w:sz w:val="20"/>
@@ -6906,7 +7642,7 @@
       <w:lang w:val="fr-FR" w:eastAsia="fr-FR"/>
     </w:rPr>
   </w:style>
-  <w:style w:type="character" w:styleId="Titre5Car" w:customStyle="1">
+  <w:style w:type="character" w:customStyle="1" w:styleId="Titre5Car">
     <w:name w:val="Titre 5 Car"/>
     <w:basedOn w:val="Policepardfaut"/>
     <w:link w:val="Titre5"/>
@@ -6914,7 +7650,7 @@
     <w:qFormat/>
     <w:rsid w:val="00E21230"/>
     <w:rPr>
-      <w:rFonts w:ascii="Cambria" w:hAnsi="Cambria" w:eastAsia="Times New Roman" w:cs="Times New Roman"/>
+      <w:rFonts w:ascii="Cambria" w:eastAsia="Times New Roman" w:hAnsi="Cambria" w:cs="Times New Roman"/>
       <w:b/>
       <w:bCs/>
       <w:i/>
@@ -6924,7 +7660,7 @@
       <w:lang w:val="fr-FR" w:eastAsia="fr-FR"/>
     </w:rPr>
   </w:style>
-  <w:style w:type="character" w:styleId="Titre6Car" w:customStyle="1">
+  <w:style w:type="character" w:customStyle="1" w:styleId="Titre6Car">
     <w:name w:val="Titre 6 Car"/>
     <w:basedOn w:val="Policepardfaut"/>
     <w:link w:val="Titre6"/>
@@ -6933,7 +7669,7 @@
     <w:qFormat/>
     <w:rsid w:val="00E21230"/>
     <w:rPr>
-      <w:rFonts w:ascii="Cambria" w:hAnsi="Cambria" w:eastAsia="Times New Roman" w:cs="Times New Roman"/>
+      <w:rFonts w:ascii="Cambria" w:eastAsia="Times New Roman" w:hAnsi="Cambria" w:cs="Times New Roman"/>
       <w:i/>
       <w:iCs/>
       <w:color w:val="243F60"/>
@@ -6942,7 +7678,7 @@
       <w:lang w:val="fr-FR" w:eastAsia="fr-FR"/>
     </w:rPr>
   </w:style>
-  <w:style w:type="character" w:styleId="Titre7Car" w:customStyle="1">
+  <w:style w:type="character" w:customStyle="1" w:styleId="Titre7Car">
     <w:name w:val="Titre 7 Car"/>
     <w:basedOn w:val="Policepardfaut"/>
     <w:link w:val="Titre7"/>
@@ -6951,7 +7687,7 @@
     <w:qFormat/>
     <w:rsid w:val="00E21230"/>
     <w:rPr>
-      <w:rFonts w:ascii="Cambria" w:hAnsi="Cambria" w:eastAsia="Times New Roman" w:cs="Times New Roman"/>
+      <w:rFonts w:ascii="Cambria" w:eastAsia="Times New Roman" w:hAnsi="Cambria" w:cs="Times New Roman"/>
       <w:i/>
       <w:iCs/>
       <w:color w:val="404040"/>
@@ -6960,7 +7696,7 @@
       <w:lang w:val="fr-FR" w:eastAsia="fr-FR"/>
     </w:rPr>
   </w:style>
-  <w:style w:type="character" w:styleId="Titre8Car" w:customStyle="1">
+  <w:style w:type="character" w:customStyle="1" w:styleId="Titre8Car">
     <w:name w:val="Titre 8 Car"/>
     <w:basedOn w:val="Policepardfaut"/>
     <w:link w:val="Titre8"/>
@@ -6969,14 +7705,14 @@
     <w:qFormat/>
     <w:rsid w:val="00E21230"/>
     <w:rPr>
-      <w:rFonts w:ascii="Cambria" w:hAnsi="Cambria" w:eastAsia="Times New Roman" w:cs="Times New Roman"/>
+      <w:rFonts w:ascii="Cambria" w:eastAsia="Times New Roman" w:hAnsi="Cambria" w:cs="Times New Roman"/>
       <w:color w:val="404040"/>
       <w:sz w:val="20"/>
       <w:szCs w:val="20"/>
       <w:lang w:val="fr-FR" w:eastAsia="fr-FR"/>
     </w:rPr>
   </w:style>
-  <w:style w:type="character" w:styleId="Titre9Car" w:customStyle="1">
+  <w:style w:type="character" w:customStyle="1" w:styleId="Titre9Car">
     <w:name w:val="Titre 9 Car"/>
     <w:basedOn w:val="Policepardfaut"/>
     <w:link w:val="Titre9"/>
@@ -6985,7 +7721,7 @@
     <w:qFormat/>
     <w:rsid w:val="00E21230"/>
     <w:rPr>
-      <w:rFonts w:ascii="Cambria" w:hAnsi="Cambria" w:eastAsia="Times New Roman" w:cs="Times New Roman"/>
+      <w:rFonts w:ascii="Cambria" w:eastAsia="Times New Roman" w:hAnsi="Cambria" w:cs="Times New Roman"/>
       <w:i/>
       <w:iCs/>
       <w:color w:val="404040"/>
@@ -6994,7 +7730,7 @@
       <w:lang w:val="fr-FR" w:eastAsia="fr-FR"/>
     </w:rPr>
   </w:style>
-  <w:style w:type="paragraph" w:styleId="Heading" w:customStyle="1">
+  <w:style w:type="paragraph" w:customStyle="1" w:styleId="Heading">
     <w:name w:val="Heading"/>
     <w:basedOn w:val="Normal"/>
     <w:next w:val="Corpsdetexte"/>
@@ -7004,7 +7740,7 @@
       <w:spacing w:before="240" w:after="120"/>
     </w:pPr>
     <w:rPr>
-      <w:rFonts w:ascii="Liberation Sans" w:hAnsi="Liberation Sans" w:eastAsia="Noto Sans" w:cs="FreeSans"/>
+      <w:rFonts w:ascii="Liberation Sans" w:eastAsia="Noto Sans" w:hAnsi="Liberation Sans" w:cs="FreeSans"/>
       <w:sz w:val="28"/>
       <w:szCs w:val="28"/>
     </w:rPr>
@@ -7039,7 +7775,7 @@
       <w:szCs w:val="24"/>
     </w:rPr>
   </w:style>
-  <w:style w:type="paragraph" w:styleId="Index" w:customStyle="1">
+  <w:style w:type="paragraph" w:customStyle="1" w:styleId="Index">
     <w:name w:val="Index"/>
     <w:basedOn w:val="Normal"/>
     <w:qFormat/>
@@ -7050,7 +7786,7 @@
       <w:rFonts w:cs="FreeSans"/>
     </w:rPr>
   </w:style>
-  <w:style w:type="paragraph" w:styleId="HeaderandFooter" w:customStyle="1">
+  <w:style w:type="paragraph" w:customStyle="1" w:styleId="HeaderandFooter">
     <w:name w:val="Header and Footer"/>
     <w:basedOn w:val="Normal"/>
     <w:qFormat/>
@@ -7096,7 +7832,7 @@
       <w:contextualSpacing/>
     </w:pPr>
   </w:style>
-  <w:style w:type="paragraph" w:styleId="Rfrence" w:customStyle="1">
+  <w:style w:type="paragraph" w:customStyle="1" w:styleId="Rfrence">
     <w:name w:val="Référence"/>
     <w:basedOn w:val="Normal"/>
     <w:qFormat/>
@@ -7106,12 +7842,12 @@
       <w:ind w:left="851" w:right="-2"/>
     </w:pPr>
     <w:rPr>
-      <w:rFonts w:ascii="Lato" w:hAnsi="Lato" w:eastAsia="Calibri" w:cs="Times New Roman"/>
+      <w:rFonts w:ascii="Lato" w:eastAsia="Calibri" w:hAnsi="Lato" w:cs="Times New Roman"/>
       <w:sz w:val="20"/>
       <w:szCs w:val="20"/>
     </w:rPr>
   </w:style>
-  <w:style w:type="paragraph" w:styleId="Lois" w:customStyle="1">
+  <w:style w:type="paragraph" w:customStyle="1" w:styleId="Lois">
     <w:name w:val="Lois"/>
     <w:basedOn w:val="Normal"/>
     <w:qFormat/>
@@ -7125,13 +7861,13 @@
       <w:jc w:val="both"/>
     </w:pPr>
     <w:rPr>
-      <w:rFonts w:ascii="Lato" w:hAnsi="Lato" w:eastAsia="Calibri" w:cs="Times New Roman"/>
+      <w:rFonts w:ascii="Lato" w:eastAsia="Calibri" w:hAnsi="Lato" w:cs="Times New Roman"/>
       <w:color w:val="000000" w:themeColor="text1"/>
       <w:sz w:val="20"/>
       <w:szCs w:val="20"/>
     </w:rPr>
   </w:style>
-  <w:style w:type="paragraph" w:styleId="Puces" w:customStyle="1">
+  <w:style w:type="paragraph" w:customStyle="1" w:styleId="Puces">
     <w:name w:val="Puces"/>
     <w:basedOn w:val="Normal"/>
     <w:qFormat/>
@@ -7149,12 +7885,12 @@
       <w:jc w:val="both"/>
     </w:pPr>
     <w:rPr>
-      <w:rFonts w:ascii="Lato" w:hAnsi="Lato" w:eastAsia="Calibri" w:cs="Times New Roman"/>
+      <w:rFonts w:ascii="Lato" w:eastAsia="Calibri" w:hAnsi="Lato" w:cs="Times New Roman"/>
       <w:sz w:val="20"/>
       <w:szCs w:val="20"/>
     </w:rPr>
   </w:style>
-  <w:style w:type="paragraph" w:styleId="Sparation" w:customStyle="1">
+  <w:style w:type="paragraph" w:customStyle="1" w:styleId="Sparation">
     <w:name w:val="Séparation"/>
     <w:basedOn w:val="Titre2"/>
     <w:qFormat/>
@@ -7172,7 +7908,7 @@
       <w:color w:val="006888"/>
     </w:rPr>
   </w:style>
-  <w:style w:type="paragraph" w:styleId="PreformattedText" w:customStyle="1">
+  <w:style w:type="paragraph" w:customStyle="1" w:styleId="PreformattedText">
     <w:name w:val="Preformatted Text"/>
     <w:basedOn w:val="Normal"/>
     <w:qFormat/>
@@ -7180,7 +7916,7 @@
       <w:spacing w:after="0"/>
     </w:pPr>
     <w:rPr>
-      <w:rFonts w:ascii="Liberation Mono" w:hAnsi="Liberation Mono" w:eastAsia="Liberation Mono" w:cs="Liberation Mono"/>
+      <w:rFonts w:ascii="Liberation Mono" w:eastAsia="Liberation Mono" w:hAnsi="Liberation Mono" w:cs="Liberation Mono"/>
       <w:sz w:val="20"/>
       <w:szCs w:val="20"/>
     </w:rPr>
@@ -7192,14 +7928,24 @@
     <w:rsid w:val="00046575"/>
     <w:tblPr>
       <w:tblBorders>
-        <w:top w:val="single" w:color="auto" w:sz="4" w:space="0"/>
-        <w:left w:val="single" w:color="auto" w:sz="4" w:space="0"/>
-        <w:bottom w:val="single" w:color="auto" w:sz="4" w:space="0"/>
-        <w:right w:val="single" w:color="auto" w:sz="4" w:space="0"/>
-        <w:insideH w:val="single" w:color="auto" w:sz="4" w:space="0"/>
-        <w:insideV w:val="single" w:color="auto" w:sz="4" w:space="0"/>
+        <w:top w:val="single" w:sz="4" w:space="0" w:color="auto"/>
+        <w:left w:val="single" w:sz="4" w:space="0" w:color="auto"/>
+        <w:bottom w:val="single" w:sz="4" w:space="0" w:color="auto"/>
+        <w:right w:val="single" w:sz="4" w:space="0" w:color="auto"/>
+        <w:insideH w:val="single" w:sz="4" w:space="0" w:color="auto"/>
+        <w:insideV w:val="single" w:sz="4" w:space="0" w:color="auto"/>
       </w:tblBorders>
     </w:tblPr>
+  </w:style>
+  <w:style w:type="paragraph" w:styleId="Rvision">
+    <w:name w:val="Revision"/>
+    <w:hidden/>
+    <w:uiPriority w:val="99"/>
+    <w:semiHidden/>
+    <w:rsid w:val="0050245E"/>
+    <w:pPr>
+      <w:suppressAutoHyphens w:val="0"/>
+    </w:pPr>
   </w:style>
 </w:styles>
 </file>
